--- a/docs/Pack_Aliado_Gabriel_Barrios/docx/05_Unit_Economics.docx
+++ b/docs/Pack_Aliado_Gabriel_Barrios/docx/05_Unit_Economics.docx
@@ -847,6 +847,106 @@
     </w:tbl>
     <w:p/>
     <w:p>
+      <w:pPr>
+        <w:pStyle w:val="Heading2"/>
+      </w:pPr>
+      <w:r>
+        <w:t>Ejemplo numérico con GMV real (ilustrativo)</w:t>
+      </w:r>
+    </w:p>
+    <w:p>
+      <w:r>
+        <w:t xml:space="preserve">Farmacia en nivel </w:t>
+      </w:r>
+      <w:r>
+        <w:rPr>
+          <w:b/>
+        </w:rPr>
+        <w:t>Pro</w:t>
+      </w:r>
+      <w:r>
+        <w:t xml:space="preserve"> con </w:t>
+      </w:r>
+      <w:r>
+        <w:rPr>
+          <w:b/>
+        </w:rPr>
+        <w:t>5.000 USD/mes</w:t>
+      </w:r>
+      <w:r>
+        <w:t xml:space="preserve"> de ventas completadas en app:</w:t>
+      </w:r>
+    </w:p>
+    <w:p>
+      <w:r>
+        <w:t>```</w:t>
+      </w:r>
+    </w:p>
+    <w:p>
+      <w:r>
+        <w:t>Cuota mes = 40 + (0,80% × 5.000) = 40 + 40 = USD 80/mes</w:t>
+      </w:r>
+    </w:p>
+    <w:p>
+      <w:r>
+        <w:t>```</w:t>
+      </w:r>
+    </w:p>
+    <w:p>
+      <w:r>
+        <w:t xml:space="preserve">Si esa farmacia permanece ~20 meses activa, su LTV para Zonix sería </w:t>
+      </w:r>
+      <w:r>
+        <w:rPr>
+          <w:b/>
+        </w:rPr>
+        <w:t>~1.600 USD</w:t>
+      </w:r>
+      <w:r>
+        <w:t xml:space="preserve"> — por encima del placeholder de 1.000. El </w:t>
+      </w:r>
+      <w:r>
+        <w:rPr>
+          <w:b/>
+        </w:rPr>
+        <w:t>~50</w:t>
+      </w:r>
+      <w:r>
+        <w:t xml:space="preserve"> es conservador porque mezcla farmacias pequeñas (Basic) con pocas ventas al inicio.</w:t>
+      </w:r>
+    </w:p>
+    <w:p>
+      <w:pPr>
+        <w:pStyle w:val="Heading2"/>
+      </w:pPr>
+      <w:r>
+        <w:t>Disposición a pagar (WTP) — qué falta medir</w:t>
+      </w:r>
+    </w:p>
+    <w:p>
+      <w:r>
+        <w:t xml:space="preserve">Antes del Day-D queremos </w:t>
+      </w:r>
+      <w:r>
+        <w:rPr>
+          <w:b/>
+        </w:rPr>
+        <w:t>≥3 entrevistas de pricing</w:t>
+      </w:r>
+      <w:r>
+        <w:t xml:space="preserve"> con dueños de farmacia (cuota 25/40/55 + % GMV), preguntando </w:t>
+      </w:r>
+      <w:r>
+        <w:rPr>
+          <w:b/>
+        </w:rPr>
+        <w:t>hechos pasados</w:t>
+      </w:r>
+      <w:r>
+        <w:t xml:space="preserve"> («¿cuánto pagaste el mes pasado a PedidosYa?»), no «¿usarías una app?». Gabriel puede ayudarnos a identificar farmacias donde hacer esas entrevistas sin sesgo comercial.</w:t>
+      </w:r>
+    </w:p>
+    <w:p>
       <w:r/>
       <w:r>
         <w:rPr>
@@ -1230,7 +1330,25 @@
         <w:t>139</w:t>
       </w:r>
       <w:r>
-        <w:t xml:space="preserve"> incorpora margen de seguridad.</w:t>
+        <w:t xml:space="preserve"> incorpora margen de seguridad. El plan comercial v3.3 asume </w:t>
+      </w:r>
+      <w:r>
+        <w:rPr>
+          <w:b/>
+        </w:rPr>
+        <w:t>~185 firmas/año</w:t>
+      </w:r>
+      <w:r>
+        <w:t xml:space="preserve"> (~15/mes pico), pero el </w:t>
+      </w:r>
+      <w:r>
+        <w:rPr>
+          <w:b/>
+        </w:rPr>
+        <w:t>stock de activas</w:t>
+      </w:r>
+      <w:r>
+        <w:t xml:space="preserve"> (159 al M12) es la fuente de verdad para ingresos.</w:t>
       </w:r>
     </w:p>
     <w:p>
@@ -1726,7 +1844,288 @@
         <w:t>7%</w:t>
       </w:r>
       <w:r>
-        <w:t xml:space="preserve"> en mes 6 → plan de retención comercial.</w:t>
+        <w:t xml:space="preserve"> en mes 6 → plan de retención comercial (visitas de cuenta, revisión de pricing, soporte dedicado).</w:t>
+      </w:r>
+    </w:p>
+    <w:p>
+      <w:pPr>
+        <w:pStyle w:val="Heading2"/>
+      </w:pPr>
+      <w:r>
+        <w:t>Cohortes — por qué importa pensar en capas</w:t>
+      </w:r>
+    </w:p>
+    <w:p>
+      <w:r>
+        <w:t xml:space="preserve">Ejemplo: </w:t>
+      </w:r>
+      <w:r>
+        <w:rPr>
+          <w:b/>
+        </w:rPr>
+        <w:t>10 farmacias</w:t>
+      </w:r>
+      <w:r>
+        <w:t xml:space="preserve"> que firman en el mes 4, churn 5%/mes:</w:t>
+      </w:r>
+    </w:p>
+    <w:tbl>
+      <w:tblPr>
+        <w:tblStyle w:val="TableGrid"/>
+        <w:tblW w:type="auto" w:w="0"/>
+        <w:tblLook w:firstColumn="1" w:firstRow="1" w:lastColumn="0" w:lastRow="0" w:noHBand="0" w:noVBand="1" w:val="04A0"/>
+      </w:tblPr>
+      <w:tblGrid>
+        <w:gridCol w:w="2880"/>
+        <w:gridCol w:w="2880"/>
+        <w:gridCol w:w="2880"/>
+      </w:tblGrid>
+      <w:tr>
+        <w:tc>
+          <w:tcPr>
+            <w:tcW w:type="dxa" w:w="2880"/>
+            <w:shd w:fill="1E2A5A"/>
+          </w:tcPr>
+          <w:p>
+            <w:r>
+              <w:rPr>
+                <w:b/>
+                <w:color w:val="FFFFFF"/>
+                <w:sz w:val="20"/>
+              </w:rPr>
+              <w:t>Mes calendario</w:t>
+            </w:r>
+          </w:p>
+        </w:tc>
+        <w:tc>
+          <w:tcPr>
+            <w:tcW w:type="dxa" w:w="2880"/>
+            <w:shd w:fill="1E2A5A"/>
+          </w:tcPr>
+          <w:p>
+            <w:r>
+              <w:rPr>
+                <w:b/>
+                <w:color w:val="FFFFFF"/>
+                <w:sz w:val="20"/>
+              </w:rPr>
+              <w:t>Activas de la cohort</w:t>
+            </w:r>
+          </w:p>
+        </w:tc>
+        <w:tc>
+          <w:tcPr>
+            <w:tcW w:type="dxa" w:w="2880"/>
+            <w:shd w:fill="1E2A5A"/>
+          </w:tcPr>
+          <w:p>
+            <w:r>
+              <w:rPr>
+                <w:b/>
+                <w:color w:val="FFFFFF"/>
+                <w:sz w:val="20"/>
+              </w:rPr>
+              <w:t>Ingreso acumulado cohort (ARPF 50)</w:t>
+            </w:r>
+          </w:p>
+        </w:tc>
+      </w:tr>
+      <w:tr>
+        <w:tc>
+          <w:tcPr>
+            <w:tcW w:type="dxa" w:w="2880"/>
+          </w:tcPr>
+          <w:p>
+            <w:r>
+              <w:rPr>
+                <w:sz w:val="20"/>
+              </w:rPr>
+              <w:t>4</w:t>
+            </w:r>
+          </w:p>
+        </w:tc>
+        <w:tc>
+          <w:tcPr>
+            <w:tcW w:type="dxa" w:w="2880"/>
+          </w:tcPr>
+          <w:p>
+            <w:r>
+              <w:rPr>
+                <w:sz w:val="20"/>
+              </w:rPr>
+              <w:t>10,0</w:t>
+            </w:r>
+          </w:p>
+        </w:tc>
+        <w:tc>
+          <w:tcPr>
+            <w:tcW w:type="dxa" w:w="2880"/>
+          </w:tcPr>
+          <w:p>
+            <w:r>
+              <w:rPr>
+                <w:sz w:val="20"/>
+              </w:rPr>
+              <w:t>500</w:t>
+            </w:r>
+          </w:p>
+        </w:tc>
+      </w:tr>
+      <w:tr>
+        <w:tc>
+          <w:tcPr>
+            <w:tcW w:type="dxa" w:w="2880"/>
+          </w:tcPr>
+          <w:p>
+            <w:r>
+              <w:rPr>
+                <w:sz w:val="20"/>
+              </w:rPr>
+              <w:t>6</w:t>
+            </w:r>
+          </w:p>
+        </w:tc>
+        <w:tc>
+          <w:tcPr>
+            <w:tcW w:type="dxa" w:w="2880"/>
+          </w:tcPr>
+          <w:p>
+            <w:r>
+              <w:rPr>
+                <w:sz w:val="20"/>
+              </w:rPr>
+              <w:t>9,0</w:t>
+            </w:r>
+          </w:p>
+        </w:tc>
+        <w:tc>
+          <w:tcPr>
+            <w:tcW w:type="dxa" w:w="2880"/>
+          </w:tcPr>
+          <w:p>
+            <w:r>
+              <w:rPr>
+                <w:sz w:val="20"/>
+              </w:rPr>
+              <w:t>1.424</w:t>
+            </w:r>
+          </w:p>
+        </w:tc>
+      </w:tr>
+      <w:tr>
+        <w:tc>
+          <w:tcPr>
+            <w:tcW w:type="dxa" w:w="2880"/>
+          </w:tcPr>
+          <w:p>
+            <w:r>
+              <w:rPr>
+                <w:sz w:val="20"/>
+              </w:rPr>
+              <w:t>12</w:t>
+            </w:r>
+          </w:p>
+        </w:tc>
+        <w:tc>
+          <w:tcPr>
+            <w:tcW w:type="dxa" w:w="2880"/>
+          </w:tcPr>
+          <w:p>
+            <w:r>
+              <w:rPr>
+                <w:sz w:val="20"/>
+              </w:rPr>
+              <w:t>6,6</w:t>
+            </w:r>
+          </w:p>
+        </w:tc>
+        <w:tc>
+          <w:tcPr>
+            <w:tcW w:type="dxa" w:w="2880"/>
+          </w:tcPr>
+          <w:p>
+            <w:r>
+              <w:rPr>
+                <w:sz w:val="20"/>
+              </w:rPr>
+              <w:t>3.791</w:t>
+            </w:r>
+          </w:p>
+        </w:tc>
+      </w:tr>
+      <w:tr>
+        <w:tc>
+          <w:tcPr>
+            <w:tcW w:type="dxa" w:w="2880"/>
+          </w:tcPr>
+          <w:p>
+            <w:r>
+              <w:rPr>
+                <w:sz w:val="20"/>
+              </w:rPr>
+              <w:t>24</w:t>
+            </w:r>
+          </w:p>
+        </w:tc>
+        <w:tc>
+          <w:tcPr>
+            <w:tcW w:type="dxa" w:w="2880"/>
+          </w:tcPr>
+          <w:p>
+            <w:r>
+              <w:rPr>
+                <w:sz w:val="20"/>
+              </w:rPr>
+              <w:t>3,5</w:t>
+            </w:r>
+          </w:p>
+        </w:tc>
+        <w:tc>
+          <w:tcPr>
+            <w:tcW w:type="dxa" w:w="2880"/>
+          </w:tcPr>
+          <w:p>
+            <w:r>
+              <w:rPr>
+                <w:sz w:val="20"/>
+              </w:rPr>
+              <w:t>6.787</w:t>
+            </w:r>
+          </w:p>
+        </w:tc>
+      </w:tr>
+    </w:tbl>
+    <w:p/>
+    <w:p>
+      <w:r>
+        <w:t xml:space="preserve">En operación real </w:t>
+      </w:r>
+      <w:r>
+        <w:rPr>
+          <w:b/>
+        </w:rPr>
+        <w:t>no hay una sola cohort</w:t>
+      </w:r>
+      <w:r>
+        <w:t xml:space="preserve">: cada mes entran nuevas farmacias mientras las viejas se apagan. El revenue total es la </w:t>
+      </w:r>
+      <w:r>
+        <w:rPr>
+          <w:b/>
+        </w:rPr>
+        <w:t>suma de muchas cohortes</w:t>
+      </w:r>
+      <w:r>
+        <w:t xml:space="preserve">. Por eso al año 3 pueden coexistir </w:t>
+      </w:r>
+      <w:r>
+        <w:rPr>
+          <w:b/>
+        </w:rPr>
+        <w:t>12+ cohortes</w:t>
+      </w:r>
+      <w:r>
+        <w:t xml:space="preserve"> aportando ingreso residual.</w:t>
       </w:r>
     </w:p>
     <w:p>
@@ -1940,6 +2339,34 @@
           </w:p>
         </w:tc>
       </w:tr>
+      <w:tr>
+        <w:tc>
+          <w:tcPr>
+            <w:tcW w:type="dxa" w:w="4320"/>
+          </w:tcPr>
+          <w:p>
+            <w:r>
+              <w:rPr>
+                <w:sz w:val="20"/>
+              </w:rPr>
+              <w:t>**Caja M12**</w:t>
+            </w:r>
+          </w:p>
+        </w:tc>
+        <w:tc>
+          <w:tcPr>
+            <w:tcW w:type="dxa" w:w="4320"/>
+          </w:tcPr>
+          <w:p>
+            <w:r>
+              <w:rPr>
+                <w:sz w:val="20"/>
+              </w:rPr>
+              <w:t>**~40.831 USD**</w:t>
+            </w:r>
+          </w:p>
+        </w:tc>
+      </w:tr>
     </w:tbl>
     <w:p/>
     <w:p>
@@ -1971,9 +2398,305 @@
         <w:t>mes 12</w:t>
       </w:r>
       <w:r>
-        <w:t>. Alternativas documentadas: acelerar curva (+15%, “Lean+”), subir ARPF a ~53, o tier con más capital (Base ~157k).</w:t>
+        <w:t>. Alternativas documentadas:</w:t>
       </w:r>
     </w:p>
+    <w:tbl>
+      <w:tblPr>
+        <w:tblStyle w:val="TableGrid"/>
+        <w:tblW w:type="auto" w:w="0"/>
+        <w:tblLook w:firstColumn="1" w:firstRow="1" w:lastColumn="0" w:lastRow="0" w:noHBand="0" w:noVBand="1" w:val="04A0"/>
+      </w:tblPr>
+      <w:tblGrid>
+        <w:gridCol w:w="2160"/>
+        <w:gridCol w:w="2160"/>
+        <w:gridCol w:w="2160"/>
+        <w:gridCol w:w="2160"/>
+      </w:tblGrid>
+      <w:tr>
+        <w:tc>
+          <w:tcPr>
+            <w:tcW w:type="dxa" w:w="2160"/>
+            <w:shd w:fill="1E2A5A"/>
+          </w:tcPr>
+          <w:p>
+            <w:r>
+              <w:rPr>
+                <w:b/>
+                <w:color w:val="FFFFFF"/>
+                <w:sz w:val="20"/>
+              </w:rPr>
+              <w:t>Variante</w:t>
+            </w:r>
+          </w:p>
+        </w:tc>
+        <w:tc>
+          <w:tcPr>
+            <w:tcW w:type="dxa" w:w="2160"/>
+            <w:shd w:fill="1E2A5A"/>
+          </w:tcPr>
+          <w:p>
+            <w:r>
+              <w:rPr>
+                <w:b/>
+                <w:color w:val="FFFFFF"/>
+                <w:sz w:val="20"/>
+              </w:rPr>
+              <w:t>Palanca</w:t>
+            </w:r>
+          </w:p>
+        </w:tc>
+        <w:tc>
+          <w:tcPr>
+            <w:tcW w:type="dxa" w:w="2160"/>
+            <w:shd w:fill="1E2A5A"/>
+          </w:tcPr>
+          <w:p>
+            <w:r>
+              <w:rPr>
+                <w:b/>
+                <w:color w:val="FFFFFF"/>
+                <w:sz w:val="20"/>
+              </w:rPr>
+              <w:t>Activas M12</w:t>
+            </w:r>
+          </w:p>
+        </w:tc>
+        <w:tc>
+          <w:tcPr>
+            <w:tcW w:type="dxa" w:w="2160"/>
+            <w:shd w:fill="1E2A5A"/>
+          </w:tcPr>
+          <w:p>
+            <w:r>
+              <w:rPr>
+                <w:b/>
+                <w:color w:val="FFFFFF"/>
+                <w:sz w:val="20"/>
+              </w:rPr>
+              <w:t>Mes BE aprox.</w:t>
+            </w:r>
+          </w:p>
+        </w:tc>
+      </w:tr>
+      <w:tr>
+        <w:tc>
+          <w:tcPr>
+            <w:tcW w:type="dxa" w:w="2160"/>
+          </w:tcPr>
+          <w:p>
+            <w:r>
+              <w:rPr>
+                <w:sz w:val="20"/>
+              </w:rPr>
+              <w:t>**Lean (base)**</w:t>
+            </w:r>
+          </w:p>
+        </w:tc>
+        <w:tc>
+          <w:tcPr>
+            <w:tcW w:type="dxa" w:w="2160"/>
+          </w:tcPr>
+          <w:p>
+            <w:r>
+              <w:rPr>
+                <w:sz w:val="20"/>
+              </w:rPr>
+              <w:t>Curva ×1,0, ARPF ~50</w:t>
+            </w:r>
+          </w:p>
+        </w:tc>
+        <w:tc>
+          <w:tcPr>
+            <w:tcW w:type="dxa" w:w="2160"/>
+          </w:tcPr>
+          <w:p>
+            <w:r>
+              <w:rPr>
+                <w:sz w:val="20"/>
+              </w:rPr>
+              <w:t>~159</w:t>
+            </w:r>
+          </w:p>
+        </w:tc>
+        <w:tc>
+          <w:tcPr>
+            <w:tcW w:type="dxa" w:w="2160"/>
+          </w:tcPr>
+          <w:p>
+            <w:r>
+              <w:rPr>
+                <w:sz w:val="20"/>
+              </w:rPr>
+              <w:t>Casi M12</w:t>
+            </w:r>
+          </w:p>
+        </w:tc>
+      </w:tr>
+      <w:tr>
+        <w:tc>
+          <w:tcPr>
+            <w:tcW w:type="dxa" w:w="2160"/>
+          </w:tcPr>
+          <w:p>
+            <w:r>
+              <w:rPr>
+                <w:sz w:val="20"/>
+              </w:rPr>
+              <w:t>**Lean+ comercial**</w:t>
+            </w:r>
+          </w:p>
+        </w:tc>
+        <w:tc>
+          <w:tcPr>
+            <w:tcW w:type="dxa" w:w="2160"/>
+          </w:tcPr>
+          <w:p>
+            <w:r>
+              <w:rPr>
+                <w:sz w:val="20"/>
+              </w:rPr>
+              <w:t>Curva firmas **×1,15** (mismo ~112k)</w:t>
+            </w:r>
+          </w:p>
+        </w:tc>
+        <w:tc>
+          <w:tcPr>
+            <w:tcW w:type="dxa" w:w="2160"/>
+          </w:tcPr>
+          <w:p>
+            <w:r>
+              <w:rPr>
+                <w:sz w:val="20"/>
+              </w:rPr>
+              <w:t>~183</w:t>
+            </w:r>
+          </w:p>
+        </w:tc>
+        <w:tc>
+          <w:tcPr>
+            <w:tcW w:type="dxa" w:w="2160"/>
+          </w:tcPr>
+          <w:p>
+            <w:r>
+              <w:rPr>
+                <w:sz w:val="20"/>
+              </w:rPr>
+              <w:t>~M10</w:t>
+            </w:r>
+          </w:p>
+        </w:tc>
+      </w:tr>
+      <w:tr>
+        <w:tc>
+          <w:tcPr>
+            <w:tcW w:type="dxa" w:w="2160"/>
+          </w:tcPr>
+          <w:p>
+            <w:r>
+              <w:rPr>
+                <w:sz w:val="20"/>
+              </w:rPr>
+              <w:t>**Lean+ unit economics**</w:t>
+            </w:r>
+          </w:p>
+        </w:tc>
+        <w:tc>
+          <w:tcPr>
+            <w:tcW w:type="dxa" w:w="2160"/>
+          </w:tcPr>
+          <w:p>
+            <w:r>
+              <w:rPr>
+                <w:sz w:val="20"/>
+              </w:rPr>
+              <w:t>**ARPF ~53** sin acelerar curva</w:t>
+            </w:r>
+          </w:p>
+        </w:tc>
+        <w:tc>
+          <w:tcPr>
+            <w:tcW w:type="dxa" w:w="2160"/>
+          </w:tcPr>
+          <w:p>
+            <w:r>
+              <w:rPr>
+                <w:sz w:val="20"/>
+              </w:rPr>
+              <w:t>~151</w:t>
+            </w:r>
+          </w:p>
+        </w:tc>
+        <w:tc>
+          <w:tcPr>
+            <w:tcW w:type="dxa" w:w="2160"/>
+          </w:tcPr>
+          <w:p>
+            <w:r>
+              <w:rPr>
+                <w:sz w:val="20"/>
+              </w:rPr>
+              <w:t>~M11</w:t>
+            </w:r>
+          </w:p>
+        </w:tc>
+      </w:tr>
+      <w:tr>
+        <w:tc>
+          <w:tcPr>
+            <w:tcW w:type="dxa" w:w="2160"/>
+          </w:tcPr>
+          <w:p>
+            <w:r>
+              <w:rPr>
+                <w:sz w:val="20"/>
+              </w:rPr>
+              <w:t>**Base ~157k**</w:t>
+            </w:r>
+          </w:p>
+        </w:tc>
+        <w:tc>
+          <w:tcPr>
+            <w:tcW w:type="dxa" w:w="2160"/>
+          </w:tcPr>
+          <w:p>
+            <w:r>
+              <w:rPr>
+                <w:sz w:val="20"/>
+              </w:rPr>
+              <w:t>Más colchón de caja, mismos 4× Sales</w:t>
+            </w:r>
+          </w:p>
+        </w:tc>
+        <w:tc>
+          <w:tcPr>
+            <w:tcW w:type="dxa" w:w="2160"/>
+          </w:tcPr>
+          <w:p>
+            <w:r>
+              <w:rPr>
+                <w:sz w:val="20"/>
+              </w:rPr>
+              <w:t>~159</w:t>
+            </w:r>
+          </w:p>
+        </w:tc>
+        <w:tc>
+          <w:tcPr>
+            <w:tcW w:type="dxa" w:w="2160"/>
+          </w:tcPr>
+          <w:p>
+            <w:r>
+              <w:rPr>
+                <w:sz w:val="20"/>
+              </w:rPr>
+              <w:t>Similar Lean</w:t>
+            </w:r>
+          </w:p>
+        </w:tc>
+      </w:tr>
+    </w:tbl>
+    <w:p/>
     <w:p>
       <w:r>
         <w:t>────────────────────────────────────────</w:t>
@@ -2273,7 +2996,25 @@
         <w:t>no</w:t>
       </w:r>
       <w:r>
-        <w:t xml:space="preserve"> opera la logística del medicamento — es capa digital sobre farmacias ya reguladas.</w:t>
+        <w:t xml:space="preserve"> opera la logística del medicamento — es capa digital sobre farmacias ya reguladas. El margen </w:t>
+      </w:r>
+      <w:r>
+        <w:rPr>
+          <w:b/>
+        </w:rPr>
+        <w:t>~92%</w:t>
+      </w:r>
+      <w:r>
+        <w:t xml:space="preserve"> es bruto de plataforma </w:t>
+      </w:r>
+      <w:r>
+        <w:rPr>
+          <w:b/>
+        </w:rPr>
+        <w:t>antes</w:t>
+      </w:r>
+      <w:r>
+        <w:t xml:space="preserve"> de waiver comercial y antes de S&amp;M variable completo.</w:t>
       </w:r>
     </w:p>
     <w:p>
@@ -2296,18 +3037,19 @@
         <w:tblLook w:firstColumn="1" w:firstRow="1" w:lastColumn="0" w:lastRow="0" w:noHBand="0" w:noVBand="1" w:val="04A0"/>
       </w:tblPr>
       <w:tblGrid>
-        <w:gridCol w:w="1234"/>
-        <w:gridCol w:w="1234"/>
-        <w:gridCol w:w="1234"/>
-        <w:gridCol w:w="1234"/>
-        <w:gridCol w:w="1234"/>
-        <w:gridCol w:w="1234"/>
-        <w:gridCol w:w="1234"/>
+        <w:gridCol w:w="1080"/>
+        <w:gridCol w:w="1080"/>
+        <w:gridCol w:w="1080"/>
+        <w:gridCol w:w="1080"/>
+        <w:gridCol w:w="1080"/>
+        <w:gridCol w:w="1080"/>
+        <w:gridCol w:w="1080"/>
+        <w:gridCol w:w="1080"/>
       </w:tblGrid>
       <w:tr>
         <w:tc>
           <w:tcPr>
-            <w:tcW w:type="dxa" w:w="1234"/>
+            <w:tcW w:type="dxa" w:w="1080"/>
             <w:shd w:fill="1E2A5A"/>
           </w:tcPr>
           <w:p>
@@ -2323,7 +3065,7 @@
         </w:tc>
         <w:tc>
           <w:tcPr>
-            <w:tcW w:type="dxa" w:w="1234"/>
+            <w:tcW w:type="dxa" w:w="1080"/>
             <w:shd w:fill="1E2A5A"/>
           </w:tcPr>
           <w:p>
@@ -2339,7 +3081,7 @@
         </w:tc>
         <w:tc>
           <w:tcPr>
-            <w:tcW w:type="dxa" w:w="1234"/>
+            <w:tcW w:type="dxa" w:w="1080"/>
             <w:shd w:fill="1E2A5A"/>
           </w:tcPr>
           <w:p>
@@ -2355,7 +3097,7 @@
         </w:tc>
         <w:tc>
           <w:tcPr>
-            <w:tcW w:type="dxa" w:w="1234"/>
+            <w:tcW w:type="dxa" w:w="1080"/>
             <w:shd w:fill="1E2A5A"/>
           </w:tcPr>
           <w:p>
@@ -2371,7 +3113,7 @@
         </w:tc>
         <w:tc>
           <w:tcPr>
-            <w:tcW w:type="dxa" w:w="1234"/>
+            <w:tcW w:type="dxa" w:w="1080"/>
             <w:shd w:fill="1E2A5A"/>
           </w:tcPr>
           <w:p>
@@ -2387,7 +3129,7 @@
         </w:tc>
         <w:tc>
           <w:tcPr>
-            <w:tcW w:type="dxa" w:w="1234"/>
+            <w:tcW w:type="dxa" w:w="1080"/>
             <w:shd w:fill="1E2A5A"/>
           </w:tcPr>
           <w:p>
@@ -2403,7 +3145,7 @@
         </w:tc>
         <w:tc>
           <w:tcPr>
-            <w:tcW w:type="dxa" w:w="1234"/>
+            <w:tcW w:type="dxa" w:w="1080"/>
             <w:shd w:fill="1E2A5A"/>
           </w:tcPr>
           <w:p>
@@ -2417,24 +3159,40 @@
             </w:r>
           </w:p>
         </w:tc>
+        <w:tc>
+          <w:tcPr>
+            <w:tcW w:type="dxa" w:w="1080"/>
+            <w:shd w:fill="1E2A5A"/>
+          </w:tcPr>
+          <w:p>
+            <w:r>
+              <w:rPr>
+                <w:b/>
+                <w:color w:val="FFFFFF"/>
+                <w:sz w:val="20"/>
+              </w:rPr>
+              <w:t>Caja M12 ref.</w:t>
+            </w:r>
+          </w:p>
+        </w:tc>
       </w:tr>
       <w:tr>
         <w:tc>
           <w:tcPr>
-            <w:tcW w:type="dxa" w:w="1234"/>
+            <w:tcW w:type="dxa" w:w="1080"/>
           </w:tcPr>
           <w:p>
             <w:r>
               <w:rPr>
                 <w:sz w:val="20"/>
               </w:rPr>
-              <w:t>**Base**</w:t>
+              <w:t>**Base (P50)**</w:t>
             </w:r>
           </w:p>
         </w:tc>
         <w:tc>
           <w:tcPr>
-            <w:tcW w:type="dxa" w:w="1234"/>
+            <w:tcW w:type="dxa" w:w="1080"/>
           </w:tcPr>
           <w:p>
             <w:r>
@@ -2447,7 +3205,7 @@
         </w:tc>
         <w:tc>
           <w:tcPr>
-            <w:tcW w:type="dxa" w:w="1234"/>
+            <w:tcW w:type="dxa" w:w="1080"/>
           </w:tcPr>
           <w:p>
             <w:r>
@@ -2460,7 +3218,7 @@
         </w:tc>
         <w:tc>
           <w:tcPr>
-            <w:tcW w:type="dxa" w:w="1234"/>
+            <w:tcW w:type="dxa" w:w="1080"/>
           </w:tcPr>
           <w:p>
             <w:r>
@@ -2473,7 +3231,7 @@
         </w:tc>
         <w:tc>
           <w:tcPr>
-            <w:tcW w:type="dxa" w:w="1234"/>
+            <w:tcW w:type="dxa" w:w="1080"/>
           </w:tcPr>
           <w:p>
             <w:r>
@@ -2486,7 +3244,7 @@
         </w:tc>
         <w:tc>
           <w:tcPr>
-            <w:tcW w:type="dxa" w:w="1234"/>
+            <w:tcW w:type="dxa" w:w="1080"/>
           </w:tcPr>
           <w:p>
             <w:r>
@@ -2499,7 +3257,7 @@
         </w:tc>
         <w:tc>
           <w:tcPr>
-            <w:tcW w:type="dxa" w:w="1234"/>
+            <w:tcW w:type="dxa" w:w="1080"/>
           </w:tcPr>
           <w:p>
             <w:r>
@@ -2510,37 +3268,50 @@
             </w:r>
           </w:p>
         </w:tc>
-      </w:tr>
-      <w:tr>
         <w:tc>
           <w:tcPr>
-            <w:tcW w:type="dxa" w:w="1234"/>
+            <w:tcW w:type="dxa" w:w="1080"/>
           </w:tcPr>
           <w:p>
             <w:r>
               <w:rPr>
                 <w:sz w:val="20"/>
               </w:rPr>
-              <w:t>Pesimista</w:t>
+              <w:t>**~40.831**</w:t>
             </w:r>
           </w:p>
         </w:tc>
+      </w:tr>
+      <w:tr>
         <w:tc>
           <w:tcPr>
-            <w:tcW w:type="dxa" w:w="1234"/>
+            <w:tcW w:type="dxa" w:w="1080"/>
           </w:tcPr>
           <w:p>
             <w:r>
               <w:rPr>
                 <w:sz w:val="20"/>
               </w:rPr>
-              <w:t>35</w:t>
+              <w:t>Pesimista (P10)</w:t>
             </w:r>
           </w:p>
         </w:tc>
         <w:tc>
           <w:tcPr>
-            <w:tcW w:type="dxa" w:w="1234"/>
+            <w:tcW w:type="dxa" w:w="1080"/>
+          </w:tcPr>
+          <w:p>
+            <w:r>
+              <w:rPr>
+                <w:sz w:val="20"/>
+              </w:rPr>
+              <w:t>35–40</w:t>
+            </w:r>
+          </w:p>
+        </w:tc>
+        <w:tc>
+          <w:tcPr>
+            <w:tcW w:type="dxa" w:w="1080"/>
           </w:tcPr>
           <w:p>
             <w:r>
@@ -2553,7 +3324,7 @@
         </w:tc>
         <w:tc>
           <w:tcPr>
-            <w:tcW w:type="dxa" w:w="1234"/>
+            <w:tcW w:type="dxa" w:w="1080"/>
           </w:tcPr>
           <w:p>
             <w:r>
@@ -2566,33 +3337,33 @@
         </w:tc>
         <w:tc>
           <w:tcPr>
-            <w:tcW w:type="dxa" w:w="1234"/>
+            <w:tcW w:type="dxa" w:w="1080"/>
           </w:tcPr>
           <w:p>
             <w:r>
               <w:rPr>
                 <w:sz w:val="20"/>
               </w:rPr>
-              <w:t>437</w:t>
+              <w:t>437–800</w:t>
             </w:r>
           </w:p>
         </w:tc>
         <w:tc>
           <w:tcPr>
-            <w:tcW w:type="dxa" w:w="1234"/>
+            <w:tcW w:type="dxa" w:w="1080"/>
           </w:tcPr>
           <w:p>
             <w:r>
               <w:rPr>
                 <w:sz w:val="20"/>
               </w:rPr>
-              <w:t>3,4×</w:t>
+              <w:t>3,4–5,7×</w:t>
             </w:r>
           </w:p>
         </w:tc>
         <w:tc>
           <w:tcPr>
-            <w:tcW w:type="dxa" w:w="1234"/>
+            <w:tcW w:type="dxa" w:w="1080"/>
           </w:tcPr>
           <w:p>
             <w:r>
@@ -2603,24 +3374,37 @@
             </w:r>
           </w:p>
         </w:tc>
-      </w:tr>
-      <w:tr>
         <w:tc>
           <w:tcPr>
-            <w:tcW w:type="dxa" w:w="1234"/>
+            <w:tcW w:type="dxa" w:w="1080"/>
           </w:tcPr>
           <w:p>
             <w:r>
               <w:rPr>
                 <w:sz w:val="20"/>
               </w:rPr>
-              <w:t>Optimista</w:t>
+              <w:t>~25.000</w:t>
+            </w:r>
+          </w:p>
+        </w:tc>
+      </w:tr>
+      <w:tr>
+        <w:tc>
+          <w:tcPr>
+            <w:tcW w:type="dxa" w:w="1080"/>
+          </w:tcPr>
+          <w:p>
+            <w:r>
+              <w:rPr>
+                <w:sz w:val="20"/>
+              </w:rPr>
+              <w:t>Optimista (P90)</w:t>
             </w:r>
           </w:p>
         </w:tc>
         <w:tc>
           <w:tcPr>
-            <w:tcW w:type="dxa" w:w="1234"/>
+            <w:tcW w:type="dxa" w:w="1080"/>
           </w:tcPr>
           <w:p>
             <w:r>
@@ -2633,7 +3417,7 @@
         </w:tc>
         <w:tc>
           <w:tcPr>
-            <w:tcW w:type="dxa" w:w="1234"/>
+            <w:tcW w:type="dxa" w:w="1080"/>
           </w:tcPr>
           <w:p>
             <w:r>
@@ -2646,7 +3430,7 @@
         </w:tc>
         <w:tc>
           <w:tcPr>
-            <w:tcW w:type="dxa" w:w="1234"/>
+            <w:tcW w:type="dxa" w:w="1080"/>
           </w:tcPr>
           <w:p>
             <w:r>
@@ -2659,7 +3443,7 @@
         </w:tc>
         <w:tc>
           <w:tcPr>
-            <w:tcW w:type="dxa" w:w="1234"/>
+            <w:tcW w:type="dxa" w:w="1080"/>
           </w:tcPr>
           <w:p>
             <w:r>
@@ -2672,7 +3456,7 @@
         </w:tc>
         <w:tc>
           <w:tcPr>
-            <w:tcW w:type="dxa" w:w="1234"/>
+            <w:tcW w:type="dxa" w:w="1080"/>
           </w:tcPr>
           <w:p>
             <w:r>
@@ -2685,7 +3469,7 @@
         </w:tc>
         <w:tc>
           <w:tcPr>
-            <w:tcW w:type="dxa" w:w="1234"/>
+            <w:tcW w:type="dxa" w:w="1080"/>
           </w:tcPr>
           <w:p>
             <w:r>
@@ -2696,9 +3480,104 @@
             </w:r>
           </w:p>
         </w:tc>
+        <w:tc>
+          <w:tcPr>
+            <w:tcW w:type="dxa" w:w="1080"/>
+          </w:tcPr>
+          <w:p>
+            <w:r>
+              <w:rPr>
+                <w:sz w:val="20"/>
+              </w:rPr>
+              <w:t>~52.000</w:t>
+            </w:r>
+          </w:p>
+        </w:tc>
       </w:tr>
     </w:tbl>
     <w:p/>
+    <w:p>
+      <w:r/>
+      <w:r>
+        <w:rPr>
+          <w:b/>
+        </w:rPr>
+        <w:t>Pesimista:</w:t>
+      </w:r>
+      <w:r>
+        <w:t xml:space="preserve"> con ARPF 35 y burn ~8.108, harían falta </w:t>
+      </w:r>
+      <w:r>
+        <w:rPr>
+          <w:b/>
+        </w:rPr>
+        <w:t>~212 activas</w:t>
+      </w:r>
+      <w:r>
+        <w:t xml:space="preserve"> para equilibrio — por encima del plan central. Implicación: más capital, recorte de burn o mejora de ARPF/mix.</w:t>
+      </w:r>
+    </w:p>
+    <w:p>
+      <w:pPr>
+        <w:pStyle w:val="Heading2"/>
+      </w:pPr>
+      <w:r>
+        <w:t>Cómo se traduce en caja (puente simple)</w:t>
+      </w:r>
+    </w:p>
+    <w:p>
+      <w:r>
+        <w:t>```</w:t>
+      </w:r>
+    </w:p>
+    <w:p>
+      <w:r>
+        <w:t>Caja Day-D:                    ~78.153</w:t>
+      </w:r>
+    </w:p>
+    <w:p>
+      <w:r>
+        <w:t>+ Ingresos año 1:              ~59.968</w:t>
+      </w:r>
+    </w:p>
+    <w:p>
+      <w:r>
+        <w:t>− Burn año 1 (incl. reserva):  ~97.780  (97.290 + 490)</w:t>
+      </w:r>
+    </w:p>
+    <w:p>
+      <w:r>
+        <w:t>= Caja M12:                    ~40.831</w:t>
+      </w:r>
+    </w:p>
+    <w:p>
+      <w:r>
+        <w:t>```</w:t>
+      </w:r>
+    </w:p>
+    <w:p>
+      <w:r>
+        <w:t xml:space="preserve">La diferencia entre </w:t>
+      </w:r>
+      <w:r>
+        <w:rPr>
+          <w:b/>
+        </w:rPr>
+        <w:t>FCF acumulado −37.322</w:t>
+      </w:r>
+      <w:r>
+        <w:t xml:space="preserve"> y la caída de caja desde Day-D refleja que </w:t>
+      </w:r>
+      <w:r>
+        <w:rPr>
+          <w:b/>
+        </w:rPr>
+        <w:t>Fase 0 ya consumió ~33,8k</w:t>
+      </w:r>
+      <w:r>
+        <w:t xml:space="preserve"> antes de M1 — no es doble conteo si se lee desde el wire total.</w:t>
+      </w:r>
+    </w:p>
     <w:p>
       <w:r>
         <w:t>────────────────────────────────────────</w:t>
@@ -2709,7 +3588,7 @@
         <w:pStyle w:val="Heading1"/>
       </w:pPr>
       <w:r>
-        <w:t>Qué revisar juntos</w:t>
+        <w:t>Qué nos gustaría que revises, Gabriel</w:t>
       </w:r>
     </w:p>
     <w:p>
@@ -2723,7 +3602,7 @@
         <w:t>¿El ARPF ~50 es creíble en Valencia?</w:t>
       </w:r>
       <w:r>
-        <w:t xml:space="preserve"> — Contrastar con cuota 25/40/55 + % GMV que aceptarían farmacias independientes que ya conoces.</w:t>
+        <w:t xml:space="preserve"> — Contrastar con cuota 25/40/55 + % GMV que aceptarían farmacias independientes que ya conoces en la red Morr.</w:t>
       </w:r>
     </w:p>
     <w:p>
@@ -2737,7 +3616,7 @@
         <w:t>¿El CAC 139 refleja costo comercial local?</w:t>
       </w:r>
       <w:r>
-        <w:t xml:space="preserve"> — Comisiones, visitas, material; si el canal Morr puede reducir fricción de prospección.</w:t>
+        <w:t xml:space="preserve"> — Comisiones, visitas, material; si el canal Morr puede reducir fricción de prospección o el costo de la primera visita.</w:t>
       </w:r>
     </w:p>
     <w:p>
@@ -2751,7 +3630,7 @@
         <w:t>Churn 5%</w:t>
       </w:r>
       <w:r>
-        <w:t xml:space="preserve"> — ¿Qué haría sticky o frágil a una farmacia en app vs mostrador solo?</w:t>
+        <w:t xml:space="preserve"> — ¿Qué haría sticky o frágil a una farmacia en app vs mostrador solo? ¿Hay precedentes en retail/servicios locales que conozcas?</w:t>
       </w:r>
     </w:p>
     <w:p>
@@ -2762,7 +3641,7 @@
         <w:rPr>
           <w:b/>
         </w:rPr>
-        <w:t>Equilibrio ~160 activas</w:t>
+        <w:t>Equilibrio ~160 activas / ~159 al M12</w:t>
       </w:r>
       <w:r>
         <w:t xml:space="preserve"> — ¿Es alcanzable en Carabobo en 12 meses con 4 vendedores? (plan central: </w:t>
@@ -2783,21 +3662,16 @@
         <w:t>159 activas</w:t>
       </w:r>
       <w:r>
-        <w:t xml:space="preserve"> M12).</w:t>
-      </w:r>
-    </w:p>
-    <w:p>
-      <w:r>
-        <w:t xml:space="preserve">5. </w:t>
+        <w:t xml:space="preserve"> M12, </w:t>
       </w:r>
       <w:r>
         <w:rPr>
           <w:b/>
         </w:rPr>
-        <w:t>Waiver primeras 10 farmacias</w:t>
+        <w:t>~112k</w:t>
       </w:r>
       <w:r>
-        <w:t xml:space="preserve"> — ¿Tiene sentido comercial en tu red o diluye señal de pricing?</w:t>
+        <w:t xml:space="preserve"> SAFE Lean).</w:t>
       </w:r>
     </w:p>
     <w:p>
@@ -2917,6 +3791,38 @@
       </w:r>
       <w:r>
         <w:t xml:space="preserve"> ni solicitud de inversión salvo acuerdo aparte.</w:t>
+      </w:r>
+    </w:p>
+    <w:p>
+      <w:r>
+        <w:t>────────────────────────────────────────</w:t>
+      </w:r>
+    </w:p>
+    <w:p>
+      <w:r/>
+      <w:r>
+        <w:rPr>
+          <w:b/>
+        </w:rPr>
+        <w:t>Abrahan Pulido</w:t>
+      </w:r>
+      <w:r>
+        <w:t xml:space="preserve">  </w:t>
+      </w:r>
+    </w:p>
+    <w:p>
+      <w:r>
+        <w:t xml:space="preserve">Founder / CEO / CTO — Zonix Pharma  </w:t>
+      </w:r>
+    </w:p>
+    <w:p>
+      <w:r>
+        <w:t>ing.pulido.abrahan@gmail.com · +58 412 4352014</w:t>
+      </w:r>
+    </w:p>
+    <w:p>
+      <w:r>
+        <w:t>*Zonix Pharma — junio 2026*</w:t>
       </w:r>
     </w:p>
     <w:sectPr>

--- a/docs/Pack_Aliado_Gabriel_Barrios/docx/05_Unit_Economics.docx
+++ b/docs/Pack_Aliado_Gabriel_Barrios/docx/05_Unit_Economics.docx
@@ -3,64 +3,43 @@
 <w:document xmlns:wpc="http://schemas.microsoft.com/office/word/2010/wordprocessingCanvas" xmlns:mo="http://schemas.microsoft.com/office/mac/office/2008/main" xmlns:mc="http://schemas.openxmlformats.org/markup-compatibility/2006" xmlns:mv="urn:schemas-microsoft-com:mac:vml" xmlns:o="urn:schemas-microsoft-com:office:office" xmlns:r="http://schemas.openxmlformats.org/officeDocument/2006/relationships" xmlns:m="http://schemas.openxmlformats.org/officeDocument/2006/math" xmlns:v="urn:schemas-microsoft-com:vml" xmlns:wp14="http://schemas.microsoft.com/office/word/2010/wordprocessingDrawing" xmlns:wp="http://schemas.openxmlformats.org/drawingml/2006/wordprocessingDrawing" xmlns:w10="urn:schemas-microsoft-com:office:word" xmlns:w="http://schemas.openxmlformats.org/wordprocessingml/2006/main" xmlns:w14="http://schemas.microsoft.com/office/word/2010/wordml" xmlns:wpg="http://schemas.microsoft.com/office/word/2010/wordprocessingGroup" xmlns:wpi="http://schemas.microsoft.com/office/word/2010/wordprocessingInk" xmlns:wne="http://schemas.microsoft.com/office/word/2006/wordml" xmlns:wps="http://schemas.microsoft.com/office/word/2010/wordprocessingShape" mc:Ignorable="w14 wp14">
   <w:body>
     <w:p>
+      <w:r>
+        <w:rPr>
+          <w:i/>
+        </w:rPr>
+        <w:t>**Espejo Pack Aliado** (sync v7 7-ago-2026) desde Lanzamiento. Canon Excel v4 SAFE **237.412**; ARPF **~52**; pricing **45/60/70 + %GMV 8/7/5**.</w:t>
+      </w:r>
+    </w:p>
+    <w:p>
       <w:pPr>
         <w:pStyle w:val="Title"/>
       </w:pPr>
       <w:r>
-        <w:t>Unit economics — Zonix Pharma</w:t>
+        <w:t>Unit Economics — Zonix Pharma</w:t>
       </w:r>
     </w:p>
     <w:p>
-      <w:r/>
       <w:r>
         <w:rPr>
-          <w:b/>
+          <w:i/>
         </w:rPr>
-        <w:t>Para:</w:t>
-      </w:r>
-      <w:r>
-        <w:t xml:space="preserve"> Gabriel Barrios — Gerente de Consultoría, Grupo Morr (Valencia, Venezuela)  </w:t>
+        <w:t>**Última actualización:** 30 julio 2026 (UE ARPF/CAC/LTV; burn Lean pitch = Excel **~14.346**/mes / **172.152**/Y1; esc.1 P&amp;L costos M1 **11.411** / M2 **14.846** / M3–12 **14.346**).</w:t>
       </w:r>
     </w:p>
     <w:p>
-      <w:r/>
       <w:r>
         <w:rPr>
-          <w:b/>
+          <w:i/>
         </w:rPr>
-        <w:t>De:</w:t>
-      </w:r>
-      <w:r>
-        <w:t xml:space="preserve"> Abrahan Pulido — Founder / CEO / CTO, Zonix Pharma  </w:t>
+        <w:t>Documento que explica cómo gana dinero Zonix Pharma a nivel de farmacia individual.</w:t>
       </w:r>
     </w:p>
     <w:p>
-      <w:r/>
       <w:r>
         <w:rPr>
-          <w:b/>
+          <w:i/>
         </w:rPr>
-        <w:t>Fecha:</w:t>
-      </w:r>
-      <w:r>
-        <w:t xml:space="preserve"> junio 2026</w:t>
-      </w:r>
-    </w:p>
-    <w:p>
-      <w:r/>
-      <w:r>
-        <w:rPr>
-          <w:b/>
-        </w:rPr>
-        <w:t>No es una solicitud de inversión</w:t>
-      </w:r>
-      <w:r>
-        <w:t xml:space="preserve"> salvo que acordemos otra cosa en reunión. Es material para alinear visión y revisar números con alguien que conoce el mercado local.</w:t>
-      </w:r>
-    </w:p>
-    <w:p>
-      <w:r>
-        <w:t>────────────────────────────────────────</w:t>
+        <w:t>Cifras base propagadas al [BRIEF_UNA_PAGINA.md](BRIEF_UNA_PAGINA.md), [PROYECCION_FINANCIERA_12M.md](PROYECCION_FINANCIERA_12M.md) y al [CHECKLIST_PRE_INVERSOR.md](CHECKLIST_PRE_INVERSOR.md).</w:t>
       </w:r>
     </w:p>
     <w:p>
@@ -68,316 +47,240 @@
         <w:pStyle w:val="Heading1"/>
       </w:pPr>
       <w:r>
-        <w:t>En 60 segundos</w:t>
+        <w:t>1. Modelo simple</w:t>
       </w:r>
     </w:p>
     <w:p>
       <w:r>
-        <w:t xml:space="preserve">Zonix cobra a cada farmacia una </w:t>
+        <w:t xml:space="preserve">Zonix Pharma cobra a la farmacia un </w:t>
       </w:r>
       <w:r>
         <w:rPr>
           <w:b/>
         </w:rPr>
-        <w:t>cuota fija + un porcentaje bajo sobre ventas en app</w:t>
-      </w:r>
-      <w:r>
-        <w:t xml:space="preserve"> (modelo híbrido, no comisión tipo agregador). Con los supuestos actuales del piloto:</w:t>
-      </w:r>
-    </w:p>
-    <w:tbl>
-      <w:tblPr>
-        <w:tblStyle w:val="TableGrid"/>
-        <w:tblW w:type="auto" w:w="0"/>
-        <w:tblLook w:firstColumn="1" w:firstRow="1" w:lastColumn="0" w:lastRow="0" w:noHBand="0" w:noVBand="1" w:val="04A0"/>
-      </w:tblPr>
-      <w:tblGrid>
-        <w:gridCol w:w="4320"/>
-        <w:gridCol w:w="4320"/>
-      </w:tblGrid>
-      <w:tr>
-        <w:tc>
-          <w:tcPr>
-            <w:tcW w:type="dxa" w:w="4320"/>
-            <w:shd w:fill="1E2A5A"/>
-          </w:tcPr>
-          <w:p>
-            <w:r>
-              <w:rPr>
-                <w:b/>
-                <w:color w:val="FFFFFF"/>
-                <w:sz w:val="20"/>
-              </w:rPr>
-              <w:t>Métrica</w:t>
-            </w:r>
-          </w:p>
-        </w:tc>
-        <w:tc>
-          <w:tcPr>
-            <w:tcW w:type="dxa" w:w="4320"/>
-            <w:shd w:fill="1E2A5A"/>
-          </w:tcPr>
-          <w:p>
-            <w:r>
-              <w:rPr>
-                <w:b/>
-                <w:color w:val="FFFFFF"/>
-                <w:sz w:val="20"/>
-              </w:rPr>
-              <w:t>Valor</w:t>
-            </w:r>
-          </w:p>
-        </w:tc>
-      </w:tr>
-      <w:tr>
-        <w:tc>
-          <w:tcPr>
-            <w:tcW w:type="dxa" w:w="4320"/>
-          </w:tcPr>
-          <w:p>
-            <w:r>
-              <w:rPr>
-                <w:sz w:val="20"/>
-              </w:rPr>
-              <w:t>**Ingreso medio por farmacia (ARPF)**</w:t>
-            </w:r>
-          </w:p>
-        </w:tc>
-        <w:tc>
-          <w:tcPr>
-            <w:tcW w:type="dxa" w:w="4320"/>
-          </w:tcPr>
-          <w:p>
-            <w:r>
-              <w:rPr>
-                <w:sz w:val="20"/>
-              </w:rPr>
-              <w:t>**~USD 50/mes** *(placeholder hasta medir GMV real)*</w:t>
-            </w:r>
-          </w:p>
-        </w:tc>
-      </w:tr>
-      <w:tr>
-        <w:tc>
-          <w:tcPr>
-            <w:tcW w:type="dxa" w:w="4320"/>
-          </w:tcPr>
-          <w:p>
-            <w:r>
-              <w:rPr>
-                <w:sz w:val="20"/>
-              </w:rPr>
-              <w:t>**Costo de adquirir una farmacia (CAC)**</w:t>
-            </w:r>
-          </w:p>
-        </w:tc>
-        <w:tc>
-          <w:tcPr>
-            <w:tcW w:type="dxa" w:w="4320"/>
-          </w:tcPr>
-          <w:p>
-            <w:r>
-              <w:rPr>
-                <w:sz w:val="20"/>
-              </w:rPr>
-              <w:t>**USD 139**</w:t>
-            </w:r>
-          </w:p>
-        </w:tc>
-      </w:tr>
-      <w:tr>
-        <w:tc>
-          <w:tcPr>
-            <w:tcW w:type="dxa" w:w="4320"/>
-          </w:tcPr>
-          <w:p>
-            <w:r>
-              <w:rPr>
-                <w:sz w:val="20"/>
-              </w:rPr>
-              <w:t>**Valor de vida del cliente (LTV)**</w:t>
-            </w:r>
-          </w:p>
-        </w:tc>
-        <w:tc>
-          <w:tcPr>
-            <w:tcW w:type="dxa" w:w="4320"/>
-          </w:tcPr>
-          <w:p>
-            <w:r>
-              <w:rPr>
-                <w:sz w:val="20"/>
-              </w:rPr>
-              <w:t>**USD 1.000**</w:t>
-            </w:r>
-          </w:p>
-        </w:tc>
-      </w:tr>
-      <w:tr>
-        <w:tc>
-          <w:tcPr>
-            <w:tcW w:type="dxa" w:w="4320"/>
-          </w:tcPr>
-          <w:p>
-            <w:r>
-              <w:rPr>
-                <w:sz w:val="20"/>
-              </w:rPr>
-              <w:t>**LTV / CAC**</w:t>
-            </w:r>
-          </w:p>
-        </w:tc>
-        <w:tc>
-          <w:tcPr>
-            <w:tcW w:type="dxa" w:w="4320"/>
-          </w:tcPr>
-          <w:p>
-            <w:r>
-              <w:rPr>
-                <w:sz w:val="20"/>
-              </w:rPr>
-              <w:t>**~7,2×**</w:t>
-            </w:r>
-          </w:p>
-        </w:tc>
-      </w:tr>
-      <w:tr>
-        <w:tc>
-          <w:tcPr>
-            <w:tcW w:type="dxa" w:w="4320"/>
-          </w:tcPr>
-          <w:p>
-            <w:r>
-              <w:rPr>
-                <w:sz w:val="20"/>
-              </w:rPr>
-              <w:t>**Recuperación del CAC (payback)**</w:t>
-            </w:r>
-          </w:p>
-        </w:tc>
-        <w:tc>
-          <w:tcPr>
-            <w:tcW w:type="dxa" w:w="4320"/>
-          </w:tcPr>
-          <w:p>
-            <w:r>
-              <w:rPr>
-                <w:sz w:val="20"/>
-              </w:rPr>
-              <w:t>**~2,8 meses**</w:t>
-            </w:r>
-          </w:p>
-        </w:tc>
-      </w:tr>
-      <w:tr>
-        <w:tc>
-          <w:tcPr>
-            <w:tcW w:type="dxa" w:w="4320"/>
-          </w:tcPr>
-          <w:p>
-            <w:r>
-              <w:rPr>
-                <w:sz w:val="20"/>
-              </w:rPr>
-              <w:t>**Churn mensual objetivo**</w:t>
-            </w:r>
-          </w:p>
-        </w:tc>
-        <w:tc>
-          <w:tcPr>
-            <w:tcW w:type="dxa" w:w="4320"/>
-          </w:tcPr>
-          <w:p>
-            <w:r>
-              <w:rPr>
-                <w:sz w:val="20"/>
-              </w:rPr>
-              <w:t>**5%** (~20 meses de vida promedio)</w:t>
-            </w:r>
-          </w:p>
-        </w:tc>
-      </w:tr>
-      <w:tr>
-        <w:tc>
-          <w:tcPr>
-            <w:tcW w:type="dxa" w:w="4320"/>
-          </w:tcPr>
-          <w:p>
-            <w:r>
-              <w:rPr>
-                <w:sz w:val="20"/>
-              </w:rPr>
-              <w:t>**Margen bruto plataforma**</w:t>
-            </w:r>
-          </w:p>
-        </w:tc>
-        <w:tc>
-          <w:tcPr>
-            <w:tcW w:type="dxa" w:w="4320"/>
-          </w:tcPr>
-          <w:p>
-            <w:r>
-              <w:rPr>
-                <w:sz w:val="20"/>
-              </w:rPr>
-              <w:t>**~92%** *(sin operar logística del medicamento)*</w:t>
-            </w:r>
-          </w:p>
-        </w:tc>
-      </w:tr>
-    </w:tbl>
-    <w:p/>
-    <w:p>
-      <w:r/>
+        <w:t>servicio de plataforma</w:t>
+      </w:r>
+      <w:r>
+        <w:t xml:space="preserve"> en formato </w:t>
+      </w:r>
       <w:r>
         <w:rPr>
           <w:b/>
         </w:rPr>
-        <w:t>En una frase:</w:t>
-      </w:r>
-      <w:r>
-        <w:t xml:space="preserve"> cada farmacia que entra debería pagar de media </w:t>
+        <w:t>híbrido:</w:t>
+      </w:r>
+      <w:r>
+        <w:t xml:space="preserve"> </w:t>
       </w:r>
       <w:r>
         <w:rPr>
           <w:b/>
         </w:rPr>
-        <w:t>~50 USD/mes</w:t>
-      </w:r>
-      <w:r>
-        <w:t xml:space="preserve">; cuesta </w:t>
+        <w:t>cuota fija</w:t>
+      </w:r>
+      <w:r>
+        <w:t xml:space="preserve"> + </w:t>
       </w:r>
       <w:r>
         <w:rPr>
           <w:b/>
         </w:rPr>
-        <w:t>~139 USD</w:t>
-      </w:r>
-      <w:r>
-        <w:t xml:space="preserve"> traerla; el negocio recupera esa inversión en </w:t>
+        <w:t>fee porcentual sobre el GMV del mes en app</w:t>
+      </w:r>
+      <w:r>
+        <w:t xml:space="preserve">, según </w:t>
       </w:r>
       <w:r>
         <w:rPr>
           <w:b/>
         </w:rPr>
-        <w:t>menos de 3 meses</w:t>
-      </w:r>
-      <w:r>
-        <w:t xml:space="preserve"> y el ratio LTV/CAC (</w:t>
+        <w:t>tier</w:t>
+      </w:r>
+      <w:r>
+        <w:t xml:space="preserve"> (Basic / Pro / Enterprise) y </w:t>
       </w:r>
       <w:r>
         <w:rPr>
           <w:b/>
         </w:rPr>
-        <w:t>7,2×</w:t>
-      </w:r>
-      <w:r>
-        <w:t>) está por encima del umbral típico de SaaS B2B (3–5×).</w:t>
+        <w:t>bandas de GMV</w:t>
+      </w:r>
+      <w:r>
+        <w:t xml:space="preserve"> definidos en [PROPUESTA_VALOR_CLIENTE_B2B.md](PROPUESTA_VALOR_CLIENTE_B2B.md) §5. Tasas esc.1 Excel: </w:t>
+      </w:r>
+      <w:r>
+        <w:rPr>
+          <w:b/>
+        </w:rPr>
+        <w:t>Basic 8% / Pro 7% / Enterprise 5%</w:t>
+      </w:r>
+      <w:r>
+        <w:t xml:space="preserve"> (rango </w:t>
+      </w:r>
+      <w:r>
+        <w:rPr>
+          <w:b/>
+        </w:rPr>
+        <w:t>5–8%</w:t>
+      </w:r>
+      <w:r>
+        <w:t>), por debajo del take-rate tipo agregador (25-35% GMV).</w:t>
       </w:r>
     </w:p>
     <w:p>
       <w:r>
-        <w:t>────────────────────────────────────────</w:t>
+        <w:t xml:space="preserve">Para </w:t>
+      </w:r>
+      <w:r>
+        <w:rPr>
+          <w:b/>
+        </w:rPr>
+        <w:t>proyecciones de runway</w:t>
+      </w:r>
+      <w:r>
+        <w:t xml:space="preserve"> del pack se usa </w:t>
+      </w:r>
+      <w:r>
+        <w:rPr>
+          <w:b/>
+        </w:rPr>
+        <w:t>ARPF USD ~52/mes</w:t>
+      </w:r>
+      <w:r>
+        <w:t xml:space="preserve"> como </w:t>
+      </w:r>
+      <w:r>
+        <w:rPr>
+          <w:b/>
+        </w:rPr>
+        <w:t>placeholder</w:t>
+      </w:r>
+      <w:r>
+        <w:t xml:space="preserve"> (Excel v4) (ingreso medio por farmacia activa al mix </w:t>
+      </w:r>
+      <w:r>
+        <w:rPr>
+          <w:b/>
+        </w:rPr>
+        <w:t>60/30/10</w:t>
+      </w:r>
+      <w:r>
+        <w:t xml:space="preserve"> Basic/Pro/Enterprise con cuota </w:t>
+      </w:r>
+      <w:r>
+        <w:rPr>
+          <w:b/>
+        </w:rPr>
+        <w:t>45 / 60 / 70</w:t>
+      </w:r>
+      <w:r>
+        <w:t xml:space="preserve"> + % GMV) </w:t>
+      </w:r>
+      <w:r>
+        <w:rPr>
+          <w:b/>
+        </w:rPr>
+        <w:t>hasta</w:t>
+      </w:r>
+      <w:r>
+        <w:t xml:space="preserve"> recalibrar con </w:t>
+      </w:r>
+      <w:r>
+        <w:rPr>
+          <w:b/>
+        </w:rPr>
+        <w:t>mix real</w:t>
+      </w:r>
+      <w:r>
+        <w:t xml:space="preserve"> de tiers y GMV en piloto. Ese valor </w:t>
+      </w:r>
+      <w:r>
+        <w:rPr>
+          <w:b/>
+        </w:rPr>
+        <w:t>no</w:t>
+      </w:r>
+      <w:r>
+        <w:t xml:space="preserve"> sustituye al modelo híbrido: es solo ancla numérica; el P&amp;L esc.1 usa cuota + comisión GMV (ingresos Y1 </w:t>
+      </w:r>
+      <w:r>
+        <w:rPr>
+          <w:b/>
+        </w:rPr>
+        <w:t>228.796</w:t>
+      </w:r>
+      <w:r>
+        <w:t>).</w:t>
+      </w:r>
+    </w:p>
+    <w:p>
+      <w:r>
+        <w:t>```</w:t>
+      </w:r>
+    </w:p>
+    <w:p>
+      <w:r>
+        <w:t>Revenue por farmacia = ARPF mensual × Lifetime promedio</w:t>
+      </w:r>
+    </w:p>
+    <w:p>
+      <w:r>
+        <w:t xml:space="preserve">                     = USD 52 × 20 meses</w:t>
+      </w:r>
+    </w:p>
+    <w:p>
+      <w:r>
+        <w:t xml:space="preserve">                     = USD 1.040 (LTV)   ← placeholder hasta ARPF híbrido medido</w:t>
+      </w:r>
+    </w:p>
+    <w:p>
+      <w:r>
+        <w:t>```</w:t>
+      </w:r>
+    </w:p>
+    <w:p>
+      <w:r>
+        <w:t>```</w:t>
+      </w:r>
+    </w:p>
+    <w:p>
+      <w:r>
+        <w:t>Costo de adquirir farmacia = USD 139 (CAC)   ← construcción §3 (Sales B2B; headline conservador)</w:t>
+      </w:r>
+    </w:p>
+    <w:p>
+      <w:r>
+        <w:t>```</w:t>
+      </w:r>
+    </w:p>
+    <w:p>
+      <w:r>
+        <w:t>```</w:t>
+      </w:r>
+    </w:p>
+    <w:p>
+      <w:r>
+        <w:t>LTV / CAC = 1.040 / 139 ≈ 7,5x</w:t>
+      </w:r>
+    </w:p>
+    <w:p>
+      <w:r>
+        <w:t>```</w:t>
+      </w:r>
+    </w:p>
+    <w:p>
+      <w:r>
+        <w:t>```</w:t>
+      </w:r>
+    </w:p>
+    <w:p>
+      <w:r>
+        <w:t>Payback CAC = 139 / 52 ≈ 2,7 meses</w:t>
+      </w:r>
+    </w:p>
+    <w:p>
+      <w:r>
+        <w:t>```</w:t>
       </w:r>
     </w:p>
     <w:p>
@@ -385,30 +288,46 @@
         <w:pStyle w:val="Heading1"/>
       </w:pPr>
       <w:r>
-        <w:t>Cómo gana dinero Zonix (modelo simple)</w:t>
+        <w:t>2. ARPF (Average Revenue Per Farmacia)</w:t>
       </w:r>
     </w:p>
     <w:p>
-      <w:r>
-        <w:t xml:space="preserve">Zonix Pharma es </w:t>
-      </w:r>
+      <w:r/>
       <w:r>
         <w:rPr>
           <w:b/>
         </w:rPr>
-        <w:t>software + intermediación</w:t>
-      </w:r>
-      <w:r>
-        <w:t xml:space="preserve">: conecta pacientes con farmacias independientes en Carabobo. </w:t>
+        <w:t>Modelo vigente (cobro):</w:t>
+      </w:r>
+      <w:r>
+        <w:t xml:space="preserve"> cuota fija </w:t>
       </w:r>
       <w:r>
         <w:rPr>
           <w:b/>
         </w:rPr>
-        <w:t>No</w:t>
-      </w:r>
-      <w:r>
-        <w:t xml:space="preserve"> compra ni reparte medicamentos; la farmacia despacha y cumple la normativa.</w:t>
+        <w:t>USD 45 / 60 / 70</w:t>
+      </w:r>
+      <w:r>
+        <w:t xml:space="preserve"> por nivel + </w:t>
+      </w:r>
+      <w:r>
+        <w:rPr>
+          <w:b/>
+        </w:rPr>
+        <w:t>% sobre GMV</w:t>
+      </w:r>
+      <w:r>
+        <w:t xml:space="preserve"> en app por banda. El ARPF contable será </w:t>
+      </w:r>
+      <w:r>
+        <w:rPr>
+          <w:b/>
+        </w:rPr>
+        <w:t>suma de cuota + fee variable</w:t>
+      </w:r>
+      <w:r>
+        <w:t xml:space="preserve"> cada mes.</w:t>
       </w:r>
     </w:p>
     <w:p>
@@ -417,9 +336,103 @@
         <w:rPr>
           <w:b/>
         </w:rPr>
-        <w:t>Cobro a la farmacia (híbrido):</w:t>
-      </w:r>
+        <w:t>Placeholder USD ~52/mes:</w:t>
+      </w:r>
+      <w:r>
+        <w:t xml:space="preserve"> se conserva en [PROYECCION_FINANCIERA_12M.md](PROYECCION_FINANCIERA_12M.md) y resúmenes hasta tener </w:t>
+      </w:r>
+      <w:r>
+        <w:rPr>
+          <w:b/>
+        </w:rPr>
+        <w:t>GMV en app</w:t>
+      </w:r>
+      <w:r>
+        <w:t xml:space="preserve"> y distribución por tier. Al actualizar ARPF, recalcular LTV, LTV/CAC y payback en este documento y en los hermanos.</w:t>
+      </w:r>
+    </w:p>
+    <w:p>
       <w:r/>
+      <w:r>
+        <w:rPr>
+          <w:b/>
+        </w:rPr>
+        <w:t>Sensibilidad (ARPF más bajo):</w:t>
+      </w:r>
+      <w:r>
+        <w:t xml:space="preserve"> si el ARPF efectivo fuera </w:t>
+      </w:r>
+      <w:r>
+        <w:rPr>
+          <w:b/>
+        </w:rPr>
+        <w:t>USD 41/mes</w:t>
+      </w:r>
+      <w:r>
+        <w:t xml:space="preserve"> (mix desfavorable), LTV = </w:t>
+      </w:r>
+      <w:r>
+        <w:rPr>
+          <w:b/>
+        </w:rPr>
+        <w:t>USD 820</w:t>
+      </w:r>
+      <w:r>
+        <w:t xml:space="preserve">; LTV/CAC ≈ </w:t>
+      </w:r>
+      <w:r>
+        <w:rPr>
+          <w:b/>
+        </w:rPr>
+        <w:t>5,9x</w:t>
+      </w:r>
+      <w:r>
+        <w:t xml:space="preserve"> con CAC base </w:t>
+      </w:r>
+      <w:r>
+        <w:rPr>
+          <w:b/>
+        </w:rPr>
+        <w:t>USD 139</w:t>
+      </w:r>
+      <w:r>
+        <w:t xml:space="preserve">. Sigue por encima del umbral típico “&gt; 3x” SaaS SMB. Con el </w:t>
+      </w:r>
+      <w:r>
+        <w:rPr>
+          <w:b/>
+        </w:rPr>
+        <w:t>esc.1 vigente</w:t>
+      </w:r>
+      <w:r>
+        <w:t xml:space="preserve"> (pricing 45/60/70 + % GMV), el equilibrio FCF mensual es desde </w:t>
+      </w:r>
+      <w:r>
+        <w:rPr>
+          <w:b/>
+        </w:rPr>
+        <w:t>M5</w:t>
+      </w:r>
+      <w:r>
+        <w:t xml:space="preserve"> (FCF M1–M4 negativo; cash Day-D </w:t>
+      </w:r>
+      <w:r>
+        <w:rPr>
+          <w:b/>
+        </w:rPr>
+        <w:t>187.152</w:t>
+      </w:r>
+      <w:r>
+        <w:t>).</w:t>
+      </w:r>
+    </w:p>
+    <w:p>
+      <w:pPr>
+        <w:pStyle w:val="Heading2"/>
+      </w:pPr>
+      <w:r>
+        <w:t>2.1 WTP y pricing (lente monetizing-innovation)</w:t>
+      </w:r>
     </w:p>
     <w:tbl>
       <w:tblPr>
@@ -445,7 +458,7 @@
                 <w:color w:val="FFFFFF"/>
                 <w:sz w:val="20"/>
               </w:rPr>
-              <w:t>Nivel</w:t>
+              <w:t>Concepto</w:t>
             </w:r>
           </w:p>
         </w:tc>
@@ -461,7 +474,7 @@
                 <w:color w:val="FFFFFF"/>
                 <w:sz w:val="20"/>
               </w:rPr>
-              <w:t>Cuota fija mensual</w:t>
+              <w:t>Aplicación Zonix</w:t>
             </w:r>
           </w:p>
         </w:tc>
@@ -477,7 +490,7 @@
                 <w:color w:val="FFFFFF"/>
                 <w:sz w:val="20"/>
               </w:rPr>
-              <w:t>Fee sobre GMV en app</w:t>
+              <w:t>Regla pack</w:t>
             </w:r>
           </w:p>
         </w:tc>
@@ -492,7 +505,7 @@
               <w:rPr>
                 <w:sz w:val="20"/>
               </w:rPr>
-              <w:t>Basic</w:t>
+              <w:t>Valor económico para la farmacia</w:t>
             </w:r>
           </w:p>
         </w:tc>
@@ -505,7 +518,7 @@
               <w:rPr>
                 <w:sz w:val="20"/>
               </w:rPr>
-              <w:t>USD 25</w:t>
+              <w:t>Visibilidad digital + pedidos + menos fricción Rx vs solo mostrador</w:t>
             </w:r>
           </w:p>
         </w:tc>
@@ -518,7 +531,7 @@
               <w:rPr>
                 <w:sz w:val="20"/>
               </w:rPr>
-              <w:t>~0,6%–1% según banda de ventas</w:t>
+              <w:t>Cualitativo hasta GMV real post-Day-D</w:t>
             </w:r>
           </w:p>
         </w:tc>
@@ -533,7 +546,7 @@
               <w:rPr>
                 <w:sz w:val="20"/>
               </w:rPr>
-              <w:t>Pro</w:t>
+              <w:t>WTP (techo)</w:t>
             </w:r>
           </w:p>
         </w:tc>
@@ -546,7 +559,7 @@
               <w:rPr>
                 <w:sz w:val="20"/>
               </w:rPr>
-              <w:t>USD 40</w:t>
+              <w:t>Lo que la farmacia acepta vs cuota **45/60/70** + % GMV (esc.1 v4)</w:t>
             </w:r>
           </w:p>
         </w:tc>
@@ -559,7 +572,7 @@
               <w:rPr>
                 <w:sz w:val="20"/>
               </w:rPr>
-              <w:t>idem</w:t>
+              <w:t>Comparar con ARPF **~52** placeholder</w:t>
             </w:r>
           </w:p>
         </w:tc>
@@ -574,7 +587,7 @@
               <w:rPr>
                 <w:sz w:val="20"/>
               </w:rPr>
-              <w:t>Enterprise</w:t>
+              <w:t>Cercas de precio</w:t>
             </w:r>
           </w:p>
         </w:tc>
@@ -587,7 +600,7 @@
               <w:rPr>
                 <w:sz w:val="20"/>
               </w:rPr>
-              <w:t>USD 55</w:t>
+              <w:t>Bandas por GMV (Basic / Pro / Enterprise)</w:t>
             </w:r>
           </w:p>
         </w:tc>
@@ -600,7 +613,130 @@
               <w:rPr>
                 <w:sz w:val="20"/>
               </w:rPr>
-              <w:t>idem</w:t>
+              <w:t>[PROPUESTA_VALOR_CLIENTE_B2B.md](PROPUESTA_VALOR_CLIENTE_B2B.md) §5 — **no** cambiar % sin decisión founder</w:t>
+            </w:r>
+          </w:p>
+        </w:tc>
+      </w:tr>
+      <w:tr>
+        <w:tc>
+          <w:tcPr>
+            <w:tcW w:type="dxa" w:w="2880"/>
+          </w:tcPr>
+          <w:p>
+            <w:r>
+              <w:rPr>
+                <w:sz w:val="20"/>
+              </w:rPr>
+              <w:t>**Recalibración ARPF**</w:t>
+            </w:r>
+          </w:p>
+        </w:tc>
+        <w:tc>
+          <w:tcPr>
+            <w:tcW w:type="dxa" w:w="2880"/>
+          </w:tcPr>
+          <w:p>
+            <w:r>
+              <w:rPr>
+                <w:sz w:val="20"/>
+              </w:rPr>
+              <w:t>Tras **≥30 días** post-Day-D con GMV y mix tier medidos</w:t>
+            </w:r>
+          </w:p>
+        </w:tc>
+        <w:tc>
+          <w:tcPr>
+            <w:tcW w:type="dxa" w:w="2880"/>
+          </w:tcPr>
+          <w:p>
+            <w:r>
+              <w:rPr>
+                <w:sz w:val="20"/>
+              </w:rPr>
+              <w:t>Actualizar §2, PROYECCION §1.1, BRIEF — **no** antes de piloto</w:t>
+            </w:r>
+          </w:p>
+        </w:tc>
+      </w:tr>
+      <w:tr>
+        <w:tc>
+          <w:tcPr>
+            <w:tcW w:type="dxa" w:w="2880"/>
+          </w:tcPr>
+          <w:p>
+            <w:r>
+              <w:rPr>
+                <w:sz w:val="20"/>
+              </w:rPr>
+              <w:t>**Mom-test pre-Day-D**</w:t>
+            </w:r>
+          </w:p>
+        </w:tc>
+        <w:tc>
+          <w:tcPr>
+            <w:tcW w:type="dxa" w:w="2880"/>
+          </w:tcPr>
+          <w:p>
+            <w:r>
+              <w:rPr>
+                <w:sz w:val="20"/>
+              </w:rPr>
+              <w:t>**≥3** entrevistas pricing (cuota **45/60/70** + % GMV — esc.1 v4) con hechos pasados</w:t>
+            </w:r>
+          </w:p>
+        </w:tc>
+        <w:tc>
+          <w:tcPr>
+            <w:tcW w:type="dxa" w:w="2880"/>
+          </w:tcPr>
+          <w:p>
+            <w:r>
+              <w:rPr>
+                <w:sz w:val="20"/>
+              </w:rPr>
+              <w:t>Evidencia en [PLAN_LANZAMIENTO_COMERCIAL.md](PLAN_LANZAMIENTO_COMERCIAL.md) §4.0 fila 5 — **no** inventar WTP sin minutas</w:t>
+            </w:r>
+          </w:p>
+        </w:tc>
+      </w:tr>
+      <w:tr>
+        <w:tc>
+          <w:tcPr>
+            <w:tcW w:type="dxa" w:w="2880"/>
+          </w:tcPr>
+          <w:p>
+            <w:r>
+              <w:rPr>
+                <w:sz w:val="20"/>
+              </w:rPr>
+              <w:t>Waiver piloto</w:t>
+            </w:r>
+          </w:p>
+        </w:tc>
+        <w:tc>
+          <w:tcPr>
+            <w:tcW w:type="dxa" w:w="2880"/>
+          </w:tcPr>
+          <w:p>
+            <w:r>
+              <w:rPr>
+                <w:sz w:val="20"/>
+              </w:rPr>
+              <w:t>Primeras 10 farmacias, 2 meses sin cuota fija</w:t>
+            </w:r>
+          </w:p>
+        </w:tc>
+        <w:tc>
+          <w:tcPr>
+            <w:tcW w:type="dxa" w:w="2880"/>
+          </w:tcPr>
+          <w:p>
+            <w:r>
+              <w:rPr>
+                <w:sz w:val="20"/>
+              </w:rPr>
+              <w:t>Solo si está en contrato; recalcular PROYECCION §1.1 fila waiver</w:t>
             </w:r>
           </w:p>
         </w:tc>
@@ -608,76 +744,33 @@
     </w:tbl>
     <w:p/>
     <w:p>
-      <w:r>
-        <w:t xml:space="preserve">El </w:t>
-      </w:r>
+      <w:r/>
       <w:r>
         <w:rPr>
           <w:b/>
         </w:rPr>
-        <w:t>ARPF ~50 USD/mes</w:t>
-      </w:r>
-      <w:r>
-        <w:t xml:space="preserve"> es un </w:t>
+        <w:t>Nota:</w:t>
+      </w:r>
+      <w:r>
+        <w:t xml:space="preserve"> ARPF </w:t>
       </w:r>
       <w:r>
         <w:rPr>
           <w:b/>
         </w:rPr>
-        <w:t>promedio de trabajo</w:t>
-      </w:r>
-      <w:r>
-        <w:t xml:space="preserve"> (mix 60/30/10 Basic/Pro/Enterprise) hasta tener datos reales del piloto. Cuando midamos GMV y tiers, se recalibra.</w:t>
-      </w:r>
-    </w:p>
-    <w:p>
-      <w:r/>
+        <w:t>~52</w:t>
+      </w:r>
+      <w:r>
+        <w:t xml:space="preserve"> es </w:t>
+      </w:r>
       <w:r>
         <w:rPr>
           <w:b/>
         </w:rPr>
-        <w:t>Fórmula mental:</w:t>
-      </w:r>
-      <w:r/>
-    </w:p>
-    <w:p>
-      <w:r>
-        <w:t>```</w:t>
-      </w:r>
-    </w:p>
-    <w:p>
-      <w:r>
-        <w:t>Ingreso por farmacia (LTV) = ARPF × meses de vida</w:t>
-      </w:r>
-    </w:p>
-    <w:p>
-      <w:r>
-        <w:t xml:space="preserve">                           = 50 × 20</w:t>
-      </w:r>
-    </w:p>
-    <w:p>
-      <w:r>
-        <w:t xml:space="preserve">                           = USD 1.000</w:t>
-      </w:r>
-    </w:p>
-    <w:p>
-      <w:r>
-        <w:t>LTV / CAC = 1.000 / 139 ≈ 7,2×</w:t>
-      </w:r>
-    </w:p>
-    <w:p>
-      <w:r>
-        <w:t>Payback = CAC / ARPF = 139 / 50 ≈ 2,8 meses</w:t>
-      </w:r>
-    </w:p>
-    <w:p>
-      <w:r>
-        <w:t>```</w:t>
-      </w:r>
-    </w:p>
-    <w:p>
-      <w:r>
-        <w:t>────────────────────────────────────────</w:t>
+        <w:t>placeholder</w:t>
+      </w:r>
+      <w:r>
+        <w:t xml:space="preserve"> hasta recalibrar con mix real de tiers y GMV en piloto.</w:t>
       </w:r>
     </w:p>
     <w:p>
@@ -685,313 +778,64 @@
         <w:pStyle w:val="Heading1"/>
       </w:pPr>
       <w:r>
-        <w:t>ARPF — ingreso medio por farmacia</w:t>
-      </w:r>
-    </w:p>
-    <w:tbl>
-      <w:tblPr>
-        <w:tblStyle w:val="TableGrid"/>
-        <w:tblW w:type="auto" w:w="0"/>
-        <w:tblLook w:firstColumn="1" w:firstRow="1" w:lastColumn="0" w:lastRow="0" w:noHBand="0" w:noVBand="1" w:val="04A0"/>
-      </w:tblPr>
-      <w:tblGrid>
-        <w:gridCol w:w="4320"/>
-        <w:gridCol w:w="4320"/>
-      </w:tblGrid>
-      <w:tr>
-        <w:tc>
-          <w:tcPr>
-            <w:tcW w:type="dxa" w:w="4320"/>
-            <w:shd w:fill="1E2A5A"/>
-          </w:tcPr>
-          <w:p>
-            <w:r>
-              <w:rPr>
-                <w:b/>
-                <w:color w:val="FFFFFF"/>
-                <w:sz w:val="20"/>
-              </w:rPr>
-              <w:t>Concepto</w:t>
-            </w:r>
-          </w:p>
-        </w:tc>
-        <w:tc>
-          <w:tcPr>
-            <w:tcW w:type="dxa" w:w="4320"/>
-            <w:shd w:fill="1E2A5A"/>
-          </w:tcPr>
-          <w:p>
-            <w:r>
-              <w:rPr>
-                <w:b/>
-                <w:color w:val="FFFFFF"/>
-                <w:sz w:val="20"/>
-              </w:rPr>
-              <w:t>Detalle</w:t>
-            </w:r>
-          </w:p>
-        </w:tc>
-      </w:tr>
-      <w:tr>
-        <w:tc>
-          <w:tcPr>
-            <w:tcW w:type="dxa" w:w="4320"/>
-          </w:tcPr>
-          <w:p>
-            <w:r>
-              <w:rPr>
-                <w:sz w:val="20"/>
-              </w:rPr>
-              <w:t>Modelo vigente</w:t>
-            </w:r>
-          </w:p>
-        </w:tc>
-        <w:tc>
-          <w:tcPr>
-            <w:tcW w:type="dxa" w:w="4320"/>
-          </w:tcPr>
-          <w:p>
-            <w:r>
-              <w:rPr>
-                <w:sz w:val="20"/>
-              </w:rPr>
-              <w:t>Cuota **25 / 40 / 55** + % sobre GMV en app</w:t>
-            </w:r>
-          </w:p>
-        </w:tc>
-      </w:tr>
-      <w:tr>
-        <w:tc>
-          <w:tcPr>
-            <w:tcW w:type="dxa" w:w="4320"/>
-          </w:tcPr>
-          <w:p>
-            <w:r>
-              <w:rPr>
-                <w:sz w:val="20"/>
-              </w:rPr>
-              <w:t>Placeholder pack</w:t>
-            </w:r>
-          </w:p>
-        </w:tc>
-        <w:tc>
-          <w:tcPr>
-            <w:tcW w:type="dxa" w:w="4320"/>
-          </w:tcPr>
-          <w:p>
-            <w:r>
-              <w:rPr>
-                <w:sz w:val="20"/>
-              </w:rPr>
-              <w:t>**~USD 50/mes** hasta post-Day-D con ≥30 días de GMV medido</w:t>
-            </w:r>
-          </w:p>
-        </w:tc>
-      </w:tr>
-      <w:tr>
-        <w:tc>
-          <w:tcPr>
-            <w:tcW w:type="dxa" w:w="4320"/>
-          </w:tcPr>
-          <w:p>
-            <w:r>
-              <w:rPr>
-                <w:sz w:val="20"/>
-              </w:rPr>
-              <w:t>Sensibilidad baja</w:t>
-            </w:r>
-          </w:p>
-        </w:tc>
-        <w:tc>
-          <w:tcPr>
-            <w:tcW w:type="dxa" w:w="4320"/>
-          </w:tcPr>
-          <w:p>
-            <w:r>
-              <w:rPr>
-                <w:sz w:val="20"/>
-              </w:rPr>
-              <w:t>Si ARPF efectivo fuera **41 USD/mes** → LTV **820** → LTV/CAC **~5,9×** (sigue saludable)</w:t>
-            </w:r>
-          </w:p>
-        </w:tc>
-      </w:tr>
-      <w:tr>
-        <w:tc>
-          <w:tcPr>
-            <w:tcW w:type="dxa" w:w="4320"/>
-          </w:tcPr>
-          <w:p>
-            <w:r>
-              <w:rPr>
-                <w:sz w:val="20"/>
-              </w:rPr>
-              <w:t>Sensibilidad alta</w:t>
-            </w:r>
-          </w:p>
-        </w:tc>
-        <w:tc>
-          <w:tcPr>
-            <w:tcW w:type="dxa" w:w="4320"/>
-          </w:tcPr>
-          <w:p>
-            <w:r>
-              <w:rPr>
-                <w:sz w:val="20"/>
-              </w:rPr>
-              <w:t>Si ARPF subiera a **~53 USD/mes** → equilibrio mensual podría adelantarse a **~M11**</w:t>
-            </w:r>
-          </w:p>
-        </w:tc>
-      </w:tr>
-    </w:tbl>
-    <w:p/>
-    <w:p>
-      <w:pPr>
-        <w:pStyle w:val="Heading2"/>
-      </w:pPr>
-      <w:r>
-        <w:t>Ejemplo numérico con GMV real (ilustrativo)</w:t>
+        <w:t>3. CAC (Customer Acquisition Cost)</w:t>
       </w:r>
     </w:p>
     <w:p>
-      <w:r>
-        <w:t xml:space="preserve">Farmacia en nivel </w:t>
-      </w:r>
+      <w:r/>
       <w:r>
         <w:rPr>
           <w:b/>
         </w:rPr>
-        <w:t>Pro</w:t>
-      </w:r>
-      <w:r>
-        <w:t xml:space="preserve"> con </w:t>
+        <w:t>Construcción bottom-up del CAC</w:t>
+      </w:r>
+      <w:r>
+        <w:t xml:space="preserve"> (alineada a </w:t>
       </w:r>
       <w:r>
         <w:rPr>
           <w:b/>
         </w:rPr>
-        <w:t>5.000 USD/mes</w:t>
-      </w:r>
-      <w:r>
-        <w:t xml:space="preserve"> de ventas completadas en app:</w:t>
-      </w:r>
-    </w:p>
-    <w:p>
-      <w:r>
-        <w:t>```</w:t>
-      </w:r>
-    </w:p>
-    <w:p>
-      <w:r>
-        <w:t>Cuota mes = 40 + (0,80% × 5.000) = 40 + 40 = USD 80/mes</w:t>
-      </w:r>
-    </w:p>
-    <w:p>
-      <w:r>
-        <w:t>```</w:t>
-      </w:r>
-    </w:p>
-    <w:p>
-      <w:r>
-        <w:t xml:space="preserve">Si esa farmacia permanece ~20 meses activa, su LTV para Zonix sería </w:t>
+        <w:t>4× Sales</w:t>
+      </w:r>
+      <w:r>
+        <w:t xml:space="preserve"> en tier Lean y </w:t>
       </w:r>
       <w:r>
         <w:rPr>
           <w:b/>
         </w:rPr>
-        <w:t>~1.600 USD</w:t>
-      </w:r>
-      <w:r>
-        <w:t xml:space="preserve"> — por encima del placeholder de 1.000. El </w:t>
+        <w:t>~8 farmacias firmadas/mes</w:t>
+      </w:r>
+      <w:r>
+        <w:t xml:space="preserve"> en régimen de crucero para el </w:t>
       </w:r>
       <w:r>
         <w:rPr>
           <w:b/>
         </w:rPr>
-        <w:t>~50</w:t>
-      </w:r>
-      <w:r>
-        <w:t xml:space="preserve"> es conservador porque mezcla farmacias pequeñas (Basic) con pocas ventas al inicio.</w:t>
-      </w:r>
-    </w:p>
-    <w:p>
-      <w:pPr>
-        <w:pStyle w:val="Heading2"/>
-      </w:pPr>
-      <w:r>
-        <w:t>Disposición a pagar (WTP) — qué falta medir</w:t>
-      </w:r>
-    </w:p>
-    <w:p>
-      <w:r>
-        <w:t xml:space="preserve">Antes del Day-D queremos </w:t>
+        <w:t>cálculo del CAC</w:t>
+      </w:r>
+      <w:r>
+        <w:t xml:space="preserve">; la curva comercial v3.3 asume </w:t>
       </w:r>
       <w:r>
         <w:rPr>
           <w:b/>
         </w:rPr>
-        <w:t>≥3 entrevistas de pricing</w:t>
-      </w:r>
-      <w:r>
-        <w:t xml:space="preserve"> con dueños de farmacia (cuota 25/40/55 + % GMV), preguntando </w:t>
+        <w:t>~185 firmas/año (~15/mes pico)</w:t>
+      </w:r>
+      <w:r>
+        <w:t xml:space="preserve"> en [MODELO_FINANCIERO_ZONIX_PHARMA.md](MODELO_FINANCIERO_ZONIX_PHARMA.md) S3.1 — </w:t>
       </w:r>
       <w:r>
         <w:rPr>
           <w:b/>
         </w:rPr>
-        <w:t>hechos pasados</w:t>
-      </w:r>
-      <w:r>
-        <w:t xml:space="preserve"> («¿cuánto pagaste el mes pasado a PedidosYa?»), no «¿usarías una app?». Gabriel puede ayudarnos a identificar farmacias donde hacer esas entrevistas sin sesgo comercial.</w:t>
-      </w:r>
-    </w:p>
-    <w:p>
-      <w:r/>
-      <w:r>
-        <w:rPr>
-          <w:b/>
-        </w:rPr>
-        <w:t>Waiver piloto (opcional comercial):</w:t>
-      </w:r>
-      <w:r>
-        <w:t xml:space="preserve"> primeras 10 farmacias, 2 meses sin cuota fija — solo si queda en contrato; no está modelado en la tabla central del año 1.</w:t>
-      </w:r>
-    </w:p>
-    <w:p>
-      <w:r>
-        <w:t>────────────────────────────────────────</w:t>
-      </w:r>
-    </w:p>
-    <w:p>
-      <w:pPr>
-        <w:pStyle w:val="Heading1"/>
-      </w:pPr>
-      <w:r>
-        <w:t>CAC — costo de adquisición (construcción)</w:t>
-      </w:r>
-    </w:p>
-    <w:p>
-      <w:r>
-        <w:t xml:space="preserve">El </w:t>
-      </w:r>
-      <w:r>
-        <w:rPr>
-          <w:b/>
-        </w:rPr>
-        <w:t>USD 139</w:t>
-      </w:r>
-      <w:r>
-        <w:t xml:space="preserve"> es el headline </w:t>
-      </w:r>
-      <w:r>
-        <w:rPr>
-          <w:b/>
-        </w:rPr>
-        <w:t>conservador</w:t>
-      </w:r>
-      <w:r>
-        <w:t xml:space="preserve"> del pack. Desglose bottom-up:</w:t>
+        <w:t>stock de activas</w:t>
+      </w:r>
+      <w:r>
+        <w:t xml:space="preserve"> es fuente de verdad para revenue):</w:t>
       </w:r>
     </w:p>
     <w:tbl>
@@ -1033,7 +877,7 @@
                 <w:color w:val="FFFFFF"/>
                 <w:sz w:val="20"/>
               </w:rPr>
-              <w:t>USD por farmacia firmada</w:t>
+              <w:t>Costo por farmacia firmada</w:t>
             </w:r>
           </w:p>
         </w:tc>
@@ -1048,7 +892,7 @@
               <w:rPr>
                 <w:sz w:val="20"/>
               </w:rPr>
-              <w:t>Comisión comercial B2B</w:t>
+              <w:t>Comisión Sales B2B (USD 40 por firma)</w:t>
             </w:r>
           </w:p>
         </w:tc>
@@ -1061,7 +905,7 @@
               <w:rPr>
                 <w:sz w:val="20"/>
               </w:rPr>
-              <w:t>40</w:t>
+              <w:t>USD 40</w:t>
             </w:r>
           </w:p>
         </w:tc>
@@ -1076,7 +920,7 @@
               <w:rPr>
                 <w:sz w:val="20"/>
               </w:rPr>
-              <w:t>Prorrateo equipo **4 vendedores** (base ~1.400/mes ÷ ~16 firmas/mes capacidad)</w:t>
+              <w:t>Costo proporcional fijo **4×** Sales Lean (base **1.400**/mes ÷ **~16** firmas/mes — capacidad canal)</w:t>
             </w:r>
           </w:p>
         </w:tc>
@@ -1089,7 +933,7 @@
               <w:rPr>
                 <w:sz w:val="20"/>
               </w:rPr>
-              <w:t>~88</w:t>
+              <w:t>USD **~88**</w:t>
             </w:r>
           </w:p>
         </w:tc>
@@ -1104,7 +948,7 @@
               <w:rPr>
                 <w:sz w:val="20"/>
               </w:rPr>
-              <w:t>Marketing digital geo (Meta + canales B2B)</w:t>
+              <w:t>Marketing digital geo-targeteado (Meta + canales B2B)</w:t>
             </w:r>
           </w:p>
         </w:tc>
@@ -1117,7 +961,7 @@
               <w:rPr>
                 <w:sz w:val="20"/>
               </w:rPr>
-              <w:t>25</w:t>
+              <w:t>USD 25</w:t>
             </w:r>
           </w:p>
         </w:tc>
@@ -1132,7 +976,7 @@
               <w:rPr>
                 <w:sz w:val="20"/>
               </w:rPr>
-              <w:t>Material impreso, demos</w:t>
+              <w:t>Material impreso, brochures, demos</w:t>
             </w:r>
           </w:p>
         </w:tc>
@@ -1145,7 +989,7 @@
               <w:rPr>
                 <w:sz w:val="20"/>
               </w:rPr>
-              <w:t>5</w:t>
+              <w:t>USD 5</w:t>
             </w:r>
           </w:p>
         </w:tc>
@@ -1160,7 +1004,7 @@
               <w:rPr>
                 <w:sz w:val="20"/>
               </w:rPr>
-              <w:t>Soporte onboarding proporcional</w:t>
+              <w:t>Customer Support proporcional para onboarding inicial</w:t>
             </w:r>
           </w:p>
         </w:tc>
@@ -1173,7 +1017,7 @@
               <w:rPr>
                 <w:sz w:val="20"/>
               </w:rPr>
-              <w:t>10</w:t>
+              <w:t>USD 10</w:t>
             </w:r>
           </w:p>
         </w:tc>
@@ -1188,7 +1032,7 @@
               <w:rPr>
                 <w:sz w:val="20"/>
               </w:rPr>
-              <w:t>Pérdida por cancelación primer mes (~10%)</w:t>
+              <w:t>Pérdida en farmacias que cancelan en primer mes (10% de las firmadas)</w:t>
             </w:r>
           </w:p>
         </w:tc>
@@ -1201,7 +1045,7 @@
               <w:rPr>
                 <w:sz w:val="20"/>
               </w:rPr>
-              <w:t>9</w:t>
+              <w:t>USD 9</w:t>
             </w:r>
           </w:p>
         </w:tc>
@@ -1216,7 +1060,7 @@
               <w:rPr>
                 <w:sz w:val="20"/>
               </w:rPr>
-              <w:t>**Suma explícita**</w:t>
+              <w:t>**Suma bottom-up explícita**</w:t>
             </w:r>
           </w:p>
         </w:tc>
@@ -1229,7 +1073,7 @@
               <w:rPr>
                 <w:sz w:val="20"/>
               </w:rPr>
-              <w:t>**~177**</w:t>
+              <w:t>**USD ~177**</w:t>
             </w:r>
           </w:p>
         </w:tc>
@@ -1244,7 +1088,7 @@
               <w:rPr>
                 <w:sz w:val="20"/>
               </w:rPr>
-              <w:t>**Headline pitch (redondeo conservador)**</w:t>
+              <w:t>**CAC headline pitch (conservador redondeado v3.3)**</w:t>
             </w:r>
           </w:p>
         </w:tc>
@@ -1257,7 +1101,7 @@
               <w:rPr>
                 <w:sz w:val="20"/>
               </w:rPr>
-              <w:t>**139**</w:t>
+              <w:t>**USD 139** *(no cambiar sin decisión founder; recalcular post-piloto)*</w:t>
             </w:r>
           </w:p>
         </w:tc>
@@ -1273,34 +1117,52 @@
         <w:t>Sensibilidad:</w:t>
       </w:r>
       <w:r>
-        <w:t xml:space="preserve"> si la comisión sube a </w:t>
+        <w:t xml:space="preserve"> si la comisión marginal sube a </w:t>
       </w:r>
       <w:r>
         <w:rPr>
           <w:b/>
         </w:rPr>
-        <w:t>50 USD/firma</w:t>
-      </w:r>
-      <w:r>
-        <w:t xml:space="preserve"> → CAC </w:t>
+        <w:t>USD 50</w:t>
+      </w:r>
+      <w:r>
+        <w:t xml:space="preserve"> por firma para acelerar adopción, CAC sube </w:t>
       </w:r>
       <w:r>
         <w:rPr>
           <w:b/>
         </w:rPr>
-        <w:t>~159</w:t>
-      </w:r>
-      <w:r>
-        <w:t xml:space="preserve"> → LTV/CAC </w:t>
+        <w:t>+USD 20</w:t>
+      </w:r>
+      <w:r>
+        <w:t xml:space="preserve"> → </w:t>
       </w:r>
       <w:r>
         <w:rPr>
           <w:b/>
         </w:rPr>
-        <w:t>~6,3×</w:t>
-      </w:r>
-      <w:r>
-        <w:t xml:space="preserve"> (aún sólido).</w:t>
+        <w:t>USD 159</w:t>
+      </w:r>
+      <w:r>
+        <w:t xml:space="preserve">; LTV/CAC ≈ </w:t>
+      </w:r>
+      <w:r>
+        <w:rPr>
+          <w:b/>
+        </w:rPr>
+        <w:t>6,5x</w:t>
+      </w:r>
+      <w:r>
+        <w:t xml:space="preserve"> (LTV </w:t>
+      </w:r>
+      <w:r>
+        <w:rPr>
+          <w:b/>
+        </w:rPr>
+        <w:t>1.040</w:t>
+      </w:r>
+      <w:r>
+        <w:t>). Aún sólido frente a benchmarks 3-5x.</w:t>
       </w:r>
     </w:p>
     <w:p>
@@ -1309,10 +1171,19 @@
         <w:rPr>
           <w:b/>
         </w:rPr>
-        <w:t>Nota operativa:</w:t>
-      </w:r>
-      <w:r>
-        <w:t xml:space="preserve"> el CAC usa </w:t>
+        <w:t>Nota dual de denominador (Steve Blank L6.14 — capacidad de canal):</w:t>
+      </w:r>
+      <w:r>
+        <w:t xml:space="preserve"> el </w:t>
+      </w:r>
+      <w:r>
+        <w:rPr>
+          <w:b/>
+        </w:rPr>
+        <w:t>CAC 139</w:t>
+      </w:r>
+      <w:r>
+        <w:t xml:space="preserve"> usa </w:t>
       </w:r>
       <w:r>
         <w:rPr>
@@ -1321,7 +1192,16 @@
         <w:t>~8 firmas/mes</w:t>
       </w:r>
       <w:r>
-        <w:t xml:space="preserve"> en régimen de crucero (conservador). Si el canal sostiene más ritmo, el prorrateo fijo baja; el </w:t>
+        <w:t xml:space="preserve"> (régimen crucero, escenario </w:t>
+      </w:r>
+      <w:r>
+        <w:rPr>
+          <w:b/>
+        </w:rPr>
+        <w:t>conservador</w:t>
+      </w:r>
+      <w:r>
+        <w:t xml:space="preserve"> — ancla del pitch). Si el equipo sostiene mayor ritmo de firmas, el prorrateo fijo baja y el CAC implícito sería menor — el </w:t>
       </w:r>
       <w:r>
         <w:rPr>
@@ -1330,30 +1210,25 @@
         <w:t>139</w:t>
       </w:r>
       <w:r>
-        <w:t xml:space="preserve"> incorpora margen de seguridad. El plan comercial v3.3 asume </w:t>
+        <w:t xml:space="preserve"> incorpora margen de seguridad. </w:t>
       </w:r>
       <w:r>
         <w:rPr>
           <w:b/>
         </w:rPr>
-        <w:t>~185 firmas/año</w:t>
-      </w:r>
-      <w:r>
-        <w:t xml:space="preserve"> (~15/mes pico), pero el </w:t>
+        <w:t>No cambiar el headline 139 sin decisión founder.</w:t>
+      </w:r>
+      <w:r>
+        <w:t xml:space="preserve"> Puente con MODELO S3.2: el costo Sales base Lean </w:t>
       </w:r>
       <w:r>
         <w:rPr>
           <w:b/>
         </w:rPr>
-        <w:t>stock de activas</w:t>
-      </w:r>
-      <w:r>
-        <w:t xml:space="preserve"> (159 al M12) es la fuente de verdad para ingresos.</w:t>
-      </w:r>
-    </w:p>
-    <w:p>
-      <w:r>
-        <w:t>────────────────────────────────────────</w:t>
+        <w:t>~USD 1.400/mes</w:t>
+      </w:r>
+      <w:r>
+        <w:t xml:space="preserve"> (4×350) + comisiones al ritmo de firmas.</w:t>
       </w:r>
     </w:p>
     <w:p>
@@ -1361,7 +1236,139 @@
         <w:pStyle w:val="Heading1"/>
       </w:pPr>
       <w:r>
-        <w:t>LTV y churn</w:t>
+        <w:t>4. LTV (Lifetime Value)</w:t>
+      </w:r>
+    </w:p>
+    <w:p>
+      <w:r/>
+      <w:r>
+        <w:rPr>
+          <w:b/>
+        </w:rPr>
+        <w:t>Construcción:</w:t>
+      </w:r>
+      <w:r/>
+    </w:p>
+    <w:p>
+      <w:r>
+        <w:t>```</w:t>
+      </w:r>
+    </w:p>
+    <w:p>
+      <w:r>
+        <w:t>LTV = ARPF × (1 / churn mensual)</w:t>
+      </w:r>
+    </w:p>
+    <w:p>
+      <w:r>
+        <w:t>LTV = USD 52 × (1 / 0,05)</w:t>
+      </w:r>
+    </w:p>
+    <w:p>
+      <w:r>
+        <w:t>LTV = USD 52 × 20 meses</w:t>
+      </w:r>
+    </w:p>
+    <w:p>
+      <w:r>
+        <w:t>LTV = USD 1.040</w:t>
+      </w:r>
+    </w:p>
+    <w:p>
+      <w:r>
+        <w:t>```</w:t>
+      </w:r>
+    </w:p>
+    <w:p>
+      <w:pPr>
+        <w:pStyle w:val="Heading2"/>
+      </w:pPr>
+      <w:r>
+        <w:t>4.1 Churn mensual: 5%</w:t>
+      </w:r>
+    </w:p>
+    <w:p>
+      <w:r/>
+      <w:r>
+        <w:rPr>
+          <w:b/>
+        </w:rPr>
+        <w:t>Por qué 5%:</w:t>
+      </w:r>
+      <w:r/>
+    </w:p>
+    <w:p>
+      <w:r>
+        <w:t xml:space="preserve">- Mediana SaaS B2B SMB en LatAm: </w:t>
+      </w:r>
+      <w:r>
+        <w:rPr>
+          <w:b/>
+        </w:rPr>
+        <w:t>3-7% mensual</w:t>
+      </w:r>
+      <w:r>
+        <w:t xml:space="preserve"> ([fuente: ChartMogul SaaS Benchmarks 2025](https://chartmogul.com/blog/saas-benchmarks/), [Recurly LatAm Report 2024](https://recurly.com/research/)).</w:t>
+      </w:r>
+    </w:p>
+    <w:p>
+      <w:r>
+        <w:t>- Marketplace farmacéutico es más sticky que SaaS general (la farmacia depende del catálogo y de la ruta de delivery ya construida con sus pacientes habituales).</w:t>
+      </w:r>
+    </w:p>
+    <w:p>
+      <w:r>
+        <w:t>- Pero menos sticky que ERP / CRM porque la farmacia puede simplemente dejar de marketear su tienda Zonix.</w:t>
+      </w:r>
+    </w:p>
+    <w:p>
+      <w:r/>
+      <w:r>
+        <w:rPr>
+          <w:b/>
+        </w:rPr>
+        <w:t>5% mensual = 60% anual.</w:t>
+      </w:r>
+      <w:r>
+        <w:t xml:space="preserve"> En cohortes:</w:t>
+      </w:r>
+    </w:p>
+    <w:p>
+      <w:r>
+        <w:t>- Mes 1: 100 farmacias.</w:t>
+      </w:r>
+    </w:p>
+    <w:p>
+      <w:r>
+        <w:t>- Mes 2: 95.</w:t>
+      </w:r>
+    </w:p>
+    <w:p>
+      <w:r>
+        <w:t>- Mes 6: 73.</w:t>
+      </w:r>
+    </w:p>
+    <w:p>
+      <w:r>
+        <w:t>- Mes 12: 54.</w:t>
+      </w:r>
+    </w:p>
+    <w:p>
+      <w:r>
+        <w:t>- Mes 20: 36.</w:t>
+      </w:r>
+    </w:p>
+    <w:p>
+      <w:r>
+        <w:t>- Lifetime promedio = 1/0,05 = 20 meses.</w:t>
+      </w:r>
+    </w:p>
+    <w:p>
+      <w:pPr>
+        <w:pStyle w:val="Heading2"/>
+      </w:pPr>
+      <w:r>
+        <w:t>4.2 Sensibilidad a churn</w:t>
       </w:r>
     </w:p>
     <w:tbl>
@@ -1406,7 +1413,7 @@
                 <w:color w:val="FFFFFF"/>
                 <w:sz w:val="20"/>
               </w:rPr>
-              <w:t>Meses de vida</w:t>
+              <w:t>Lifetime</w:t>
             </w:r>
           </w:p>
         </w:tc>
@@ -1422,7 +1429,7 @@
                 <w:color w:val="FFFFFF"/>
                 <w:sz w:val="20"/>
               </w:rPr>
-              <w:t>LTV (ARPF 50)</w:t>
+              <w:t>LTV</w:t>
             </w:r>
           </w:p>
         </w:tc>
@@ -1482,7 +1489,7 @@
               <w:rPr>
                 <w:sz w:val="20"/>
               </w:rPr>
-              <w:t>33</w:t>
+              <w:t>33 meses</w:t>
             </w:r>
           </w:p>
         </w:tc>
@@ -1495,7 +1502,7 @@
               <w:rPr>
                 <w:sz w:val="20"/>
               </w:rPr>
-              <w:t>1.650</w:t>
+              <w:t>USD 1.733</w:t>
             </w:r>
           </w:p>
         </w:tc>
@@ -1508,7 +1515,7 @@
               <w:rPr>
                 <w:sz w:val="20"/>
               </w:rPr>
-              <w:t>~11,9×</w:t>
+              <w:t>~12,5x</w:t>
             </w:r>
           </w:p>
         </w:tc>
@@ -1521,7 +1528,7 @@
               <w:rPr>
                 <w:sz w:val="20"/>
               </w:rPr>
-              <w:t>Muy optimista</w:t>
+              <w:t>Excelente — solo si el producto resulta ser muy sticky.</w:t>
             </w:r>
           </w:p>
         </w:tc>
@@ -1536,7 +1543,7 @@
               <w:rPr>
                 <w:sz w:val="20"/>
               </w:rPr>
-              <w:t>**5% (base)**</w:t>
+              <w:t>5% (base)</w:t>
             </w:r>
           </w:p>
         </w:tc>
@@ -1549,7 +1556,7 @@
               <w:rPr>
                 <w:sz w:val="20"/>
               </w:rPr>
-              <w:t>**20**</w:t>
+              <w:t>20 meses</w:t>
             </w:r>
           </w:p>
         </w:tc>
@@ -1562,7 +1569,7 @@
               <w:rPr>
                 <w:sz w:val="20"/>
               </w:rPr>
-              <w:t>**1.000**</w:t>
+              <w:t>USD 1.040</w:t>
             </w:r>
           </w:p>
         </w:tc>
@@ -1575,7 +1582,7 @@
               <w:rPr>
                 <w:sz w:val="20"/>
               </w:rPr>
-              <w:t>**~7,2×**</w:t>
+              <w:t>**~7,5x**</w:t>
             </w:r>
           </w:p>
         </w:tc>
@@ -1588,7 +1595,7 @@
               <w:rPr>
                 <w:sz w:val="20"/>
               </w:rPr>
-              <w:t>**Caso central**</w:t>
+              <w:t>**Caso base (ARPF ~52).**</w:t>
             </w:r>
           </w:p>
         </w:tc>
@@ -1616,7 +1623,7 @@
               <w:rPr>
                 <w:sz w:val="20"/>
               </w:rPr>
-              <w:t>14</w:t>
+              <w:t>14 meses</w:t>
             </w:r>
           </w:p>
         </w:tc>
@@ -1629,7 +1636,7 @@
               <w:rPr>
                 <w:sz w:val="20"/>
               </w:rPr>
-              <w:t>700</w:t>
+              <w:t>USD 743</w:t>
             </w:r>
           </w:p>
         </w:tc>
@@ -1642,7 +1649,7 @@
               <w:rPr>
                 <w:sz w:val="20"/>
               </w:rPr>
-              <w:t>~5,0×</w:t>
+              <w:t>~5,3x</w:t>
             </w:r>
           </w:p>
         </w:tc>
@@ -1655,7 +1662,7 @@
               <w:rPr>
                 <w:sz w:val="20"/>
               </w:rPr>
-              <w:t>Aceptable; activar retención</w:t>
+              <w:t>Aceptable, alarma de optimización.</w:t>
             </w:r>
           </w:p>
         </w:tc>
@@ -1683,7 +1690,7 @@
               <w:rPr>
                 <w:sz w:val="20"/>
               </w:rPr>
-              <w:t>10</w:t>
+              <w:t>10 meses</w:t>
             </w:r>
           </w:p>
         </w:tc>
@@ -1696,7 +1703,7 @@
               <w:rPr>
                 <w:sz w:val="20"/>
               </w:rPr>
-              <w:t>500</w:t>
+              <w:t>USD 520</w:t>
             </w:r>
           </w:p>
         </w:tc>
@@ -1709,7 +1716,7 @@
               <w:rPr>
                 <w:sz w:val="20"/>
               </w:rPr>
-              <w:t>~3,6×</w:t>
+              <w:t>~3,7x</w:t>
             </w:r>
           </w:p>
         </w:tc>
@@ -1722,7 +1729,7 @@
               <w:rPr>
                 <w:sz w:val="20"/>
               </w:rPr>
-              <w:t>Marginal</w:t>
+              <w:t>Marginal, requiere intervención.</w:t>
             </w:r>
           </w:p>
         </w:tc>
@@ -1750,7 +1757,7 @@
               <w:rPr>
                 <w:sz w:val="20"/>
               </w:rPr>
-              <w:t>6,7</w:t>
+              <w:t>6,7 meses</w:t>
             </w:r>
           </w:p>
         </w:tc>
@@ -1763,7 +1770,7 @@
               <w:rPr>
                 <w:sz w:val="20"/>
               </w:rPr>
-              <w:t>333</w:t>
+              <w:t>USD 347</w:t>
             </w:r>
           </w:p>
         </w:tc>
@@ -1776,7 +1783,7 @@
               <w:rPr>
                 <w:sz w:val="20"/>
               </w:rPr>
-              <w:t>~2,4×</w:t>
+              <w:t>~2,5x</w:t>
             </w:r>
           </w:p>
         </w:tc>
@@ -1789,7 +1796,7 @@
               <w:rPr>
                 <w:sz w:val="20"/>
               </w:rPr>
-              <w:t>Insostenible — pivote</w:t>
+              <w:t>Insostenible. Trigger de pivote.</w:t>
             </w:r>
           </w:p>
         </w:tc>
@@ -1802,28 +1809,73 @@
         <w:rPr>
           <w:b/>
         </w:rPr>
-        <w:t>Por qué 5%:</w:t>
-      </w:r>
-      <w:r>
-        <w:t xml:space="preserve"> mediana SaaS B2B SMB LatAm </w:t>
-      </w:r>
+        <w:t>Decisión:</w:t>
+      </w:r>
+      <w:r>
+        <w:t xml:space="preserve"> el modelo se construye con 5%. Si churn supera 7% en mes 6, se activa plan de retención (ver [PLAN_LANZAMIENTO_COMERCIAL.md](PLAN_LANZAMIENTO_COMERCIAL.md)).</w:t>
+      </w:r>
+    </w:p>
+    <w:p>
+      <w:pPr>
+        <w:pStyle w:val="Heading1"/>
+      </w:pPr>
+      <w:r>
+        <w:t>5. Payback CAC</w:t>
+      </w:r>
+    </w:p>
+    <w:p>
+      <w:r>
+        <w:t>```</w:t>
+      </w:r>
+    </w:p>
+    <w:p>
+      <w:r>
+        <w:t>Payback = CAC / ARPF</w:t>
+      </w:r>
+    </w:p>
+    <w:p>
+      <w:r>
+        <w:t xml:space="preserve">        = USD 139 / USD 52</w:t>
+      </w:r>
+    </w:p>
+    <w:p>
+      <w:r>
+        <w:t xml:space="preserve">        ≈ 2,7 meses</w:t>
+      </w:r>
+    </w:p>
+    <w:p>
+      <w:r>
+        <w:t>```</w:t>
+      </w:r>
+    </w:p>
+    <w:p>
+      <w:r/>
       <w:r>
         <w:rPr>
           <w:b/>
         </w:rPr>
-        <w:t>3–7%</w:t>
-      </w:r>
-      <w:r>
-        <w:t xml:space="preserve">; marketplace farmacéutico algo más sticky que SaaS genérico, pero menos que ERP. </w:t>
+        <w:t>Lectura:</w:t>
+      </w:r>
+      <w:r>
+        <w:t xml:space="preserve"> la farmacia cubre el costo de adquisición en </w:t>
       </w:r>
       <w:r>
         <w:rPr>
           <w:b/>
         </w:rPr>
-        <w:t>5% = 60% anual</w:t>
-      </w:r>
-      <w:r>
-        <w:t xml:space="preserve"> — conservador para el pitch.</w:t>
+        <w:t>~2,7 meses</w:t>
+      </w:r>
+      <w:r>
+        <w:t xml:space="preserve"> de cuota+fee </w:t>
+      </w:r>
+      <w:r>
+        <w:rPr>
+          <w:b/>
+        </w:rPr>
+        <w:t>al nivel del placeholder ARPF</w:t>
+      </w:r>
+      <w:r>
+        <w:t>; al medir ARPF híbrido real, recalcular payback.</w:t>
       </w:r>
     </w:p>
     <w:p>
@@ -1832,41 +1884,194 @@
         <w:rPr>
           <w:b/>
         </w:rPr>
-        <w:t>Trigger operativo:</w:t>
-      </w:r>
-      <w:r>
-        <w:t xml:space="preserve"> si churn supera </w:t>
-      </w:r>
+        <w:t>Benchmark SaaS B2B:</w:t>
+      </w:r>
+      <w:r/>
+    </w:p>
+    <w:p>
+      <w:r>
+        <w:t>- Excelente: &lt; 12 meses.</w:t>
+      </w:r>
+    </w:p>
+    <w:p>
+      <w:r>
+        <w:t>- Bueno: 12-18 meses.</w:t>
+      </w:r>
+    </w:p>
+    <w:p>
+      <w:r>
+        <w:t>- Aceptable: 18-24 meses.</w:t>
+      </w:r>
+    </w:p>
+    <w:p>
+      <w:r/>
       <w:r>
         <w:rPr>
           <w:b/>
         </w:rPr>
-        <w:t>7%</w:t>
-      </w:r>
-      <w:r>
-        <w:t xml:space="preserve"> en mes 6 → plan de retención comercial (visitas de cuenta, revisión de pricing, soporte dedicado).</w:t>
+        <w:t>Zonix Pharma: ~2,7 meses</w:t>
+      </w:r>
+      <w:r>
+        <w:t xml:space="preserve"> con los supuestos actuales. SaaS B2B típicos tardan más porque tienen períodos de prueba largos o billing anual.</w:t>
       </w:r>
     </w:p>
     <w:p>
       <w:pPr>
-        <w:pStyle w:val="Heading2"/>
+        <w:pStyle w:val="Heading1"/>
       </w:pPr>
       <w:r>
-        <w:t>Cohortes — por qué importa pensar en capas</w:t>
+        <w:t>6. Equilibrio operativo mensual (revenue ≥ burn)</w:t>
       </w:r>
     </w:p>
     <w:p>
       <w:r>
-        <w:t xml:space="preserve">Ejemplo: </w:t>
+        <w:t xml:space="preserve">Definición: mes en el que </w:t>
       </w:r>
       <w:r>
         <w:rPr>
           <w:b/>
         </w:rPr>
-        <w:t>10 farmacias</w:t>
-      </w:r>
-      <w:r>
-        <w:t xml:space="preserve"> que firman en el mes 4, churn 5%/mes:</w:t>
+        <w:t>revenue mensual ≥ burn mensual</w:t>
+      </w:r>
+      <w:r>
+        <w:t>.</w:t>
+      </w:r>
+    </w:p>
+    <w:p>
+      <w:r/>
+      <w:r>
+        <w:rPr>
+          <w:b/>
+        </w:rPr>
+        <w:t>Esc.1 vigente (v4 — pricing 45/60/70 + % GMV):</w:t>
+      </w:r>
+      <w:r/>
+    </w:p>
+    <w:p>
+      <w:r>
+        <w:t>```</w:t>
+      </w:r>
+    </w:p>
+    <w:p>
+      <w:r>
+        <w:t>Burn promedio mensual (Lean Excel esc.1, año 1) ≈ USD 11.411–14.346 (esc.1) — Total Y1 169.717</w:t>
+      </w:r>
+    </w:p>
+    <w:p>
+      <w:r>
+        <w:t xml:space="preserve">Revenue M1 esc.1 = USD </w:t>
+      </w:r>
+      <w:r>
+        <w:rPr>
+          <w:b/>
+        </w:rPr>
+        <w:t>7.520</w:t>
+      </w:r>
+      <w:r>
+        <w:t xml:space="preserve"> (Excel Año 1; ARPF ~52 + cuota 45/60/70 + % GMV)</w:t>
+      </w:r>
+    </w:p>
+    <w:p>
+      <w:r>
+        <w:t>→ M1: ingresos 7.520 &lt; costos 11.411; FCF+ desde M5</w:t>
+      </w:r>
+    </w:p>
+    <w:p>
+      <w:r>
+        <w:t xml:space="preserve">FCF Y1 esc.1: </w:t>
+      </w:r>
+      <w:r>
+        <w:rPr>
+          <w:b/>
+        </w:rPr>
+        <w:t>+59.079</w:t>
+      </w:r>
+      <w:r>
+        <w:t xml:space="preserve">; break-even mensual desde </w:t>
+      </w:r>
+      <w:r>
+        <w:rPr>
+          <w:b/>
+        </w:rPr>
+        <w:t>M5</w:t>
+      </w:r>
+      <w:r>
+        <w:t xml:space="preserve">; cash M12 </w:t>
+      </w:r>
+      <w:r>
+        <w:rPr>
+          <w:b/>
+        </w:rPr>
+        <w:t>246.231</w:t>
+      </w:r>
+      <w:r>
+        <w:t xml:space="preserve"> (187.152 + 59.079)</w:t>
+      </w:r>
+    </w:p>
+    <w:p>
+      <w:r>
+        <w:t>```</w:t>
+      </w:r>
+    </w:p>
+    <w:p>
+      <w:r/>
+      <w:r>
+        <w:rPr>
+          <w:b/>
+        </w:rPr>
+        <w:t>Lectura:</w:t>
+      </w:r>
+      <w:r>
+        <w:t xml:space="preserve"> el caso central esc.1 asume </w:t>
+      </w:r>
+      <w:r>
+        <w:rPr>
+          <w:b/>
+        </w:rPr>
+        <w:t>~185 firmas</w:t>
+      </w:r>
+      <w:r>
+        <w:t xml:space="preserve"> en 12 meses post-Day-D con </w:t>
+      </w:r>
+      <w:r>
+        <w:rPr>
+          <w:b/>
+        </w:rPr>
+        <w:t>4× Sales</w:t>
+      </w:r>
+      <w:r>
+        <w:t xml:space="preserve"> (Lean 237.412). Ask único: </w:t>
+      </w:r>
+      <w:r>
+        <w:rPr>
+          <w:b/>
+        </w:rPr>
+        <w:t>USD 237.412</w:t>
+      </w:r>
+      <w:r>
+        <w:t xml:space="preserve"> @ cap </w:t>
+      </w:r>
+      <w:r>
+        <w:rPr>
+          <w:b/>
+        </w:rPr>
+        <w:t>600k</w:t>
+      </w:r>
+      <w:r>
+        <w:t>.</w:t>
+      </w:r>
+    </w:p>
+    <w:p>
+      <w:pPr>
+        <w:pStyle w:val="Heading1"/>
+      </w:pPr>
+      <w:r>
+        <w:t>7. Cohort analysis simulado</w:t>
+      </w:r>
+    </w:p>
+    <w:p>
+      <w:r>
+        <w:t>Ejemplo: cohort de 10 farmacias firmadas en el mes 4, con churn 5% mensual.</w:t>
       </w:r>
     </w:p>
     <w:tbl>
@@ -1893,7 +2098,7 @@
                 <w:color w:val="FFFFFF"/>
                 <w:sz w:val="20"/>
               </w:rPr>
-              <w:t>Mes calendario</w:t>
+              <w:t>Mes</w:t>
             </w:r>
           </w:p>
         </w:tc>
@@ -1909,7 +2114,7 @@
                 <w:color w:val="FFFFFF"/>
                 <w:sz w:val="20"/>
               </w:rPr>
-              <w:t>Activas de la cohort</w:t>
+              <w:t>Farmacias activas de la cohort</w:t>
             </w:r>
           </w:p>
         </w:tc>
@@ -1925,7 +2130,7 @@
                 <w:color w:val="FFFFFF"/>
                 <w:sz w:val="20"/>
               </w:rPr>
-              <w:t>Ingreso acumulado cohort (ARPF 50)</w:t>
+              <w:t>ARPF acumulado de la cohort</w:t>
             </w:r>
           </w:p>
         </w:tc>
@@ -1966,7 +2171,48 @@
               <w:rPr>
                 <w:sz w:val="20"/>
               </w:rPr>
-              <w:t>500</w:t>
+              <w:t>USD 520</w:t>
+            </w:r>
+          </w:p>
+        </w:tc>
+      </w:tr>
+      <w:tr>
+        <w:tc>
+          <w:tcPr>
+            <w:tcW w:type="dxa" w:w="2880"/>
+          </w:tcPr>
+          <w:p>
+            <w:r>
+              <w:rPr>
+                <w:sz w:val="20"/>
+              </w:rPr>
+              <w:t>5</w:t>
+            </w:r>
+          </w:p>
+        </w:tc>
+        <w:tc>
+          <w:tcPr>
+            <w:tcW w:type="dxa" w:w="2880"/>
+          </w:tcPr>
+          <w:p>
+            <w:r>
+              <w:rPr>
+                <w:sz w:val="20"/>
+              </w:rPr>
+              <w:t>9,5</w:t>
+            </w:r>
+          </w:p>
+        </w:tc>
+        <w:tc>
+          <w:tcPr>
+            <w:tcW w:type="dxa" w:w="2880"/>
+          </w:tcPr>
+          <w:p>
+            <w:r>
+              <w:rPr>
+                <w:sz w:val="20"/>
+              </w:rPr>
+              <w:t>USD 1.014</w:t>
             </w:r>
           </w:p>
         </w:tc>
@@ -2007,7 +2253,48 @@
               <w:rPr>
                 <w:sz w:val="20"/>
               </w:rPr>
-              <w:t>1.424</w:t>
+              <w:t>USD 1.482</w:t>
+            </w:r>
+          </w:p>
+        </w:tc>
+      </w:tr>
+      <w:tr>
+        <w:tc>
+          <w:tcPr>
+            <w:tcW w:type="dxa" w:w="2880"/>
+          </w:tcPr>
+          <w:p>
+            <w:r>
+              <w:rPr>
+                <w:sz w:val="20"/>
+              </w:rPr>
+              <w:t>9</w:t>
+            </w:r>
+          </w:p>
+        </w:tc>
+        <w:tc>
+          <w:tcPr>
+            <w:tcW w:type="dxa" w:w="2880"/>
+          </w:tcPr>
+          <w:p>
+            <w:r>
+              <w:rPr>
+                <w:sz w:val="20"/>
+              </w:rPr>
+              <w:t>7,7</w:t>
+            </w:r>
+          </w:p>
+        </w:tc>
+        <w:tc>
+          <w:tcPr>
+            <w:tcW w:type="dxa" w:w="2880"/>
+          </w:tcPr>
+          <w:p>
+            <w:r>
+              <w:rPr>
+                <w:sz w:val="20"/>
+              </w:rPr>
+              <w:t>USD 2.797</w:t>
             </w:r>
           </w:p>
         </w:tc>
@@ -2048,7 +2335,48 @@
               <w:rPr>
                 <w:sz w:val="20"/>
               </w:rPr>
-              <w:t>3.791</w:t>
+              <w:t>USD 3.943</w:t>
+            </w:r>
+          </w:p>
+        </w:tc>
+      </w:tr>
+      <w:tr>
+        <w:tc>
+          <w:tcPr>
+            <w:tcW w:type="dxa" w:w="2880"/>
+          </w:tcPr>
+          <w:p>
+            <w:r>
+              <w:rPr>
+                <w:sz w:val="20"/>
+              </w:rPr>
+              <w:t>18</w:t>
+            </w:r>
+          </w:p>
+        </w:tc>
+        <w:tc>
+          <w:tcPr>
+            <w:tcW w:type="dxa" w:w="2880"/>
+          </w:tcPr>
+          <w:p>
+            <w:r>
+              <w:rPr>
+                <w:sz w:val="20"/>
+              </w:rPr>
+              <w:t>4,8</w:t>
+            </w:r>
+          </w:p>
+        </w:tc>
+        <w:tc>
+          <w:tcPr>
+            <w:tcW w:type="dxa" w:w="2880"/>
+          </w:tcPr>
+          <w:p>
+            <w:r>
+              <w:rPr>
+                <w:sz w:val="20"/>
+              </w:rPr>
+              <w:t>USD 5.732</w:t>
             </w:r>
           </w:p>
         </w:tc>
@@ -2089,7 +2417,7 @@
               <w:rPr>
                 <w:sz w:val="20"/>
               </w:rPr>
-              <w:t>6.787</w:t>
+              <w:t>USD 7.058</w:t>
             </w:r>
           </w:p>
         </w:tc>
@@ -2098,25 +2426,326 @@
     <w:p/>
     <w:p>
       <w:r>
-        <w:t xml:space="preserve">En operación real </w:t>
+        <w:t>Después de 24 meses (mes 28 del calendario), la cohort sigue generando ~</w:t>
       </w:r>
       <w:r>
         <w:rPr>
           <w:b/>
         </w:rPr>
-        <w:t>no hay una sola cohort</w:t>
-      </w:r>
-      <w:r>
-        <w:t xml:space="preserve">: cada mes entran nuevas farmacias mientras las viejas se apagan. El revenue total es la </w:t>
-      </w:r>
+        <w:t>USD 182/mes</w:t>
+      </w:r>
+      <w:r>
+        <w:t xml:space="preserve"> (3,5 × 52) y todavía no se ha extinguido.</w:t>
+      </w:r>
+    </w:p>
+    <w:p>
+      <w:r/>
       <w:r>
         <w:rPr>
           <w:b/>
         </w:rPr>
-        <w:t>suma de muchas cohortes</w:t>
-      </w:r>
-      <w:r>
-        <w:t xml:space="preserve">. Por eso al año 3 pueden coexistir </w:t>
+        <w:t>Lectura:</w:t>
+      </w:r>
+      <w:r>
+        <w:t xml:space="preserve"> el modelo es suma de cohorts; cada nuevo mes se añade una cohort nueva mientras las viejas se extinguen lentamente. Para el año 3 hay 12+ cohorts simultáneas pagando.</w:t>
+      </w:r>
+    </w:p>
+    <w:p>
+      <w:pPr>
+        <w:pStyle w:val="Heading2"/>
+      </w:pPr>
+      <w:r>
+        <w:t>7.1 Guía de lectura (qué significa la tabla)</w:t>
+      </w:r>
+    </w:p>
+    <w:p>
+      <w:r/>
+      <w:r>
+        <w:rPr>
+          <w:b/>
+        </w:rPr>
+        <w:t>Qué es una cohort</w:t>
+      </w:r>
+      <w:r>
+        <w:t xml:space="preserve">  </w:t>
+      </w:r>
+    </w:p>
+    <w:p>
+      <w:r>
+        <w:t xml:space="preserve">Una cohort es un </w:t>
+      </w:r>
+      <w:r>
+        <w:rPr>
+          <w:b/>
+        </w:rPr>
+        <w:t>grupo de farmacias que firmaron el mismo mes</w:t>
+      </w:r>
+      <w:r>
+        <w:t xml:space="preserve">. Aquí se toma </w:t>
+      </w:r>
+      <w:r>
+        <w:rPr>
+          <w:b/>
+        </w:rPr>
+        <w:t>10 farmacias que entran en el mes 4</w:t>
+      </w:r>
+      <w:r>
+        <w:t xml:space="preserve"> y se sigue solo a ese grupo en el tiempo.</w:t>
+      </w:r>
+    </w:p>
+    <w:p>
+      <w:r/>
+      <w:r>
+        <w:rPr>
+          <w:b/>
+        </w:rPr>
+        <w:t>Columna “Farmacias activas de la cohort”</w:t>
+      </w:r>
+      <w:r>
+        <w:t xml:space="preserve">  </w:t>
+      </w:r>
+    </w:p>
+    <w:p>
+      <w:r>
+        <w:t xml:space="preserve">Es cuántas de esas </w:t>
+      </w:r>
+      <w:r>
+        <w:rPr>
+          <w:b/>
+        </w:rPr>
+        <w:t>10</w:t>
+      </w:r>
+      <w:r>
+        <w:t xml:space="preserve"> siguen activas </w:t>
+      </w:r>
+      <w:r>
+        <w:rPr>
+          <w:b/>
+        </w:rPr>
+        <w:t>mes a mes</w:t>
+      </w:r>
+      <w:r>
+        <w:t xml:space="preserve"> si cada mes se van </w:t>
+      </w:r>
+      <w:r>
+        <w:rPr>
+          <w:b/>
+        </w:rPr>
+        <w:t>5%</w:t>
+      </w:r>
+      <w:r>
+        <w:t xml:space="preserve"> (churn) de las que quedaban el mes anterior. Los números con decimales (9,5; 9,0; …) son un </w:t>
+      </w:r>
+      <w:r>
+        <w:rPr>
+          <w:b/>
+        </w:rPr>
+        <w:t>promedio</w:t>
+      </w:r>
+      <w:r>
+        <w:t xml:space="preserve"> típico en modelos; en la realidad son farmacias enteras, pero la matemática del churn se expresa así.</w:t>
+      </w:r>
+    </w:p>
+    <w:p>
+      <w:r/>
+      <w:r>
+        <w:rPr>
+          <w:b/>
+        </w:rPr>
+        <w:t>Columna “ARPF acumulado de la cohort”</w:t>
+      </w:r>
+      <w:r>
+        <w:t xml:space="preserve">  </w:t>
+      </w:r>
+    </w:p>
+    <w:p>
+      <w:r>
+        <w:t xml:space="preserve">Es el </w:t>
+      </w:r>
+      <w:r>
+        <w:rPr>
+          <w:b/>
+        </w:rPr>
+        <w:t>dinero total</w:t>
+      </w:r>
+      <w:r>
+        <w:t xml:space="preserve"> que ese grupo ha pagado a Zonix </w:t>
+      </w:r>
+      <w:r>
+        <w:rPr>
+          <w:b/>
+        </w:rPr>
+        <w:t>sumando todos los meses</w:t>
+      </w:r>
+      <w:r>
+        <w:t xml:space="preserve"> desde que empezó (desde el mes 4 del ejemplo). Se asume </w:t>
+      </w:r>
+      <w:r>
+        <w:rPr>
+          <w:b/>
+        </w:rPr>
+        <w:t>USD ~52 por farmacia y por mes</w:t>
+      </w:r>
+      <w:r>
+        <w:t xml:space="preserve"> (el </w:t>
+      </w:r>
+      <w:r>
+        <w:rPr>
+          <w:b/>
+        </w:rPr>
+        <w:t>placeholder</w:t>
+      </w:r>
+      <w:r>
+        <w:t xml:space="preserve"> ARPF del pack). Por ejemplo: en el mes 5 el grupo paga aproximadamente </w:t>
+      </w:r>
+      <w:r>
+        <w:rPr>
+          <w:b/>
+        </w:rPr>
+        <w:t>9,5 × 52</w:t>
+      </w:r>
+      <w:r>
+        <w:t xml:space="preserve"> ese mes; el acumulado </w:t>
+      </w:r>
+      <w:r>
+        <w:rPr>
+          <w:b/>
+        </w:rPr>
+        <w:t>974</w:t>
+      </w:r>
+      <w:r>
+        <w:t xml:space="preserve"> incluye lo del mes 4 más lo del mes 5 (con redondeos de la tabla).</w:t>
+      </w:r>
+    </w:p>
+    <w:p>
+      <w:r/>
+      <w:r>
+        <w:rPr>
+          <w:b/>
+        </w:rPr>
+        <w:t>La frase “USD 182/mes” y “mes 28”</w:t>
+      </w:r>
+      <w:r>
+        <w:t xml:space="preserve">  </w:t>
+      </w:r>
+    </w:p>
+    <w:p>
+      <w:r/>
+      <w:r>
+        <w:rPr>
+          <w:b/>
+        </w:rPr>
+        <w:t>24 meses después</w:t>
+      </w:r>
+      <w:r>
+        <w:t xml:space="preserve"> del inicio de la cohort (mes 4 + 24 = </w:t>
+      </w:r>
+      <w:r>
+        <w:rPr>
+          <w:b/>
+        </w:rPr>
+        <w:t>mes 28</w:t>
+      </w:r>
+      <w:r>
+        <w:t xml:space="preserve"> del calendario de la empresa), aún quedan </w:t>
+      </w:r>
+      <w:r>
+        <w:rPr>
+          <w:b/>
+        </w:rPr>
+        <w:t>~3,5</w:t>
+      </w:r>
+      <w:r>
+        <w:t xml:space="preserve"> farmacias activas de las 10 originales. Ese resto paga ~</w:t>
+      </w:r>
+      <w:r>
+        <w:rPr>
+          <w:b/>
+        </w:rPr>
+        <w:t>3,5 × 52 ≈ 182 USD al mes</w:t>
+      </w:r>
+      <w:r>
+        <w:t xml:space="preserve">. </w:t>
+      </w:r>
+      <w:r>
+        <w:rPr>
+          <w:b/>
+        </w:rPr>
+        <w:t>“Todavía no se ha extinguido”</w:t>
+      </w:r>
+      <w:r>
+        <w:t xml:space="preserve"> significa que la cohort no llega a cero: con churn 5% queda un </w:t>
+      </w:r>
+      <w:r>
+        <w:rPr>
+          <w:b/>
+        </w:rPr>
+        <w:t>rabo</w:t>
+      </w:r>
+      <w:r>
+        <w:t xml:space="preserve"> de clientes que siguen un tiempo generando ingreso.</w:t>
+      </w:r>
+    </w:p>
+    <w:p>
+      <w:r/>
+      <w:r>
+        <w:rPr>
+          <w:b/>
+        </w:rPr>
+        <w:t>Por qué importa la “Lectura” de abajo</w:t>
+      </w:r>
+      <w:r>
+        <w:t xml:space="preserve">  </w:t>
+      </w:r>
+    </w:p>
+    <w:p>
+      <w:r>
+        <w:t xml:space="preserve">En operación real </w:t>
+      </w:r>
+      <w:r>
+        <w:rPr>
+          <w:b/>
+        </w:rPr>
+        <w:t>no</w:t>
+      </w:r>
+      <w:r>
+        <w:t xml:space="preserve"> hay una sola cohort: cada mes entran </w:t>
+      </w:r>
+      <w:r>
+        <w:rPr>
+          <w:b/>
+        </w:rPr>
+        <w:t>nuevas</w:t>
+      </w:r>
+      <w:r>
+        <w:t xml:space="preserve"> farmacias. El </w:t>
+      </w:r>
+      <w:r>
+        <w:rPr>
+          <w:b/>
+        </w:rPr>
+        <w:t>revenue total</w:t>
+      </w:r>
+      <w:r>
+        <w:t xml:space="preserve"> de la plataforma es la </w:t>
+      </w:r>
+      <w:r>
+        <w:rPr>
+          <w:b/>
+        </w:rPr>
+        <w:t>suma</w:t>
+      </w:r>
+      <w:r>
+        <w:t xml:space="preserve"> de muchas cohortes (las viejas se van apagando y las nuevas entran). Por eso al </w:t>
+      </w:r>
+      <w:r>
+        <w:rPr>
+          <w:b/>
+        </w:rPr>
+        <w:t>año 3</w:t>
+      </w:r>
+      <w:r>
+        <w:t xml:space="preserve"> puede haber </w:t>
       </w:r>
       <w:r>
         <w:rPr>
@@ -2125,12 +2754,55 @@
         <w:t>12+ cohortes</w:t>
       </w:r>
       <w:r>
-        <w:t xml:space="preserve"> aportando ingreso residual.</w:t>
+        <w:t xml:space="preserve"> a la vez aportando.</w:t>
       </w:r>
     </w:p>
     <w:p>
-      <w:r>
-        <w:t>────────────────────────────────────────</w:t>
+      <w:r/>
+      <w:r>
+        <w:rPr>
+          <w:b/>
+        </w:rPr>
+        <w:t>En una frase:</w:t>
+      </w:r>
+      <w:r>
+        <w:t xml:space="preserve"> la tabla es un </w:t>
+      </w:r>
+      <w:r>
+        <w:rPr>
+          <w:b/>
+        </w:rPr>
+        <w:t>ejemplo numérico</w:t>
+      </w:r>
+      <w:r>
+        <w:t xml:space="preserve"> de cómo </w:t>
+      </w:r>
+      <w:r>
+        <w:rPr>
+          <w:b/>
+        </w:rPr>
+        <w:t>10 farmacias</w:t>
+      </w:r>
+      <w:r>
+        <w:t xml:space="preserve"> que entran juntas generan ingreso mes a mes y cómo el </w:t>
+      </w:r>
+      <w:r>
+        <w:rPr>
+          <w:b/>
+        </w:rPr>
+        <w:t>churn</w:t>
+      </w:r>
+      <w:r>
+        <w:t xml:space="preserve"> reduce ese grupo; sirve para pensar el negocio en </w:t>
+      </w:r>
+      <w:r>
+        <w:rPr>
+          <w:b/>
+        </w:rPr>
+        <w:t>capas de cohortes</w:t>
+      </w:r>
+      <w:r>
+        <w:t>, no solo “una farmacia suelta”.</w:t>
       </w:r>
     </w:p>
     <w:p>
@@ -2138,267 +2810,7 @@
         <w:pStyle w:val="Heading1"/>
       </w:pPr>
       <w:r>
-        <w:t>Equilibrio operativo mensual</w:t>
-      </w:r>
-    </w:p>
-    <w:p>
-      <w:r>
-        <w:t xml:space="preserve">Definición: mes en el que </w:t>
-      </w:r>
-      <w:r>
-        <w:rPr>
-          <w:b/>
-        </w:rPr>
-        <w:t>ingresos ≥ burn</w:t>
-      </w:r>
-      <w:r>
-        <w:t xml:space="preserve"> del mismo mes.</w:t>
-      </w:r>
-    </w:p>
-    <w:tbl>
-      <w:tblPr>
-        <w:tblStyle w:val="TableGrid"/>
-        <w:tblW w:type="auto" w:w="0"/>
-        <w:tblLook w:firstColumn="1" w:firstRow="1" w:lastColumn="0" w:lastRow="0" w:noHBand="0" w:noVBand="1" w:val="04A0"/>
-      </w:tblPr>
-      <w:tblGrid>
-        <w:gridCol w:w="4320"/>
-        <w:gridCol w:w="4320"/>
-      </w:tblGrid>
-      <w:tr>
-        <w:tc>
-          <w:tcPr>
-            <w:tcW w:type="dxa" w:w="4320"/>
-            <w:shd w:fill="1E2A5A"/>
-          </w:tcPr>
-          <w:p>
-            <w:r>
-              <w:rPr>
-                <w:b/>
-                <w:color w:val="FFFFFF"/>
-                <w:sz w:val="20"/>
-              </w:rPr>
-              <w:t>Concepto</w:t>
-            </w:r>
-          </w:p>
-        </w:tc>
-        <w:tc>
-          <w:tcPr>
-            <w:tcW w:type="dxa" w:w="4320"/>
-            <w:shd w:fill="1E2A5A"/>
-          </w:tcPr>
-          <w:p>
-            <w:r>
-              <w:rPr>
-                <w:b/>
-                <w:color w:val="FFFFFF"/>
-                <w:sz w:val="20"/>
-              </w:rPr>
-              <w:t>Valor Lean</w:t>
-            </w:r>
-          </w:p>
-        </w:tc>
-      </w:tr>
-      <w:tr>
-        <w:tc>
-          <w:tcPr>
-            <w:tcW w:type="dxa" w:w="4320"/>
-          </w:tcPr>
-          <w:p>
-            <w:r>
-              <w:rPr>
-                <w:sz w:val="20"/>
-              </w:rPr>
-              <w:t>Burn promedio año 1</w:t>
-            </w:r>
-          </w:p>
-        </w:tc>
-        <w:tc>
-          <w:tcPr>
-            <w:tcW w:type="dxa" w:w="4320"/>
-          </w:tcPr>
-          <w:p>
-            <w:r>
-              <w:rPr>
-                <w:sz w:val="20"/>
-              </w:rPr>
-              <w:t>**~USD 8.108/mes**</w:t>
-            </w:r>
-          </w:p>
-        </w:tc>
-      </w:tr>
-      <w:tr>
-        <w:tc>
-          <w:tcPr>
-            <w:tcW w:type="dxa" w:w="4320"/>
-          </w:tcPr>
-          <w:p>
-            <w:r>
-              <w:rPr>
-                <w:sz w:val="20"/>
-              </w:rPr>
-              <w:t>Burn tramo cierre (M7–M12)</w:t>
-            </w:r>
-          </w:p>
-        </w:tc>
-        <w:tc>
-          <w:tcPr>
-            <w:tcW w:type="dxa" w:w="4320"/>
-          </w:tcPr>
-          <w:p>
-            <w:r>
-              <w:rPr>
-                <w:sz w:val="20"/>
-              </w:rPr>
-              <w:t>**~USD 7.980/mes**</w:t>
-            </w:r>
-          </w:p>
-        </w:tc>
-      </w:tr>
-      <w:tr>
-        <w:tc>
-          <w:tcPr>
-            <w:tcW w:type="dxa" w:w="4320"/>
-          </w:tcPr>
-          <w:p>
-            <w:r>
-              <w:rPr>
-                <w:sz w:val="20"/>
-              </w:rPr>
-              <w:t>Farmacias para equilibrio (ARPF 50)</w:t>
-            </w:r>
-          </w:p>
-        </w:tc>
-        <w:tc>
-          <w:tcPr>
-            <w:tcW w:type="dxa" w:w="4320"/>
-          </w:tcPr>
-          <w:p>
-            <w:r>
-              <w:rPr>
-                <w:sz w:val="20"/>
-              </w:rPr>
-              <w:t>**~160 activas**</w:t>
-            </w:r>
-          </w:p>
-        </w:tc>
-      </w:tr>
-      <w:tr>
-        <w:tc>
-          <w:tcPr>
-            <w:tcW w:type="dxa" w:w="4320"/>
-          </w:tcPr>
-          <w:p>
-            <w:r>
-              <w:rPr>
-                <w:sz w:val="20"/>
-              </w:rPr>
-              <w:t>Activas al **M12** (caso central)</w:t>
-            </w:r>
-          </w:p>
-        </w:tc>
-        <w:tc>
-          <w:tcPr>
-            <w:tcW w:type="dxa" w:w="4320"/>
-          </w:tcPr>
-          <w:p>
-            <w:r>
-              <w:rPr>
-                <w:sz w:val="20"/>
-              </w:rPr>
-              <w:t>**~159**</w:t>
-            </w:r>
-          </w:p>
-        </w:tc>
-      </w:tr>
-      <w:tr>
-        <w:tc>
-          <w:tcPr>
-            <w:tcW w:type="dxa" w:w="4320"/>
-          </w:tcPr>
-          <w:p>
-            <w:r>
-              <w:rPr>
-                <w:sz w:val="20"/>
-              </w:rPr>
-              <w:t>Ingresos **M12** vs burn **M12**</w:t>
-            </w:r>
-          </w:p>
-        </w:tc>
-        <w:tc>
-          <w:tcPr>
-            <w:tcW w:type="dxa" w:w="4320"/>
-          </w:tcPr>
-          <w:p>
-            <w:r>
-              <w:rPr>
-                <w:sz w:val="20"/>
-              </w:rPr>
-              <w:t>**~7.950 vs ~7.980** → **casi equilibrio**</w:t>
-            </w:r>
-          </w:p>
-        </w:tc>
-      </w:tr>
-      <w:tr>
-        <w:tc>
-          <w:tcPr>
-            <w:tcW w:type="dxa" w:w="4320"/>
-          </w:tcPr>
-          <w:p>
-            <w:r>
-              <w:rPr>
-                <w:sz w:val="20"/>
-              </w:rPr>
-              <w:t>**Caja M12**</w:t>
-            </w:r>
-          </w:p>
-        </w:tc>
-        <w:tc>
-          <w:tcPr>
-            <w:tcW w:type="dxa" w:w="4320"/>
-          </w:tcPr>
-          <w:p>
-            <w:r>
-              <w:rPr>
-                <w:sz w:val="20"/>
-              </w:rPr>
-              <w:t>**~40.831 USD**</w:t>
-            </w:r>
-          </w:p>
-        </w:tc>
-      </w:tr>
-    </w:tbl>
-    <w:p/>
-    <w:p>
-      <w:r>
-        <w:t xml:space="preserve">Con </w:t>
-      </w:r>
-      <w:r>
-        <w:rPr>
-          <w:b/>
-        </w:rPr>
-        <w:t>4 vendedores</w:t>
-      </w:r>
-      <w:r>
-        <w:t xml:space="preserve"> y curva comercial base, el plan </w:t>
-      </w:r>
-      <w:r>
-        <w:rPr>
-          <w:b/>
-        </w:rPr>
-        <w:t>roza</w:t>
-      </w:r>
-      <w:r>
-        <w:t xml:space="preserve"> el break-even mensual en el </w:t>
-      </w:r>
-      <w:r>
-        <w:rPr>
-          <w:b/>
-        </w:rPr>
-        <w:t>mes 12</w:t>
-      </w:r>
-      <w:r>
-        <w:t>. Alternativas documentadas:</w:t>
+        <w:t>8. Comparación con benchmarks reales</w:t>
       </w:r>
     </w:p>
     <w:tbl>
@@ -2426,7 +2838,7 @@
                 <w:color w:val="FFFFFF"/>
                 <w:sz w:val="20"/>
               </w:rPr>
-              <w:t>Variante</w:t>
+              <w:t>Métrica</w:t>
             </w:r>
           </w:p>
         </w:tc>
@@ -2442,7 +2854,7 @@
                 <w:color w:val="FFFFFF"/>
                 <w:sz w:val="20"/>
               </w:rPr>
-              <w:t>Palanca</w:t>
+              <w:t>Zonix Pharma</w:t>
             </w:r>
           </w:p>
         </w:tc>
@@ -2458,7 +2870,7 @@
                 <w:color w:val="FFFFFF"/>
                 <w:sz w:val="20"/>
               </w:rPr>
-              <w:t>Activas M12</w:t>
+              <w:t>Farmalisto (México/Colombia)</w:t>
             </w:r>
           </w:p>
         </w:tc>
@@ -2474,7 +2886,7 @@
                 <w:color w:val="FFFFFF"/>
                 <w:sz w:val="20"/>
               </w:rPr>
-              <w:t>Mes BE aprox.</w:t>
+              <w:t>Promedio SaaS B2B SMB LatAm</w:t>
             </w:r>
           </w:p>
         </w:tc>
@@ -2489,7 +2901,7 @@
               <w:rPr>
                 <w:sz w:val="20"/>
               </w:rPr>
-              <w:t>**Lean (base)**</w:t>
+              <w:t>Modelo cobro</w:t>
             </w:r>
           </w:p>
         </w:tc>
@@ -2502,7 +2914,7 @@
               <w:rPr>
                 <w:sz w:val="20"/>
               </w:rPr>
-              <w:t>Curva ×1,0, ARPF ~50</w:t>
+              <w:t>Cuota + % GMV (híbrido)</w:t>
             </w:r>
           </w:p>
         </w:tc>
@@ -2515,7 +2927,7 @@
               <w:rPr>
                 <w:sz w:val="20"/>
               </w:rPr>
-              <w:t>~159</w:t>
+              <w:t>Comisión + delivery</w:t>
             </w:r>
           </w:p>
         </w:tc>
@@ -2528,7 +2940,7 @@
               <w:rPr>
                 <w:sz w:val="20"/>
               </w:rPr>
-              <w:t>Casi M12</w:t>
+              <w:t>Subscription</w:t>
             </w:r>
           </w:p>
         </w:tc>
@@ -2543,7 +2955,7 @@
               <w:rPr>
                 <w:sz w:val="20"/>
               </w:rPr>
-              <w:t>**Lean+ comercial**</w:t>
+              <w:t>LTV / CAC</w:t>
             </w:r>
           </w:p>
         </w:tc>
@@ -2556,7 +2968,7 @@
               <w:rPr>
                 <w:sz w:val="20"/>
               </w:rPr>
-              <w:t>Curva firmas **×1,15** (mismo ~112k)</w:t>
+              <w:t>**~7,5x**</w:t>
             </w:r>
           </w:p>
         </w:tc>
@@ -2569,7 +2981,7 @@
               <w:rPr>
                 <w:sz w:val="20"/>
               </w:rPr>
-              <w:t>~183</w:t>
+              <w:t>~5x estimado</w:t>
             </w:r>
           </w:p>
         </w:tc>
@@ -2582,7 +2994,7 @@
               <w:rPr>
                 <w:sz w:val="20"/>
               </w:rPr>
-              <w:t>~M10</w:t>
+              <w:t>3-5x</w:t>
             </w:r>
           </w:p>
         </w:tc>
@@ -2597,7 +3009,7 @@
               <w:rPr>
                 <w:sz w:val="20"/>
               </w:rPr>
-              <w:t>**Lean+ unit economics**</w:t>
+              <w:t>Payback CAC</w:t>
             </w:r>
           </w:p>
         </w:tc>
@@ -2610,7 +3022,7 @@
               <w:rPr>
                 <w:sz w:val="20"/>
               </w:rPr>
-              <w:t>**ARPF ~53** sin acelerar curva</w:t>
+              <w:t>**~2,7 meses**</w:t>
             </w:r>
           </w:p>
         </w:tc>
@@ -2623,7 +3035,7 @@
               <w:rPr>
                 <w:sz w:val="20"/>
               </w:rPr>
-              <w:t>~151</w:t>
+              <w:t>~10-14 meses estimado</w:t>
             </w:r>
           </w:p>
         </w:tc>
@@ -2636,7 +3048,7 @@
               <w:rPr>
                 <w:sz w:val="20"/>
               </w:rPr>
-              <w:t>~M11</w:t>
+              <w:t>12-18 meses</w:t>
             </w:r>
           </w:p>
         </w:tc>
@@ -2651,7 +3063,7 @@
               <w:rPr>
                 <w:sz w:val="20"/>
               </w:rPr>
-              <w:t>**Base ~157k**</w:t>
+              <w:t>Churn mensual</w:t>
             </w:r>
           </w:p>
         </w:tc>
@@ -2664,7 +3076,7 @@
               <w:rPr>
                 <w:sz w:val="20"/>
               </w:rPr>
-              <w:t>Más colchón de caja, mismos 4× Sales</w:t>
+              <w:t>5% (target)</w:t>
             </w:r>
           </w:p>
         </w:tc>
@@ -2677,7 +3089,7 @@
               <w:rPr>
                 <w:sz w:val="20"/>
               </w:rPr>
-              <w:t>~159</w:t>
+              <w:t>~6% estimado</w:t>
             </w:r>
           </w:p>
         </w:tc>
@@ -2690,7 +3102,61 @@
               <w:rPr>
                 <w:sz w:val="20"/>
               </w:rPr>
-              <w:t>Similar Lean</w:t>
+              <w:t>5-7%</w:t>
+            </w:r>
+          </w:p>
+        </w:tc>
+      </w:tr>
+      <w:tr>
+        <w:tc>
+          <w:tcPr>
+            <w:tcW w:type="dxa" w:w="2160"/>
+          </w:tcPr>
+          <w:p>
+            <w:r>
+              <w:rPr>
+                <w:sz w:val="20"/>
+              </w:rPr>
+              <w:t>Gross margin</w:t>
+            </w:r>
+          </w:p>
+        </w:tc>
+        <w:tc>
+          <w:tcPr>
+            <w:tcW w:type="dxa" w:w="2160"/>
+          </w:tcPr>
+          <w:p>
+            <w:r>
+              <w:rPr>
+                <w:sz w:val="20"/>
+              </w:rPr>
+              <w:t>~92% (software / plataforma; sin logística directa del medicamento)</w:t>
+            </w:r>
+          </w:p>
+        </w:tc>
+        <w:tc>
+          <w:tcPr>
+            <w:tcW w:type="dxa" w:w="2160"/>
+          </w:tcPr>
+          <w:p>
+            <w:r>
+              <w:rPr>
+                <w:sz w:val="20"/>
+              </w:rPr>
+              <w:t>~65% (incluye costo logístico)</w:t>
+            </w:r>
+          </w:p>
+        </w:tc>
+        <w:tc>
+          <w:tcPr>
+            <w:tcW w:type="dxa" w:w="2160"/>
+          </w:tcPr>
+          <w:p>
+            <w:r>
+              <w:rPr>
+                <w:sz w:val="20"/>
+              </w:rPr>
+              <w:t>~70-80%</w:t>
             </w:r>
           </w:p>
         </w:tc>
@@ -2699,7 +3165,49 @@
     <w:p/>
     <w:p>
       <w:r>
-        <w:t>────────────────────────────────────────</w:t>
+        <w:rPr>
+          <w:i/>
+        </w:rPr>
+        <w:t>**Nota AUD-05:** el ~92% es margen bruto de plataforma **antes** de waiver comercial §11 (cuota USD 0 meses 1–2 primeras 10 farmacias) y antes de S&amp;M variable. Margen **post-waiver** requiere recalibración FP&amp;A post-piloto.</w:t>
+      </w:r>
+    </w:p>
+    <w:p>
+      <w:r/>
+      <w:r>
+        <w:rPr>
+          <w:b/>
+        </w:rPr>
+        <w:t>Lectura para el inversor:</w:t>
+      </w:r>
+      <w:r>
+        <w:t xml:space="preserve"> Zonix Pharma tiene buen payback y LTV/CAC frente a benchmarks porque </w:t>
+      </w:r>
+      <w:r>
+        <w:rPr>
+          <w:b/>
+        </w:rPr>
+        <w:t>no</w:t>
+      </w:r>
+      <w:r>
+        <w:t xml:space="preserve"> opera logística directa del medicamento (intermediación + software). Los ratios usan </w:t>
+      </w:r>
+      <w:r>
+        <w:rPr>
+          <w:b/>
+        </w:rPr>
+        <w:t>ARPF placeholder (USD ~52)</w:t>
+      </w:r>
+      <w:r>
+        <w:t xml:space="preserve"> y </w:t>
+      </w:r>
+      <w:r>
+        <w:rPr>
+          <w:b/>
+        </w:rPr>
+        <w:t>CAC USD 139</w:t>
+      </w:r>
+      <w:r>
+        <w:t xml:space="preserve"> hasta datos de piloto.</w:t>
       </w:r>
     </w:p>
     <w:p>
@@ -2707,7 +3215,273 @@
         <w:pStyle w:val="Heading1"/>
       </w:pPr>
       <w:r>
-        <w:t>Comparación rápida con benchmarks</w:t>
+        <w:t>9. Sensibilidades al modelo</w:t>
+      </w:r>
+    </w:p>
+    <w:p>
+      <w:pPr>
+        <w:pStyle w:val="Heading2"/>
+      </w:pPr>
+      <w:r>
+        <w:t>Caso pesimista</w:t>
+      </w:r>
+    </w:p>
+    <w:p>
+      <w:r>
+        <w:t>- ARPF: USD 35 (mix desfavorable).</w:t>
+      </w:r>
+    </w:p>
+    <w:p>
+      <w:r>
+        <w:t>- CAC: USD 130 (Sales B2B menos eficiente).</w:t>
+      </w:r>
+    </w:p>
+    <w:p>
+      <w:r>
+        <w:t>- Churn: 8% mensual.</w:t>
+      </w:r>
+    </w:p>
+    <w:p>
+      <w:r>
+        <w:t>- LTV: USD 437.</w:t>
+      </w:r>
+    </w:p>
+    <w:p>
+      <w:r>
+        <w:t>- LTV/CAC: 3,4x.</w:t>
+      </w:r>
+    </w:p>
+    <w:p>
+      <w:r>
+        <w:t>- Payback CAC: 3,7 meses.</w:t>
+      </w:r>
+    </w:p>
+    <w:p>
+      <w:r>
+        <w:t xml:space="preserve">- </w:t>
+      </w:r>
+      <w:r>
+        <w:rPr>
+          <w:b/>
+        </w:rPr>
+        <w:t>Break-even mensual (fórmula ARPF×N):</w:t>
+      </w:r>
+      <w:r>
+        <w:t xml:space="preserve"> con burn Lean Excel esc.1 </w:t>
+      </w:r>
+      <w:r>
+        <w:rPr>
+          <w:b/>
+        </w:rPr>
+        <w:t>~USD 11.411–14.346</w:t>
+      </w:r>
+      <w:r>
+        <w:t xml:space="preserve"> y </w:t>
+      </w:r>
+      <w:r>
+        <w:rPr>
+          <w:b/>
+        </w:rPr>
+        <w:t>ARPF 35</w:t>
+      </w:r>
+      <w:r>
+        <w:t xml:space="preserve">, hacen falta </w:t>
+      </w:r>
+      <w:r>
+        <w:rPr>
+          <w:b/>
+        </w:rPr>
+        <w:t>~326–410</w:t>
+      </w:r>
+      <w:r>
+        <w:t xml:space="preserve"> farmacias (no ~159). Con </w:t>
+      </w:r>
+      <w:r>
+        <w:rPr>
+          <w:b/>
+        </w:rPr>
+        <w:t>ARPF ~52</w:t>
+      </w:r>
+      <w:r>
+        <w:t xml:space="preserve"> → </w:t>
+      </w:r>
+      <w:r>
+        <w:rPr>
+          <w:b/>
+        </w:rPr>
+        <w:t>~219–276</w:t>
+      </w:r>
+      <w:r>
+        <w:t xml:space="preserve"> activas. La curva comercial ref. </w:t>
+      </w:r>
+      <w:r>
+        <w:rPr>
+          <w:b/>
+        </w:rPr>
+        <w:t>~159 M12</w:t>
+      </w:r>
+      <w:r>
+        <w:t xml:space="preserve"> </w:t>
+      </w:r>
+      <w:r>
+        <w:rPr>
+          <w:b/>
+        </w:rPr>
+        <w:t>no</w:t>
+      </w:r>
+      <w:r>
+        <w:t xml:space="preserve"> alcanza BE por fórmula ARPF×N a 35 — escenario pesimista de UE.</w:t>
+      </w:r>
+    </w:p>
+    <w:p>
+      <w:r>
+        <w:t xml:space="preserve">- </w:t>
+      </w:r>
+      <w:r>
+        <w:rPr>
+          <w:b/>
+        </w:rPr>
+        <w:t>Implicación:</w:t>
+      </w:r>
+      <w:r>
+        <w:t xml:space="preserve"> el </w:t>
+      </w:r>
+      <w:r>
+        <w:rPr>
+          <w:b/>
+        </w:rPr>
+        <w:t>BE FCF M5</w:t>
+      </w:r>
+      <w:r>
+        <w:t xml:space="preserve"> del esc.1 (P&amp;L híbrido Excel) </w:t>
+      </w:r>
+      <w:r>
+        <w:rPr>
+          <w:b/>
+        </w:rPr>
+        <w:t>no</w:t>
+      </w:r>
+      <w:r>
+        <w:t xml:space="preserve"> se transfiere al caso ARPF 35; son lentes distintas (híbrido vs ARPF×N).</w:t>
+      </w:r>
+    </w:p>
+    <w:p>
+      <w:pPr>
+        <w:pStyle w:val="Heading2"/>
+      </w:pPr>
+      <w:r>
+        <w:t>Caso optimista</w:t>
+      </w:r>
+    </w:p>
+    <w:p>
+      <w:r>
+        <w:t>- ARPF: USD 55 (mix favorable).</w:t>
+      </w:r>
+    </w:p>
+    <w:p>
+      <w:r>
+        <w:t>- CAC: USD 75 (marketing orgánico funciona bien).</w:t>
+      </w:r>
+    </w:p>
+    <w:p>
+      <w:r>
+        <w:t>- Churn: 4% mensual.</w:t>
+      </w:r>
+    </w:p>
+    <w:p>
+      <w:r>
+        <w:t>- LTV: USD 1.375.</w:t>
+      </w:r>
+    </w:p>
+    <w:p>
+      <w:r>
+        <w:t>- LTV/CAC: 18,3x.</w:t>
+      </w:r>
+    </w:p>
+    <w:p>
+      <w:r>
+        <w:t>- Payback CAC: 1,4 meses.</w:t>
+      </w:r>
+    </w:p>
+    <w:p>
+      <w:r>
+        <w:t xml:space="preserve">- </w:t>
+      </w:r>
+      <w:r>
+        <w:rPr>
+          <w:b/>
+        </w:rPr>
+        <w:t>Break-even mensual (fórmula explícita):</w:t>
+      </w:r>
+      <w:r>
+        <w:t xml:space="preserve"> con burn Excel esc.1 </w:t>
+      </w:r>
+      <w:r>
+        <w:rPr>
+          <w:b/>
+        </w:rPr>
+        <w:t>~USD 11.411–14.346</w:t>
+      </w:r>
+      <w:r>
+        <w:t xml:space="preserve"> y </w:t>
+      </w:r>
+      <w:r>
+        <w:rPr>
+          <w:b/>
+        </w:rPr>
+        <w:t>ARPF 55</w:t>
+      </w:r>
+      <w:r>
+        <w:t xml:space="preserve"> → </w:t>
+      </w:r>
+      <w:r>
+        <w:rPr>
+          <w:b/>
+        </w:rPr>
+        <w:t>~189–195</w:t>
+      </w:r>
+      <w:r>
+        <w:t xml:space="preserve"> farmacias.</w:t>
+      </w:r>
+    </w:p>
+    <w:p>
+      <w:r>
+        <w:t xml:space="preserve">- </w:t>
+      </w:r>
+      <w:r>
+        <w:rPr>
+          <w:b/>
+        </w:rPr>
+        <w:t>Implicación:</w:t>
+      </w:r>
+      <w:r>
+        <w:t xml:space="preserve"> con ARPF ~55 y cuota 45/60/70 + % GMV, el proyecto tiene BE FCF desde </w:t>
+      </w:r>
+      <w:r>
+        <w:rPr>
+          <w:b/>
+        </w:rPr>
+        <w:t>M5</w:t>
+      </w:r>
+      <w:r>
+        <w:t xml:space="preserve"> (FCF M1–M4 negativo; cash Day-D </w:t>
+      </w:r>
+      <w:r>
+        <w:rPr>
+          <w:b/>
+        </w:rPr>
+        <w:t>187.152</w:t>
+      </w:r>
+      <w:r>
+        <w:t>).</w:t>
+      </w:r>
+    </w:p>
+    <w:p>
+      <w:pPr>
+        <w:pStyle w:val="Heading1"/>
+      </w:pPr>
+      <w:r>
+        <w:t>10. Conclusión</w:t>
       </w:r>
     </w:p>
     <w:tbl>
@@ -2717,14 +3491,13 @@
         <w:tblLook w:firstColumn="1" w:firstRow="1" w:lastColumn="0" w:lastRow="0" w:noHBand="0" w:noVBand="1" w:val="04A0"/>
       </w:tblPr>
       <w:tblGrid>
-        <w:gridCol w:w="2880"/>
-        <w:gridCol w:w="2880"/>
-        <w:gridCol w:w="2880"/>
+        <w:gridCol w:w="4320"/>
+        <w:gridCol w:w="4320"/>
       </w:tblGrid>
       <w:tr>
         <w:tc>
           <w:tcPr>
-            <w:tcW w:type="dxa" w:w="2880"/>
+            <w:tcW w:type="dxa" w:w="4320"/>
             <w:shd w:fill="1E2A5A"/>
           </w:tcPr>
           <w:p>
@@ -2740,7 +3513,7 @@
         </w:tc>
         <w:tc>
           <w:tcPr>
-            <w:tcW w:type="dxa" w:w="2880"/>
+            <w:tcW w:type="dxa" w:w="4320"/>
             <w:shd w:fill="1E2A5A"/>
           </w:tcPr>
           <w:p>
@@ -2750,23 +3523,7 @@
                 <w:color w:val="FFFFFF"/>
                 <w:sz w:val="20"/>
               </w:rPr>
-              <w:t>Zonix Pharma</w:t>
-            </w:r>
-          </w:p>
-        </w:tc>
-        <w:tc>
-          <w:tcPr>
-            <w:tcW w:type="dxa" w:w="2880"/>
-            <w:shd w:fill="1E2A5A"/>
-          </w:tcPr>
-          <w:p>
-            <w:r>
-              <w:rPr>
-                <w:b/>
-                <w:color w:val="FFFFFF"/>
-                <w:sz w:val="20"/>
-              </w:rPr>
-              <w:t>Referencia LatAm</w:t>
+              <w:t>Valor</w:t>
             </w:r>
           </w:p>
         </w:tc>
@@ -2774,40 +3531,27 @@
       <w:tr>
         <w:tc>
           <w:tcPr>
-            <w:tcW w:type="dxa" w:w="2880"/>
+            <w:tcW w:type="dxa" w:w="4320"/>
           </w:tcPr>
           <w:p>
             <w:r>
               <w:rPr>
                 <w:sz w:val="20"/>
               </w:rPr>
-              <w:t>Modelo</w:t>
+              <w:t>**ARPF**</w:t>
             </w:r>
           </w:p>
         </w:tc>
         <w:tc>
           <w:tcPr>
-            <w:tcW w:type="dxa" w:w="2880"/>
+            <w:tcW w:type="dxa" w:w="4320"/>
           </w:tcPr>
           <w:p>
             <w:r>
               <w:rPr>
                 <w:sz w:val="20"/>
               </w:rPr>
-              <w:t>Cuota + % GMV (bajo)</w:t>
-            </w:r>
-          </w:p>
-        </w:tc>
-        <w:tc>
-          <w:tcPr>
-            <w:tcW w:type="dxa" w:w="2880"/>
-          </w:tcPr>
-          <w:p>
-            <w:r>
-              <w:rPr>
-                <w:sz w:val="20"/>
-              </w:rPr>
-              <w:t>Agregadores: 25–35% GMV</w:t>
+              <w:t>USD **~52**/mes *(placeholder hasta GMV piloto; cuota 45/60/70 + % GMV — esc.1 v4)*</w:t>
             </w:r>
           </w:p>
         </w:tc>
@@ -2815,40 +3559,27 @@
       <w:tr>
         <w:tc>
           <w:tcPr>
-            <w:tcW w:type="dxa" w:w="2880"/>
+            <w:tcW w:type="dxa" w:w="4320"/>
           </w:tcPr>
           <w:p>
             <w:r>
               <w:rPr>
                 <w:sz w:val="20"/>
               </w:rPr>
-              <w:t>LTV/CAC</w:t>
+              <w:t>**CAC**</w:t>
             </w:r>
           </w:p>
         </w:tc>
         <w:tc>
           <w:tcPr>
-            <w:tcW w:type="dxa" w:w="2880"/>
+            <w:tcW w:type="dxa" w:w="4320"/>
           </w:tcPr>
           <w:p>
             <w:r>
               <w:rPr>
                 <w:sz w:val="20"/>
               </w:rPr>
-              <w:t>**~7,2×**</w:t>
-            </w:r>
-          </w:p>
-        </w:tc>
-        <w:tc>
-          <w:tcPr>
-            <w:tcW w:type="dxa" w:w="2880"/>
-          </w:tcPr>
-          <w:p>
-            <w:r>
-              <w:rPr>
-                <w:sz w:val="20"/>
-              </w:rPr>
-              <w:t>SaaS B2B SMB: 3–5×</w:t>
+              <w:t>USD **139** *(Sales + supuestos §3)*</w:t>
             </w:r>
           </w:p>
         </w:tc>
@@ -2856,40 +3587,27 @@
       <w:tr>
         <w:tc>
           <w:tcPr>
-            <w:tcW w:type="dxa" w:w="2880"/>
+            <w:tcW w:type="dxa" w:w="4320"/>
           </w:tcPr>
           <w:p>
             <w:r>
               <w:rPr>
                 <w:sz w:val="20"/>
               </w:rPr>
-              <w:t>Payback CAC</w:t>
+              <w:t>**Lifetime promedio**</w:t>
             </w:r>
           </w:p>
         </w:tc>
         <w:tc>
           <w:tcPr>
-            <w:tcW w:type="dxa" w:w="2880"/>
+            <w:tcW w:type="dxa" w:w="4320"/>
           </w:tcPr>
           <w:p>
             <w:r>
               <w:rPr>
                 <w:sz w:val="20"/>
               </w:rPr>
-              <w:t>**~2,8 meses**</w:t>
-            </w:r>
-          </w:p>
-        </w:tc>
-        <w:tc>
-          <w:tcPr>
-            <w:tcW w:type="dxa" w:w="2880"/>
-          </w:tcPr>
-          <w:p>
-            <w:r>
-              <w:rPr>
-                <w:sz w:val="20"/>
-              </w:rPr>
-              <w:t>SaaS típico: 12–18 meses</w:t>
+              <w:t>20 meses</w:t>
             </w:r>
           </w:p>
         </w:tc>
@@ -2897,40 +3615,27 @@
       <w:tr>
         <w:tc>
           <w:tcPr>
-            <w:tcW w:type="dxa" w:w="2880"/>
+            <w:tcW w:type="dxa" w:w="4320"/>
           </w:tcPr>
           <w:p>
             <w:r>
               <w:rPr>
                 <w:sz w:val="20"/>
               </w:rPr>
-              <w:t>Churn objetivo</w:t>
+              <w:t>**LTV**</w:t>
             </w:r>
           </w:p>
         </w:tc>
         <w:tc>
           <w:tcPr>
-            <w:tcW w:type="dxa" w:w="2880"/>
+            <w:tcW w:type="dxa" w:w="4320"/>
           </w:tcPr>
           <w:p>
             <w:r>
               <w:rPr>
                 <w:sz w:val="20"/>
               </w:rPr>
-              <w:t>5%/mes</w:t>
-            </w:r>
-          </w:p>
-        </w:tc>
-        <w:tc>
-          <w:tcPr>
-            <w:tcW w:type="dxa" w:w="2880"/>
-          </w:tcPr>
-          <w:p>
-            <w:r>
-              <w:rPr>
-                <w:sz w:val="20"/>
-              </w:rPr>
-              <w:t>5–7% mediana</w:t>
+              <w:t>USD 1.040</w:t>
             </w:r>
           </w:p>
         </w:tc>
@@ -2938,40 +3643,111 @@
       <w:tr>
         <w:tc>
           <w:tcPr>
-            <w:tcW w:type="dxa" w:w="2880"/>
+            <w:tcW w:type="dxa" w:w="4320"/>
           </w:tcPr>
           <w:p>
             <w:r>
               <w:rPr>
                 <w:sz w:val="20"/>
               </w:rPr>
-              <w:t>Margen bruto</w:t>
+              <w:t>**LTV/CAC**</w:t>
             </w:r>
           </w:p>
         </w:tc>
         <w:tc>
           <w:tcPr>
-            <w:tcW w:type="dxa" w:w="2880"/>
+            <w:tcW w:type="dxa" w:w="4320"/>
           </w:tcPr>
           <w:p>
             <w:r>
               <w:rPr>
                 <w:sz w:val="20"/>
               </w:rPr>
-              <w:t>~92% plataforma</w:t>
+              <w:t>**~7,5x**</w:t>
             </w:r>
           </w:p>
         </w:tc>
+      </w:tr>
+      <w:tr>
         <w:tc>
           <w:tcPr>
-            <w:tcW w:type="dxa" w:w="2880"/>
+            <w:tcW w:type="dxa" w:w="4320"/>
           </w:tcPr>
           <w:p>
             <w:r>
               <w:rPr>
                 <w:sz w:val="20"/>
               </w:rPr>
-              <w:t>Marketplace con logística: ~65%</w:t>
+              <w:t>**Payback CAC**</w:t>
+            </w:r>
+          </w:p>
+        </w:tc>
+        <w:tc>
+          <w:tcPr>
+            <w:tcW w:type="dxa" w:w="4320"/>
+          </w:tcPr>
+          <w:p>
+            <w:r>
+              <w:rPr>
+                <w:sz w:val="20"/>
+              </w:rPr>
+              <w:t>**~2,7 meses**</w:t>
+            </w:r>
+          </w:p>
+        </w:tc>
+      </w:tr>
+      <w:tr>
+        <w:tc>
+          <w:tcPr>
+            <w:tcW w:type="dxa" w:w="4320"/>
+          </w:tcPr>
+          <w:p>
+            <w:r>
+              <w:rPr>
+                <w:sz w:val="20"/>
+              </w:rPr>
+              <w:t>**Equilibrio operativo mensual**</w:t>
+            </w:r>
+          </w:p>
+        </w:tc>
+        <w:tc>
+          <w:tcPr>
+            <w:tcW w:type="dxa" w:w="4320"/>
+          </w:tcPr>
+          <w:p>
+            <w:r>
+              <w:rPr>
+                <w:sz w:val="20"/>
+              </w:rPr>
+              <w:t>**M5** (esc.1: FCF M1–M4 negativo; cash M12 **246.231**)</w:t>
+            </w:r>
+          </w:p>
+        </w:tc>
+      </w:tr>
+      <w:tr>
+        <w:tc>
+          <w:tcPr>
+            <w:tcW w:type="dxa" w:w="4320"/>
+          </w:tcPr>
+          <w:p>
+            <w:r>
+              <w:rPr>
+                <w:sz w:val="20"/>
+              </w:rPr>
+              <w:t>**Margen bruto del modelo**</w:t>
+            </w:r>
+          </w:p>
+        </w:tc>
+        <w:tc>
+          <w:tcPr>
+            <w:tcW w:type="dxa" w:w="4320"/>
+          </w:tcPr>
+          <w:p>
+            <w:r>
+              <w:rPr>
+                <w:sz w:val="20"/>
+              </w:rPr>
+              <w:t>~92%</w:t>
             </w:r>
           </w:p>
         </w:tc>
@@ -2984,42 +3760,16 @@
         <w:rPr>
           <w:b/>
         </w:rPr>
-        <w:t>Lectura:</w:t>
-      </w:r>
-      <w:r>
-        <w:t xml:space="preserve"> buen payback y LTV/CAC porque Zonix </w:t>
-      </w:r>
-      <w:r>
-        <w:rPr>
-          <w:b/>
-        </w:rPr>
-        <w:t>no</w:t>
-      </w:r>
-      <w:r>
-        <w:t xml:space="preserve"> opera la logística del medicamento — es capa digital sobre farmacias ya reguladas. El margen </w:t>
-      </w:r>
-      <w:r>
-        <w:rPr>
-          <w:b/>
-        </w:rPr>
-        <w:t>~92%</w:t>
-      </w:r>
-      <w:r>
-        <w:t xml:space="preserve"> es bruto de plataforma </w:t>
-      </w:r>
-      <w:r>
-        <w:rPr>
-          <w:b/>
-        </w:rPr>
-        <w:t>antes</w:t>
-      </w:r>
-      <w:r>
-        <w:t xml:space="preserve"> de waiver comercial y antes de S&amp;M variable completo.</w:t>
-      </w:r>
+        <w:t>Para el inversor:</w:t>
+      </w:r>
+      <w:r/>
     </w:p>
     <w:p>
       <w:r>
-        <w:t>────────────────────────────────────────</w:t>
+        <w:rPr>
+          <w:i/>
+        </w:rPr>
+        <w:t>Zonix Pharma compite en unit economics con marketplace farmacéuticos LatAm comparables (Farmalisto): cobro **híbrido** (fija + % bajo sobre GMV) mantiene take-rate total **muy inferior** al de agregadores tipo Rappi; no opera logística directa del medicamento. Los ratios usan **ARPF placeholder (USD ~52)** y **CAC USD 139** hasta recalibración con GMV piloto.</w:t>
       </w:r>
     </w:p>
     <w:p>
@@ -3027,802 +3777,73 @@
         <w:pStyle w:val="Heading1"/>
       </w:pPr>
       <w:r>
-        <w:t>Sensibilidades resumidas</w:t>
+        <w:t>11. Documentos hermanos</w:t>
       </w:r>
     </w:p>
-    <w:tbl>
-      <w:tblPr>
-        <w:tblStyle w:val="TableGrid"/>
-        <w:tblW w:type="auto" w:w="0"/>
-        <w:tblLook w:firstColumn="1" w:firstRow="1" w:lastColumn="0" w:lastRow="0" w:noHBand="0" w:noVBand="1" w:val="04A0"/>
-      </w:tblPr>
-      <w:tblGrid>
-        <w:gridCol w:w="1080"/>
-        <w:gridCol w:w="1080"/>
-        <w:gridCol w:w="1080"/>
-        <w:gridCol w:w="1080"/>
-        <w:gridCol w:w="1080"/>
-        <w:gridCol w:w="1080"/>
-        <w:gridCol w:w="1080"/>
-        <w:gridCol w:w="1080"/>
-      </w:tblGrid>
-      <w:tr>
-        <w:tc>
-          <w:tcPr>
-            <w:tcW w:type="dxa" w:w="1080"/>
-            <w:shd w:fill="1E2A5A"/>
-          </w:tcPr>
-          <w:p>
-            <w:r>
-              <w:rPr>
-                <w:b/>
-                <w:color w:val="FFFFFF"/>
-                <w:sz w:val="20"/>
-              </w:rPr>
-              <w:t>Escenario</w:t>
-            </w:r>
-          </w:p>
-        </w:tc>
-        <w:tc>
-          <w:tcPr>
-            <w:tcW w:type="dxa" w:w="1080"/>
-            <w:shd w:fill="1E2A5A"/>
-          </w:tcPr>
-          <w:p>
-            <w:r>
-              <w:rPr>
-                <w:b/>
-                <w:color w:val="FFFFFF"/>
-                <w:sz w:val="20"/>
-              </w:rPr>
-              <w:t>ARPF</w:t>
-            </w:r>
-          </w:p>
-        </w:tc>
-        <w:tc>
-          <w:tcPr>
-            <w:tcW w:type="dxa" w:w="1080"/>
-            <w:shd w:fill="1E2A5A"/>
-          </w:tcPr>
-          <w:p>
-            <w:r>
-              <w:rPr>
-                <w:b/>
-                <w:color w:val="FFFFFF"/>
-                <w:sz w:val="20"/>
-              </w:rPr>
-              <w:t>CAC</w:t>
-            </w:r>
-          </w:p>
-        </w:tc>
-        <w:tc>
-          <w:tcPr>
-            <w:tcW w:type="dxa" w:w="1080"/>
-            <w:shd w:fill="1E2A5A"/>
-          </w:tcPr>
-          <w:p>
-            <w:r>
-              <w:rPr>
-                <w:b/>
-                <w:color w:val="FFFFFF"/>
-                <w:sz w:val="20"/>
-              </w:rPr>
-              <w:t>Churn</w:t>
-            </w:r>
-          </w:p>
-        </w:tc>
-        <w:tc>
-          <w:tcPr>
-            <w:tcW w:type="dxa" w:w="1080"/>
-            <w:shd w:fill="1E2A5A"/>
-          </w:tcPr>
-          <w:p>
-            <w:r>
-              <w:rPr>
-                <w:b/>
-                <w:color w:val="FFFFFF"/>
-                <w:sz w:val="20"/>
-              </w:rPr>
-              <w:t>LTV</w:t>
-            </w:r>
-          </w:p>
-        </w:tc>
-        <w:tc>
-          <w:tcPr>
-            <w:tcW w:type="dxa" w:w="1080"/>
-            <w:shd w:fill="1E2A5A"/>
-          </w:tcPr>
-          <w:p>
-            <w:r>
-              <w:rPr>
-                <w:b/>
-                <w:color w:val="FFFFFF"/>
-                <w:sz w:val="20"/>
-              </w:rPr>
-              <w:t>LTV/CAC</w:t>
-            </w:r>
-          </w:p>
-        </w:tc>
-        <w:tc>
-          <w:tcPr>
-            <w:tcW w:type="dxa" w:w="1080"/>
-            <w:shd w:fill="1E2A5A"/>
-          </w:tcPr>
-          <w:p>
-            <w:r>
-              <w:rPr>
-                <w:b/>
-                <w:color w:val="FFFFFF"/>
-                <w:sz w:val="20"/>
-              </w:rPr>
-              <w:t>Break-even (~activas)</w:t>
-            </w:r>
-          </w:p>
-        </w:tc>
-        <w:tc>
-          <w:tcPr>
-            <w:tcW w:type="dxa" w:w="1080"/>
-            <w:shd w:fill="1E2A5A"/>
-          </w:tcPr>
-          <w:p>
-            <w:r>
-              <w:rPr>
-                <w:b/>
-                <w:color w:val="FFFFFF"/>
-                <w:sz w:val="20"/>
-              </w:rPr>
-              <w:t>Caja M12 ref.</w:t>
-            </w:r>
-          </w:p>
-        </w:tc>
-      </w:tr>
-      <w:tr>
-        <w:tc>
-          <w:tcPr>
-            <w:tcW w:type="dxa" w:w="1080"/>
-          </w:tcPr>
-          <w:p>
-            <w:r>
-              <w:rPr>
-                <w:sz w:val="20"/>
-              </w:rPr>
-              <w:t>**Base (P50)**</w:t>
-            </w:r>
-          </w:p>
-        </w:tc>
-        <w:tc>
-          <w:tcPr>
-            <w:tcW w:type="dxa" w:w="1080"/>
-          </w:tcPr>
-          <w:p>
-            <w:r>
-              <w:rPr>
-                <w:sz w:val="20"/>
-              </w:rPr>
-              <w:t>50</w:t>
-            </w:r>
-          </w:p>
-        </w:tc>
-        <w:tc>
-          <w:tcPr>
-            <w:tcW w:type="dxa" w:w="1080"/>
-          </w:tcPr>
-          <w:p>
-            <w:r>
-              <w:rPr>
-                <w:sz w:val="20"/>
-              </w:rPr>
-              <w:t>139</w:t>
-            </w:r>
-          </w:p>
-        </w:tc>
-        <w:tc>
-          <w:tcPr>
-            <w:tcW w:type="dxa" w:w="1080"/>
-          </w:tcPr>
-          <w:p>
-            <w:r>
-              <w:rPr>
-                <w:sz w:val="20"/>
-              </w:rPr>
-              <w:t>5%</w:t>
-            </w:r>
-          </w:p>
-        </w:tc>
-        <w:tc>
-          <w:tcPr>
-            <w:tcW w:type="dxa" w:w="1080"/>
-          </w:tcPr>
-          <w:p>
-            <w:r>
-              <w:rPr>
-                <w:sz w:val="20"/>
-              </w:rPr>
-              <w:t>1.000</w:t>
-            </w:r>
-          </w:p>
-        </w:tc>
-        <w:tc>
-          <w:tcPr>
-            <w:tcW w:type="dxa" w:w="1080"/>
-          </w:tcPr>
-          <w:p>
-            <w:r>
-              <w:rPr>
-                <w:sz w:val="20"/>
-              </w:rPr>
-              <w:t>**7,2×**</w:t>
-            </w:r>
-          </w:p>
-        </w:tc>
-        <w:tc>
-          <w:tcPr>
-            <w:tcW w:type="dxa" w:w="1080"/>
-          </w:tcPr>
-          <w:p>
-            <w:r>
-              <w:rPr>
-                <w:sz w:val="20"/>
-              </w:rPr>
-              <w:t>**~160**</w:t>
-            </w:r>
-          </w:p>
-        </w:tc>
-        <w:tc>
-          <w:tcPr>
-            <w:tcW w:type="dxa" w:w="1080"/>
-          </w:tcPr>
-          <w:p>
-            <w:r>
-              <w:rPr>
-                <w:sz w:val="20"/>
-              </w:rPr>
-              <w:t>**~40.831**</w:t>
-            </w:r>
-          </w:p>
-        </w:tc>
-      </w:tr>
-      <w:tr>
-        <w:tc>
-          <w:tcPr>
-            <w:tcW w:type="dxa" w:w="1080"/>
-          </w:tcPr>
-          <w:p>
-            <w:r>
-              <w:rPr>
-                <w:sz w:val="20"/>
-              </w:rPr>
-              <w:t>Pesimista (P10)</w:t>
-            </w:r>
-          </w:p>
-        </w:tc>
-        <w:tc>
-          <w:tcPr>
-            <w:tcW w:type="dxa" w:w="1080"/>
-          </w:tcPr>
-          <w:p>
-            <w:r>
-              <w:rPr>
-                <w:sz w:val="20"/>
-              </w:rPr>
-              <w:t>35–40</w:t>
-            </w:r>
-          </w:p>
-        </w:tc>
-        <w:tc>
-          <w:tcPr>
-            <w:tcW w:type="dxa" w:w="1080"/>
-          </w:tcPr>
-          <w:p>
-            <w:r>
-              <w:rPr>
-                <w:sz w:val="20"/>
-              </w:rPr>
-              <w:t>130</w:t>
-            </w:r>
-          </w:p>
-        </w:tc>
-        <w:tc>
-          <w:tcPr>
-            <w:tcW w:type="dxa" w:w="1080"/>
-          </w:tcPr>
-          <w:p>
-            <w:r>
-              <w:rPr>
-                <w:sz w:val="20"/>
-              </w:rPr>
-              <w:t>8%</w:t>
-            </w:r>
-          </w:p>
-        </w:tc>
-        <w:tc>
-          <w:tcPr>
-            <w:tcW w:type="dxa" w:w="1080"/>
-          </w:tcPr>
-          <w:p>
-            <w:r>
-              <w:rPr>
-                <w:sz w:val="20"/>
-              </w:rPr>
-              <w:t>437–800</w:t>
-            </w:r>
-          </w:p>
-        </w:tc>
-        <w:tc>
-          <w:tcPr>
-            <w:tcW w:type="dxa" w:w="1080"/>
-          </w:tcPr>
-          <w:p>
-            <w:r>
-              <w:rPr>
-                <w:sz w:val="20"/>
-              </w:rPr>
-              <w:t>3,4–5,7×</w:t>
-            </w:r>
-          </w:p>
-        </w:tc>
-        <w:tc>
-          <w:tcPr>
-            <w:tcW w:type="dxa" w:w="1080"/>
-          </w:tcPr>
-          <w:p>
-            <w:r>
-              <w:rPr>
-                <w:sz w:val="20"/>
-              </w:rPr>
-              <w:t>~212</w:t>
-            </w:r>
-          </w:p>
-        </w:tc>
-        <w:tc>
-          <w:tcPr>
-            <w:tcW w:type="dxa" w:w="1080"/>
-          </w:tcPr>
-          <w:p>
-            <w:r>
-              <w:rPr>
-                <w:sz w:val="20"/>
-              </w:rPr>
-              <w:t>~25.000</w:t>
-            </w:r>
-          </w:p>
-        </w:tc>
-      </w:tr>
-      <w:tr>
-        <w:tc>
-          <w:tcPr>
-            <w:tcW w:type="dxa" w:w="1080"/>
-          </w:tcPr>
-          <w:p>
-            <w:r>
-              <w:rPr>
-                <w:sz w:val="20"/>
-              </w:rPr>
-              <w:t>Optimista (P90)</w:t>
-            </w:r>
-          </w:p>
-        </w:tc>
-        <w:tc>
-          <w:tcPr>
-            <w:tcW w:type="dxa" w:w="1080"/>
-          </w:tcPr>
-          <w:p>
-            <w:r>
-              <w:rPr>
-                <w:sz w:val="20"/>
-              </w:rPr>
-              <w:t>55</w:t>
-            </w:r>
-          </w:p>
-        </w:tc>
-        <w:tc>
-          <w:tcPr>
-            <w:tcW w:type="dxa" w:w="1080"/>
-          </w:tcPr>
-          <w:p>
-            <w:r>
-              <w:rPr>
-                <w:sz w:val="20"/>
-              </w:rPr>
-              <w:t>75</w:t>
-            </w:r>
-          </w:p>
-        </w:tc>
-        <w:tc>
-          <w:tcPr>
-            <w:tcW w:type="dxa" w:w="1080"/>
-          </w:tcPr>
-          <w:p>
-            <w:r>
-              <w:rPr>
-                <w:sz w:val="20"/>
-              </w:rPr>
-              <w:t>4%</w:t>
-            </w:r>
-          </w:p>
-        </w:tc>
-        <w:tc>
-          <w:tcPr>
-            <w:tcW w:type="dxa" w:w="1080"/>
-          </w:tcPr>
-          <w:p>
-            <w:r>
-              <w:rPr>
-                <w:sz w:val="20"/>
-              </w:rPr>
-              <w:t>1.375</w:t>
-            </w:r>
-          </w:p>
-        </w:tc>
-        <w:tc>
-          <w:tcPr>
-            <w:tcW w:type="dxa" w:w="1080"/>
-          </w:tcPr>
-          <w:p>
-            <w:r>
-              <w:rPr>
-                <w:sz w:val="20"/>
-              </w:rPr>
-              <w:t>18,3×</w:t>
-            </w:r>
-          </w:p>
-        </w:tc>
-        <w:tc>
-          <w:tcPr>
-            <w:tcW w:type="dxa" w:w="1080"/>
-          </w:tcPr>
-          <w:p>
-            <w:r>
-              <w:rPr>
-                <w:sz w:val="20"/>
-              </w:rPr>
-              <w:t>~132</w:t>
-            </w:r>
-          </w:p>
-        </w:tc>
-        <w:tc>
-          <w:tcPr>
-            <w:tcW w:type="dxa" w:w="1080"/>
-          </w:tcPr>
-          <w:p>
-            <w:r>
-              <w:rPr>
-                <w:sz w:val="20"/>
-              </w:rPr>
-              <w:t>~52.000</w:t>
-            </w:r>
-          </w:p>
-        </w:tc>
-      </w:tr>
-    </w:tbl>
-    <w:p/>
     <w:p>
-      <w:r/>
+      <w:r>
+        <w:t>- [MODELO_FINANCIERO_ZONIX_PHARMA.md](MODELO_FINANCIERO_ZONIX_PHARMA.md) + [`MODELO_FINANCIERO_ZONIX_PHARMA.xlsx`](MODELO_FINANCIERO_ZONIX_PHARMA.xlsx): consolidado gastos/ingresos/egresos y sensibilidad.</w:t>
+      </w:r>
+    </w:p>
+    <w:p>
+      <w:r>
+        <w:t>- [PROYECCION_FINANCIERA_12M.md](PROYECCION_FINANCIERA_12M.md): cómo se traduce a flujo mes a mes.</w:t>
+      </w:r>
+    </w:p>
+    <w:p>
+      <w:r>
+        <w:t>- [PRESUPUESTO_12_MESES_REFERENCIA.md](PRESUPUESTO_12_MESES_REFERENCIA.md): desglose Lean por línea (esc.1).</w:t>
+      </w:r>
+    </w:p>
+    <w:p>
+      <w:r>
+        <w:t xml:space="preserve">- [`MODELO_FINANCIERO_ZONIX_PHARMA.xlsx`](MODELO_FINANCIERO_ZONIX_PHARMA.xlsx): burn </w:t>
+      </w:r>
       <w:r>
         <w:rPr>
           <w:b/>
         </w:rPr>
-        <w:t>Pesimista:</w:t>
-      </w:r>
-      <w:r>
-        <w:t xml:space="preserve"> con ARPF 35 y burn ~8.108, harían falta </w:t>
+        <w:t>Lean Excel</w:t>
+      </w:r>
+      <w:r>
+        <w:t xml:space="preserve"> (~USD </w:t>
       </w:r>
       <w:r>
         <w:rPr>
           <w:b/>
         </w:rPr>
-        <w:t>~212 activas</w:t>
-      </w:r>
-      <w:r>
-        <w:t xml:space="preserve"> para equilibrio — por encima del plan central. Implicación: más capital, recorte de burn o mejora de ARPF/mix.</w:t>
-      </w:r>
-    </w:p>
-    <w:p>
-      <w:pPr>
-        <w:pStyle w:val="Heading2"/>
-      </w:pPr>
-      <w:r>
-        <w:t>Cómo se traduce en caja (puente simple)</w:t>
-      </w:r>
-    </w:p>
-    <w:p>
-      <w:r>
-        <w:t>```</w:t>
-      </w:r>
-    </w:p>
-    <w:p>
-      <w:r>
-        <w:t>Caja Day-D:                    ~78.153</w:t>
-      </w:r>
-    </w:p>
-    <w:p>
-      <w:r>
-        <w:t>+ Ingresos año 1:              ~59.968</w:t>
-      </w:r>
-    </w:p>
-    <w:p>
-      <w:r>
-        <w:t>− Burn año 1 (incl. reserva):  ~97.780  (97.290 + 490)</w:t>
-      </w:r>
-    </w:p>
-    <w:p>
-      <w:r>
-        <w:t>= Caja M12:                    ~40.831</w:t>
-      </w:r>
-    </w:p>
-    <w:p>
-      <w:r>
-        <w:t>```</w:t>
-      </w:r>
-    </w:p>
-    <w:p>
-      <w:r>
-        <w:t xml:space="preserve">La diferencia entre </w:t>
+        <w:t>14.346</w:t>
+      </w:r>
+      <w:r>
+        <w:t xml:space="preserve">/mes; Y1 </w:t>
       </w:r>
       <w:r>
         <w:rPr>
           <w:b/>
         </w:rPr>
-        <w:t>FCF acumulado −37.322</w:t>
-      </w:r>
-      <w:r>
-        <w:t xml:space="preserve"> y la caída de caja desde Day-D refleja que </w:t>
+        <w:t>172.152</w:t>
+      </w:r>
+      <w:r>
+        <w:t xml:space="preserve">); tramos esc.1 </w:t>
       </w:r>
       <w:r>
         <w:rPr>
           <w:b/>
         </w:rPr>
-        <w:t>Fase 0 ya consumió ~33,8k</w:t>
-      </w:r>
-      <w:r>
-        <w:t xml:space="preserve"> antes de M1 — no es doble conteo si se lee desde el wire total.</w:t>
+        <w:t>11.411 / 14.846 / 14.346</w:t>
+      </w:r>
+      <w:r>
+        <w:t>.</w:t>
       </w:r>
     </w:p>
     <w:p>
       <w:r>
-        <w:t>────────────────────────────────────────</w:t>
+        <w:t>- [PERFIL_MERCADO_PILOTO.md](PERFIL_MERCADO_PILOTO.md): de dónde sale el SAM extendido.</w:t>
       </w:r>
     </w:p>
     <w:p>
-      <w:pPr>
-        <w:pStyle w:val="Heading1"/>
-      </w:pPr>
-      <w:r>
-        <w:t>Qué nos gustaría que revises, Gabriel</w:t>
-      </w:r>
-    </w:p>
-    <w:p>
-      <w:r>
-        <w:t xml:space="preserve">1. </w:t>
-      </w:r>
-      <w:r>
-        <w:rPr>
-          <w:b/>
-        </w:rPr>
-        <w:t>¿El ARPF ~50 es creíble en Valencia?</w:t>
-      </w:r>
-      <w:r>
-        <w:t xml:space="preserve"> — Contrastar con cuota 25/40/55 + % GMV que aceptarían farmacias independientes que ya conoces en la red Morr.</w:t>
-      </w:r>
-    </w:p>
-    <w:p>
-      <w:r>
-        <w:t xml:space="preserve">2. </w:t>
-      </w:r>
-      <w:r>
-        <w:rPr>
-          <w:b/>
-        </w:rPr>
-        <w:t>¿El CAC 139 refleja costo comercial local?</w:t>
-      </w:r>
-      <w:r>
-        <w:t xml:space="preserve"> — Comisiones, visitas, material; si el canal Morr puede reducir fricción de prospección o el costo de la primera visita.</w:t>
-      </w:r>
-    </w:p>
-    <w:p>
-      <w:r>
-        <w:t xml:space="preserve">3. </w:t>
-      </w:r>
-      <w:r>
-        <w:rPr>
-          <w:b/>
-        </w:rPr>
-        <w:t>Churn 5%</w:t>
-      </w:r>
-      <w:r>
-        <w:t xml:space="preserve"> — ¿Qué haría sticky o frágil a una farmacia en app vs mostrador solo? ¿Hay precedentes en retail/servicios locales que conozcas?</w:t>
-      </w:r>
-    </w:p>
-    <w:p>
-      <w:r>
-        <w:t xml:space="preserve">4. </w:t>
-      </w:r>
-      <w:r>
-        <w:rPr>
-          <w:b/>
-        </w:rPr>
-        <w:t>Equilibrio ~160 activas / ~159 al M12</w:t>
-      </w:r>
-      <w:r>
-        <w:t xml:space="preserve"> — ¿Es alcanzable en Carabobo en 12 meses con 4 vendedores? (plan central: </w:t>
-      </w:r>
-      <w:r>
-        <w:rPr>
-          <w:b/>
-        </w:rPr>
-        <w:t>185 firmas</w:t>
-      </w:r>
-      <w:r>
-        <w:t xml:space="preserve">, </w:t>
-      </w:r>
-      <w:r>
-        <w:rPr>
-          <w:b/>
-        </w:rPr>
-        <w:t>159 activas</w:t>
-      </w:r>
-      <w:r>
-        <w:t xml:space="preserve"> M12, </w:t>
-      </w:r>
-      <w:r>
-        <w:rPr>
-          <w:b/>
-        </w:rPr>
-        <w:t>~112k</w:t>
-      </w:r>
-      <w:r>
-        <w:t xml:space="preserve"> SAFE Lean).</w:t>
-      </w:r>
-    </w:p>
-    <w:p>
-      <w:r>
-        <w:t>────────────────────────────────────────</w:t>
-      </w:r>
-    </w:p>
-    <w:p>
-      <w:pPr>
-        <w:pStyle w:val="Heading1"/>
-      </w:pPr>
-      <w:r>
-        <w:t>Disclaimers</w:t>
-      </w:r>
-    </w:p>
-    <w:p>
-      <w:r>
-        <w:t xml:space="preserve">- Cifras en </w:t>
-      </w:r>
-      <w:r>
-        <w:rPr>
-          <w:b/>
-        </w:rPr>
-        <w:t>USD constantes</w:t>
-      </w:r>
-      <w:r>
-        <w:t xml:space="preserve">. ARPF, CAC, LTV y LTV/CAC son </w:t>
-      </w:r>
-      <w:r>
-        <w:rPr>
-          <w:b/>
-        </w:rPr>
-        <w:t>supuestos de modelado</w:t>
-      </w:r>
-      <w:r>
-        <w:t xml:space="preserve"> hasta </w:t>
-      </w:r>
-      <w:r>
-        <w:rPr>
-          <w:b/>
-        </w:rPr>
-        <w:t>≥30 días post-Day-D</w:t>
-      </w:r>
-      <w:r>
-        <w:t xml:space="preserve"> con GMV y mix de tiers medidos.</w:t>
-      </w:r>
-    </w:p>
-    <w:p>
-      <w:r>
-        <w:t xml:space="preserve">- El </w:t>
-      </w:r>
-      <w:r>
-        <w:rPr>
-          <w:b/>
-        </w:rPr>
-        <w:t>CAC 139</w:t>
-      </w:r>
-      <w:r>
-        <w:t xml:space="preserve"> y el </w:t>
-      </w:r>
-      <w:r>
-        <w:rPr>
-          <w:b/>
-        </w:rPr>
-        <w:t>ARPF ~50</w:t>
-      </w:r>
-      <w:r>
-        <w:t xml:space="preserve"> no deben cambiarse en materiales externos sin decisión explícita del founder.</w:t>
-      </w:r>
-    </w:p>
-    <w:p>
-      <w:r>
-        <w:t xml:space="preserve">- Margen </w:t>
-      </w:r>
-      <w:r>
-        <w:rPr>
-          <w:b/>
-        </w:rPr>
-        <w:t>~92%</w:t>
-      </w:r>
-      <w:r>
-        <w:t xml:space="preserve"> es bruto de plataforma </w:t>
-      </w:r>
-      <w:r>
-        <w:rPr>
-          <w:b/>
-        </w:rPr>
-        <w:t>antes</w:t>
-      </w:r>
-      <w:r>
-        <w:t xml:space="preserve"> de waiver comercial y antes de S&amp;M variable completo.</w:t>
-      </w:r>
-    </w:p>
-    <w:p>
-      <w:r>
-        <w:t xml:space="preserve">- Este documento </w:t>
-      </w:r>
-      <w:r>
-        <w:rPr>
-          <w:b/>
-        </w:rPr>
-        <w:t>no sustituye</w:t>
-      </w:r>
-      <w:r>
-        <w:t xml:space="preserve"> asesoría contable, legal ni dictamen regulatorio farmacéutico.</w:t>
-      </w:r>
-    </w:p>
-    <w:p>
-      <w:r>
-        <w:t xml:space="preserve">- </w:t>
-      </w:r>
-      <w:r>
-        <w:rPr>
-          <w:b/>
-        </w:rPr>
-        <w:t>No es oferta de valores</w:t>
-      </w:r>
-      <w:r>
-        <w:t xml:space="preserve"> ni solicitud de inversión salvo acuerdo aparte.</w:t>
-      </w:r>
-    </w:p>
-    <w:p>
-      <w:r>
-        <w:t>────────────────────────────────────────</w:t>
-      </w:r>
-    </w:p>
-    <w:p>
-      <w:r/>
-      <w:r>
-        <w:rPr>
-          <w:b/>
-        </w:rPr>
-        <w:t>Abrahan Pulido</w:t>
-      </w:r>
-      <w:r>
-        <w:t xml:space="preserve">  </w:t>
-      </w:r>
-    </w:p>
-    <w:p>
-      <w:r>
-        <w:t xml:space="preserve">Founder / CEO / CTO — Zonix Pharma  </w:t>
-      </w:r>
-    </w:p>
-    <w:p>
-      <w:r>
-        <w:t>ing.pulido.abrahan@gmail.com · +58 412 4352014</w:t>
-      </w:r>
-    </w:p>
-    <w:p>
-      <w:r>
-        <w:t>*Zonix Pharma — junio 2026*</w:t>
+      <w:r>
+        <w:t>- [MONTOS_REFERENCIA_INTERNET.md](MONTOS_REFERENCIA_INTERNET.md): fuentes de churn LatAm y benchmarks Farmalisto.</w:t>
       </w:r>
     </w:p>
     <w:sectPr>
